--- a/Assignment-2/Report/Assignment-2-Report-Kornidesz-Mate.docx
+++ b/Assignment-2/Report/Assignment-2-Report-Kornidesz-Mate.docx
@@ -6,135 +6,266 @@
       <w:pPr>
         <w:pStyle w:val="Cmsor1"/>
         <w:jc w:val="center"/>
-      </w:pPr>
-      <w:r>
-        <w:t xml:space="preserve">Experimental </w:t>
-      </w:r>
-      <w:r>
-        <w:t>a</w:t>
-      </w:r>
-      <w:r>
+        <w:rPr>
+          <w:lang w:val="en-GB"/>
+        </w:rPr>
+      </w:pPr>
+      <w:r>
+        <w:rPr>
+          <w:lang w:val="en-GB"/>
+        </w:rPr>
+        <w:t>A</w:t>
+      </w:r>
+      <w:r>
+        <w:rPr>
+          <w:lang w:val="en-GB"/>
+        </w:rPr>
         <w:t xml:space="preserve">nalysis of CPU vs. GPU </w:t>
       </w:r>
       <w:r>
+        <w:rPr>
+          <w:lang w:val="en-GB"/>
+        </w:rPr>
         <w:t>p</w:t>
       </w:r>
       <w:r>
+        <w:rPr>
+          <w:lang w:val="en-GB"/>
+        </w:rPr>
         <w:t xml:space="preserve">erformance in </w:t>
       </w:r>
       <w:r>
+        <w:rPr>
+          <w:lang w:val="en-GB"/>
+        </w:rPr>
         <w:t>r</w:t>
       </w:r>
       <w:r>
+        <w:rPr>
+          <w:lang w:val="en-GB"/>
+        </w:rPr>
         <w:t>eal-</w:t>
       </w:r>
       <w:r>
+        <w:rPr>
+          <w:lang w:val="en-GB"/>
+        </w:rPr>
         <w:t>t</w:t>
       </w:r>
       <w:r>
+        <w:rPr>
+          <w:lang w:val="en-GB"/>
+        </w:rPr>
         <w:t xml:space="preserve">ime </w:t>
       </w:r>
       <w:r>
+        <w:rPr>
+          <w:lang w:val="en-GB"/>
+        </w:rPr>
         <w:t>i</w:t>
       </w:r>
       <w:r>
+        <w:rPr>
+          <w:lang w:val="en-GB"/>
+        </w:rPr>
         <w:t xml:space="preserve">mage </w:t>
       </w:r>
       <w:r>
+        <w:rPr>
+          <w:lang w:val="en-GB"/>
+        </w:rPr>
         <w:t>p</w:t>
       </w:r>
       <w:r>
+        <w:rPr>
+          <w:lang w:val="en-GB"/>
+        </w:rPr>
         <w:t>rocessing</w:t>
       </w:r>
     </w:p>
-    <w:p/>
+    <w:p>
+      <w:pPr>
+        <w:rPr>
+          <w:lang w:val="en-GB"/>
+        </w:rPr>
+      </w:pPr>
+    </w:p>
     <w:p>
       <w:pPr>
         <w:pStyle w:val="Cmsor2"/>
-      </w:pPr>
-      <w:r>
+        <w:rPr>
+          <w:lang w:val="en-GB"/>
+        </w:rPr>
+      </w:pPr>
+      <w:r>
+        <w:rPr>
+          <w:lang w:val="en-GB"/>
+        </w:rPr>
         <w:t>Introduction</w:t>
       </w:r>
     </w:p>
-    <w:p/>
+    <w:p>
+      <w:pPr>
+        <w:rPr>
+          <w:lang w:val="en-GB"/>
+        </w:rPr>
+      </w:pPr>
+    </w:p>
     <w:p>
       <w:pPr>
         <w:jc w:val="both"/>
-      </w:pPr>
-      <w:r>
+        <w:rPr>
+          <w:lang w:val="en-GB"/>
+        </w:rPr>
+      </w:pPr>
+      <w:r>
+        <w:rPr>
+          <w:lang w:val="en-GB"/>
+        </w:rPr>
         <w:t>The r</w:t>
       </w:r>
       <w:r>
+        <w:rPr>
+          <w:lang w:val="en-GB"/>
+        </w:rPr>
         <w:t>eal-time image processing</w:t>
       </w:r>
       <w:r>
+        <w:rPr>
+          <w:lang w:val="en-GB"/>
+        </w:rPr>
         <w:t xml:space="preserve"> phenomenon</w:t>
       </w:r>
       <w:r>
+        <w:rPr>
+          <w:lang w:val="en-GB"/>
+        </w:rPr>
         <w:t xml:space="preserve"> plays a </w:t>
       </w:r>
       <w:r>
+        <w:rPr>
+          <w:lang w:val="en-GB"/>
+        </w:rPr>
         <w:t>significant</w:t>
       </w:r>
       <w:r>
+        <w:rPr>
+          <w:lang w:val="en-GB"/>
+        </w:rPr>
         <w:t xml:space="preserve"> role in modern visual computing applications </w:t>
       </w:r>
       <w:r>
+        <w:rPr>
+          <w:lang w:val="en-GB"/>
+        </w:rPr>
         <w:t xml:space="preserve">like </w:t>
       </w:r>
       <w:r>
+        <w:rPr>
+          <w:lang w:val="en-GB"/>
+        </w:rPr>
         <w:t xml:space="preserve">augmented reality, computer vision, and live video enhancement. </w:t>
       </w:r>
       <w:r>
+        <w:rPr>
+          <w:lang w:val="en-GB"/>
+        </w:rPr>
         <w:t>By a</w:t>
       </w:r>
       <w:r>
+        <w:rPr>
+          <w:lang w:val="en-GB"/>
+        </w:rPr>
         <w:t>chieving high frame rates (FPS)</w:t>
       </w:r>
       <w:r>
+        <w:rPr>
+          <w:lang w:val="en-GB"/>
+        </w:rPr>
         <w:t xml:space="preserve"> which</w:t>
       </w:r>
       <w:r>
+        <w:rPr>
+          <w:lang w:val="en-GB"/>
+        </w:rPr>
         <w:t xml:space="preserve"> is essential to ensure </w:t>
       </w:r>
       <w:r>
+        <w:rPr>
+          <w:lang w:val="en-GB"/>
+        </w:rPr>
         <w:t xml:space="preserve">the </w:t>
       </w:r>
       <w:r>
+        <w:rPr>
+          <w:lang w:val="en-GB"/>
+        </w:rPr>
         <w:t xml:space="preserve">smooth and responsive user experience. However, performance can vary significantly depending on factors </w:t>
       </w:r>
       <w:r>
+        <w:rPr>
+          <w:lang w:val="en-GB"/>
+        </w:rPr>
         <w:t>like</w:t>
       </w:r>
       <w:r>
+        <w:rPr>
+          <w:lang w:val="en-GB"/>
+        </w:rPr>
         <w:t xml:space="preserve"> execution hardware (CPU vs. GPU), image resolution, filtering algorithms, compiler mode (Debug vs. Release)</w:t>
       </w:r>
       <w:r>
+        <w:rPr>
+          <w:lang w:val="en-GB"/>
+        </w:rPr>
         <w:t>. G</w:t>
       </w:r>
       <w:r>
+        <w:rPr>
+          <w:lang w:val="en-GB"/>
+        </w:rPr>
         <w:t xml:space="preserve">eometric transformations </w:t>
       </w:r>
       <w:r>
+        <w:rPr>
+          <w:lang w:val="en-GB"/>
+        </w:rPr>
         <w:t>that are applied to the frames can also affect performance in a crucial way.</w:t>
       </w:r>
     </w:p>
     <w:p>
-      <w:r>
+      <w:pPr>
+        <w:jc w:val="both"/>
+        <w:rPr>
+          <w:lang w:val="en-GB"/>
+        </w:rPr>
+      </w:pPr>
+      <w:r>
+        <w:rPr>
+          <w:lang w:val="en-GB"/>
+        </w:rPr>
         <w:t>This study</w:t>
       </w:r>
       <w:r>
+        <w:rPr>
+          <w:lang w:val="en-GB"/>
+        </w:rPr>
         <w:t>’s goal is</w:t>
       </w:r>
       <w:r>
+        <w:rPr>
+          <w:lang w:val="en-GB"/>
+        </w:rPr>
         <w:t xml:space="preserve"> to answer the following research question:</w:t>
       </w:r>
     </w:p>
     <w:p>
       <w:pPr>
+        <w:jc w:val="both"/>
         <w:rPr>
           <w:i/>
           <w:iCs/>
+          <w:lang w:val="en-GB"/>
         </w:rPr>
       </w:pPr>
       <w:r>
@@ -143,6 +274,7 @@
           <w:bCs/>
           <w:i/>
           <w:iCs/>
+          <w:lang w:val="en-GB"/>
         </w:rPr>
         <w:t>„</w:t>
       </w:r>
@@ -152,6 +284,7 @@
           <w:bCs/>
           <w:i/>
           <w:iCs/>
+          <w:lang w:val="en-GB"/>
         </w:rPr>
         <w:t xml:space="preserve">How do hardware </w:t>
       </w:r>
@@ -161,6 +294,7 @@
           <w:bCs/>
           <w:i/>
           <w:iCs/>
+          <w:lang w:val="en-GB"/>
         </w:rPr>
         <w:t>settings</w:t>
       </w:r>
@@ -170,8 +304,9 @@
           <w:bCs/>
           <w:i/>
           <w:iCs/>
-        </w:rPr>
-        <w:t>, image resolution, filte</w:t>
+          <w:lang w:val="en-GB"/>
+        </w:rPr>
+        <w:t xml:space="preserve">, image resolution, </w:t>
       </w:r>
       <w:r>
         <w:rPr>
@@ -179,8 +314,9 @@
           <w:bCs/>
           <w:i/>
           <w:iCs/>
-        </w:rPr>
-        <w:t>s and their respective complexity</w:t>
+          <w:lang w:val="en-GB"/>
+        </w:rPr>
+        <w:t>filte</w:t>
       </w:r>
       <w:r>
         <w:rPr>
@@ -188,8 +324,9 @@
           <w:bCs/>
           <w:i/>
           <w:iCs/>
-        </w:rPr>
-        <w:t xml:space="preserve"> and geometric transformations influence the real-time performance of image processing pipelines, and to what </w:t>
+          <w:lang w:val="en-GB"/>
+        </w:rPr>
+        <w:t>rs</w:t>
       </w:r>
       <w:r>
         <w:rPr>
@@ -197,8 +334,9 @@
           <w:bCs/>
           <w:i/>
           <w:iCs/>
-        </w:rPr>
-        <w:t>extent</w:t>
+          <w:lang w:val="en-GB"/>
+        </w:rPr>
+        <w:t xml:space="preserve"> and their respective complexity</w:t>
       </w:r>
       <w:r>
         <w:rPr>
@@ -206,8 +344,9 @@
           <w:bCs/>
           <w:i/>
           <w:iCs/>
-        </w:rPr>
-        <w:t xml:space="preserve"> can GPU parallelization improve execution speed compared to CPU processing?</w:t>
+          <w:lang w:val="en-GB"/>
+        </w:rPr>
+        <w:t xml:space="preserve"> and geometric transformations influence the real-time performance of image processing pipelines, and to what </w:t>
       </w:r>
       <w:r>
         <w:rPr>
@@ -215,27 +354,72 @@
           <w:bCs/>
           <w:i/>
           <w:iCs/>
+          <w:lang w:val="en-GB"/>
+        </w:rPr>
+        <w:t>extent</w:t>
+      </w:r>
+      <w:r>
+        <w:rPr>
+          <w:b/>
+          <w:bCs/>
+          <w:i/>
+          <w:iCs/>
+          <w:lang w:val="en-GB"/>
+        </w:rPr>
+        <w:t xml:space="preserve"> can GPU parallelization improve execution speed compared to CPU processing?</w:t>
+      </w:r>
+      <w:r>
+        <w:rPr>
+          <w:b/>
+          <w:bCs/>
+          <w:i/>
+          <w:iCs/>
+          <w:lang w:val="en-GB"/>
         </w:rPr>
         <w:t>”</w:t>
       </w:r>
     </w:p>
     <w:p>
-      <w:r>
+      <w:pPr>
+        <w:jc w:val="both"/>
+        <w:rPr>
+          <w:lang w:val="en-GB"/>
+        </w:rPr>
+      </w:pPr>
+      <w:r>
+        <w:rPr>
+          <w:lang w:val="en-GB"/>
+        </w:rPr>
         <w:t>The study</w:t>
       </w:r>
       <w:r>
+        <w:rPr>
+          <w:lang w:val="en-GB"/>
+        </w:rPr>
         <w:t xml:space="preserve"> hypothesize</w:t>
       </w:r>
       <w:r>
+        <w:rPr>
+          <w:lang w:val="en-GB"/>
+        </w:rPr>
         <w:t>s</w:t>
       </w:r>
       <w:r>
+        <w:rPr>
+          <w:lang w:val="en-GB"/>
+        </w:rPr>
         <w:t xml:space="preserve"> </w:t>
       </w:r>
       <w:r>
+        <w:rPr>
+          <w:lang w:val="en-GB"/>
+        </w:rPr>
         <w:t>the following</w:t>
       </w:r>
       <w:r>
+        <w:rPr>
+          <w:lang w:val="en-GB"/>
+        </w:rPr>
         <w:t>:</w:t>
       </w:r>
     </w:p>
@@ -245,27 +429,47 @@
           <w:ilvl w:val="0"/>
           <w:numId w:val="1"/>
         </w:numPr>
+        <w:jc w:val="both"/>
+        <w:rPr>
+          <w:lang w:val="en-GB"/>
+        </w:rPr>
       </w:pPr>
       <w:r>
         <w:rPr>
           <w:b/>
           <w:bCs/>
+          <w:lang w:val="en-GB"/>
         </w:rPr>
         <w:t>GPU execution will consistently outperform CPU execution</w:t>
       </w:r>
       <w:r>
+        <w:rPr>
+          <w:lang w:val="en-GB"/>
+        </w:rPr>
         <w:t xml:space="preserve">, especially for </w:t>
       </w:r>
       <w:r>
+        <w:rPr>
+          <w:lang w:val="en-GB"/>
+        </w:rPr>
         <w:t xml:space="preserve">filters that are </w:t>
       </w:r>
       <w:r>
+        <w:rPr>
+          <w:lang w:val="en-GB"/>
+        </w:rPr>
         <w:t>computationally intensiv</w:t>
       </w:r>
       <w:r>
+        <w:rPr>
+          <w:lang w:val="en-GB"/>
+        </w:rPr>
         <w:t>e/expensive</w:t>
       </w:r>
       <w:r>
+        <w:rPr>
+          <w:lang w:val="en-GB"/>
+        </w:rPr>
         <w:t>.</w:t>
       </w:r>
     </w:p>
@@ -275,15 +479,23 @@
           <w:ilvl w:val="0"/>
           <w:numId w:val="1"/>
         </w:numPr>
+        <w:jc w:val="both"/>
+        <w:rPr>
+          <w:lang w:val="en-GB"/>
+        </w:rPr>
       </w:pPr>
       <w:r>
         <w:rPr>
           <w:b/>
           <w:bCs/>
+          <w:lang w:val="en-GB"/>
         </w:rPr>
         <w:t>Higher resolutions will lead to lower FPS</w:t>
       </w:r>
       <w:r>
+        <w:rPr>
+          <w:lang w:val="en-GB"/>
+        </w:rPr>
         <w:t>.</w:t>
       </w:r>
     </w:p>
@@ -293,21 +505,35 @@
           <w:ilvl w:val="0"/>
           <w:numId w:val="1"/>
         </w:numPr>
+        <w:jc w:val="both"/>
+        <w:rPr>
+          <w:lang w:val="en-GB"/>
+        </w:rPr>
       </w:pPr>
       <w:r>
         <w:rPr>
           <w:b/>
           <w:bCs/>
+          <w:lang w:val="en-GB"/>
         </w:rPr>
         <w:t>Release builds will show higher performance than Debug builds</w:t>
       </w:r>
       <w:r>
+        <w:rPr>
+          <w:lang w:val="en-GB"/>
+        </w:rPr>
         <w:t xml:space="preserve"> </w:t>
       </w:r>
       <w:r>
+        <w:rPr>
+          <w:lang w:val="en-GB"/>
+        </w:rPr>
         <w:t>thanks</w:t>
       </w:r>
       <w:r>
+        <w:rPr>
+          <w:lang w:val="en-GB"/>
+        </w:rPr>
         <w:t xml:space="preserve"> to compiler optimizations.</w:t>
       </w:r>
     </w:p>
@@ -317,51 +543,101 @@
           <w:ilvl w:val="0"/>
           <w:numId w:val="1"/>
         </w:numPr>
+        <w:jc w:val="both"/>
+        <w:rPr>
+          <w:lang w:val="en-GB"/>
+        </w:rPr>
       </w:pPr>
       <w:r>
         <w:rPr>
           <w:b/>
           <w:bCs/>
+          <w:lang w:val="en-GB"/>
         </w:rPr>
         <w:t>Interactive geometric transformations will reduce FPS</w:t>
       </w:r>
       <w:r>
+        <w:rPr>
+          <w:lang w:val="en-GB"/>
+        </w:rPr>
         <w:t xml:space="preserve">, but the reduction </w:t>
       </w:r>
       <w:r>
+        <w:rPr>
+          <w:lang w:val="en-GB"/>
+        </w:rPr>
         <w:t>is going to</w:t>
       </w:r>
       <w:r>
+        <w:rPr>
+          <w:lang w:val="en-GB"/>
+        </w:rPr>
         <w:t xml:space="preserve"> be less </w:t>
       </w:r>
       <w:r>
+        <w:rPr>
+          <w:lang w:val="en-GB"/>
+        </w:rPr>
         <w:t xml:space="preserve">extensive </w:t>
       </w:r>
       <w:r>
+        <w:rPr>
+          <w:lang w:val="en-GB"/>
+        </w:rPr>
         <w:t>on GPUs.</w:t>
       </w:r>
     </w:p>
-    <w:p/>
+    <w:p>
+      <w:pPr>
+        <w:rPr>
+          <w:lang w:val="en-GB"/>
+        </w:rPr>
+      </w:pPr>
+    </w:p>
     <w:p>
       <w:pPr>
         <w:pStyle w:val="Cmsor2"/>
-      </w:pPr>
-      <w:r>
+        <w:rPr>
+          <w:lang w:val="en-GB"/>
+        </w:rPr>
+      </w:pPr>
+      <w:r>
+        <w:rPr>
+          <w:lang w:val="en-GB"/>
+        </w:rPr>
         <w:t>Experimental Design and Methodology</w:t>
       </w:r>
     </w:p>
-    <w:p/>
+    <w:p>
+      <w:pPr>
+        <w:rPr>
+          <w:lang w:val="en-GB"/>
+        </w:rPr>
+      </w:pPr>
+    </w:p>
     <w:p>
       <w:pPr>
         <w:pStyle w:val="Cmsor3"/>
-      </w:pPr>
-      <w:r>
+        <w:rPr>
+          <w:lang w:val="en-GB"/>
+        </w:rPr>
+      </w:pPr>
+      <w:r>
+        <w:rPr>
+          <w:lang w:val="en-GB"/>
+        </w:rPr>
         <w:t xml:space="preserve">   </w:t>
       </w:r>
       <w:r>
+        <w:rPr>
+          <w:lang w:val="en-GB"/>
+        </w:rPr>
         <w:t>Hardware and Software Environment</w:t>
       </w:r>
       <w:r>
+        <w:rPr>
+          <w:lang w:val="en-GB"/>
+        </w:rPr>
         <w:br/>
       </w:r>
     </w:p>
@@ -371,21 +647,29 @@
           <w:ilvl w:val="0"/>
           <w:numId w:val="2"/>
         </w:numPr>
+        <w:rPr>
+          <w:lang w:val="en-GB"/>
+        </w:rPr>
       </w:pPr>
       <w:r>
         <w:rPr>
           <w:b/>
           <w:bCs/>
+          <w:lang w:val="en-GB"/>
         </w:rPr>
         <w:t>CPU</w:t>
       </w:r>
       <w:r>
+        <w:rPr>
+          <w:lang w:val="en-GB"/>
+        </w:rPr>
         <w:t xml:space="preserve">: </w:t>
       </w:r>
       <w:r>
         <w:rPr>
           <w:i/>
           <w:iCs/>
+          <w:lang w:val="en-GB"/>
         </w:rPr>
         <w:t xml:space="preserve">AMD Ryzen 7 7735HS  </w:t>
       </w:r>
@@ -396,21 +680,29 @@
           <w:ilvl w:val="0"/>
           <w:numId w:val="2"/>
         </w:numPr>
+        <w:rPr>
+          <w:lang w:val="en-GB"/>
+        </w:rPr>
       </w:pPr>
       <w:r>
         <w:rPr>
           <w:b/>
           <w:bCs/>
+          <w:lang w:val="en-GB"/>
         </w:rPr>
         <w:t>GPU</w:t>
       </w:r>
       <w:r>
+        <w:rPr>
+          <w:lang w:val="en-GB"/>
+        </w:rPr>
         <w:t xml:space="preserve">: </w:t>
       </w:r>
       <w:r>
         <w:rPr>
           <w:i/>
           <w:iCs/>
+          <w:lang w:val="en-GB"/>
         </w:rPr>
         <w:t>NVIDIA GeForce RTX 4050 Laptop GPU</w:t>
       </w:r>
@@ -421,21 +713,29 @@
           <w:ilvl w:val="0"/>
           <w:numId w:val="2"/>
         </w:numPr>
+        <w:rPr>
+          <w:lang w:val="en-GB"/>
+        </w:rPr>
       </w:pPr>
       <w:r>
         <w:rPr>
           <w:b/>
           <w:bCs/>
+          <w:lang w:val="en-GB"/>
         </w:rPr>
         <w:t>Memory</w:t>
       </w:r>
       <w:r>
+        <w:rPr>
+          <w:lang w:val="en-GB"/>
+        </w:rPr>
         <w:t xml:space="preserve">: </w:t>
       </w:r>
       <w:r>
         <w:rPr>
           <w:i/>
           <w:iCs/>
+          <w:lang w:val="en-GB"/>
         </w:rPr>
         <w:t>16 GB RAM</w:t>
       </w:r>
@@ -446,11 +746,16 @@
           <w:ilvl w:val="0"/>
           <w:numId w:val="2"/>
         </w:numPr>
+        <w:jc w:val="both"/>
+        <w:rPr>
+          <w:lang w:val="en-GB"/>
+        </w:rPr>
       </w:pPr>
       <w:r>
         <w:rPr>
           <w:b/>
           <w:bCs/>
+          <w:lang w:val="en-GB"/>
         </w:rPr>
         <w:t xml:space="preserve">Development </w:t>
       </w:r>
@@ -458,6 +763,7 @@
         <w:rPr>
           <w:b/>
           <w:bCs/>
+          <w:lang w:val="en-GB"/>
         </w:rPr>
         <w:t>e</w:t>
       </w:r>
@@ -465,16 +771,21 @@
         <w:rPr>
           <w:b/>
           <w:bCs/>
+          <w:lang w:val="en-GB"/>
         </w:rPr>
         <w:t>nvironment</w:t>
       </w:r>
       <w:r>
+        <w:rPr>
+          <w:lang w:val="en-GB"/>
+        </w:rPr>
         <w:t xml:space="preserve">: </w:t>
       </w:r>
       <w:r>
         <w:rPr>
           <w:i/>
           <w:iCs/>
+          <w:lang w:val="en-GB"/>
         </w:rPr>
         <w:t>2022 Visual Studio IDE, Windows SDK</w:t>
       </w:r>
@@ -482,6 +793,7 @@
         <w:rPr>
           <w:i/>
           <w:iCs/>
+          <w:lang w:val="en-GB"/>
         </w:rPr>
         <w:t xml:space="preserve"> – Windows 10.0.26100.1</w:t>
       </w:r>
@@ -492,11 +804,16 @@
           <w:ilvl w:val="0"/>
           <w:numId w:val="2"/>
         </w:numPr>
+        <w:jc w:val="both"/>
+        <w:rPr>
+          <w:lang w:val="en-GB"/>
+        </w:rPr>
       </w:pPr>
       <w:r>
         <w:rPr>
           <w:b/>
           <w:bCs/>
+          <w:lang w:val="en-GB"/>
         </w:rPr>
         <w:t>External l</w:t>
       </w:r>
@@ -504,6 +821,7 @@
         <w:rPr>
           <w:b/>
           <w:bCs/>
+          <w:lang w:val="en-GB"/>
         </w:rPr>
         <w:t>ibrar</w:t>
       </w:r>
@@ -511,46 +829,83 @@
         <w:rPr>
           <w:b/>
           <w:bCs/>
+          <w:lang w:val="en-GB"/>
         </w:rPr>
         <w:t>ies</w:t>
       </w:r>
       <w:r>
+        <w:rPr>
+          <w:lang w:val="en-GB"/>
+        </w:rPr>
         <w:t xml:space="preserve">: </w:t>
       </w:r>
       <w:r>
+        <w:rPr>
+          <w:lang w:val="en-GB"/>
+        </w:rPr>
         <w:t>opencv:x64-windows</w:t>
       </w:r>
       <w:r>
+        <w:rPr>
+          <w:lang w:val="en-GB"/>
+        </w:rPr>
         <w:t>,</w:t>
       </w:r>
       <w:r>
+        <w:rPr>
+          <w:lang w:val="en-GB"/>
+        </w:rPr>
         <w:t xml:space="preserve"> glfw3:x64-windows</w:t>
       </w:r>
       <w:r>
+        <w:rPr>
+          <w:lang w:val="en-GB"/>
+        </w:rPr>
         <w:t>,</w:t>
       </w:r>
       <w:r>
+        <w:rPr>
+          <w:lang w:val="en-GB"/>
+        </w:rPr>
         <w:t xml:space="preserve"> glad:x64-windows</w:t>
       </w:r>
       <w:r>
+        <w:rPr>
+          <w:lang w:val="en-GB"/>
+        </w:rPr>
         <w:t>,</w:t>
       </w:r>
       <w:r>
+        <w:rPr>
+          <w:lang w:val="en-GB"/>
+        </w:rPr>
         <w:t xml:space="preserve"> glm:x64-windows</w:t>
       </w:r>
     </w:p>
     <w:p>
       <w:pPr>
         <w:pStyle w:val="Cmsor3"/>
-      </w:pPr>
-      <w:r>
+        <w:rPr>
+          <w:lang w:val="en-GB"/>
+        </w:rPr>
+      </w:pPr>
+      <w:r>
+        <w:rPr>
+          <w:lang w:val="en-GB"/>
+        </w:rPr>
         <w:lastRenderedPageBreak/>
         <w:t xml:space="preserve">   </w:t>
       </w:r>
       <w:r>
+        <w:rPr>
+          <w:lang w:val="en-GB"/>
+        </w:rPr>
         <w:t>Test Dataset</w:t>
       </w:r>
       <w:r>
+        <w:rPr>
+          <w:lang w:val="en-GB"/>
+        </w:rPr>
         <w:br/>
       </w:r>
     </w:p>
@@ -560,8 +915,14 @@
           <w:ilvl w:val="0"/>
           <w:numId w:val="3"/>
         </w:numPr>
-      </w:pPr>
-      <w:r>
+        <w:rPr>
+          <w:lang w:val="en-GB"/>
+        </w:rPr>
+      </w:pPr>
+      <w:r>
+        <w:rPr>
+          <w:lang w:val="en-GB"/>
+        </w:rPr>
         <w:t>Input: Live webcam feed</w:t>
       </w:r>
     </w:p>
@@ -571,27 +932,60 @@
           <w:ilvl w:val="0"/>
           <w:numId w:val="3"/>
         </w:numPr>
-      </w:pPr>
-      <w:r>
-        <w:t>Frame rates measured over a 60-second capture period for each configuration</w:t>
+        <w:rPr>
+          <w:lang w:val="en-GB"/>
+        </w:rPr>
+      </w:pPr>
+      <w:r>
+        <w:rPr>
+          <w:lang w:val="en-GB"/>
+        </w:rPr>
+        <w:t xml:space="preserve">Frame rates measured over a </w:t>
+      </w:r>
+      <w:r>
+        <w:rPr>
+          <w:lang w:val="en-GB"/>
+        </w:rPr>
+        <w:t>20</w:t>
+      </w:r>
+      <w:r>
+        <w:rPr>
+          <w:lang w:val="en-GB"/>
+        </w:rPr>
+        <w:t>-second capture period for each configuration</w:t>
       </w:r>
     </w:p>
     <w:p>
       <w:pPr>
         <w:ind w:left="720"/>
+        <w:rPr>
+          <w:lang w:val="en-GB"/>
+        </w:rPr>
       </w:pPr>
     </w:p>
     <w:p>
       <w:pPr>
         <w:pStyle w:val="Cmsor3"/>
-      </w:pPr>
-      <w:r>
+        <w:rPr>
+          <w:lang w:val="en-GB"/>
+        </w:rPr>
+      </w:pPr>
+      <w:r>
+        <w:rPr>
+          <w:lang w:val="en-GB"/>
+        </w:rPr>
         <w:t xml:space="preserve">   </w:t>
       </w:r>
       <w:r>
+        <w:rPr>
+          <w:lang w:val="en-GB"/>
+        </w:rPr>
         <w:t>Experimental Variables</w:t>
       </w:r>
       <w:r>
+        <w:rPr>
+          <w:lang w:val="en-GB"/>
+        </w:rPr>
         <w:br/>
       </w:r>
     </w:p>
@@ -634,12 +1028,14 @@
               <w:rPr>
                 <w:b/>
                 <w:bCs/>
+                <w:lang w:val="en-GB"/>
               </w:rPr>
             </w:pPr>
             <w:r>
               <w:rPr>
                 <w:b/>
                 <w:bCs/>
+                <w:lang w:val="en-GB"/>
               </w:rPr>
               <w:t>Variable Category</w:t>
             </w:r>
@@ -663,12 +1059,14 @@
               <w:rPr>
                 <w:b/>
                 <w:bCs/>
+                <w:lang w:val="en-GB"/>
               </w:rPr>
             </w:pPr>
             <w:r>
               <w:rPr>
                 <w:b/>
                 <w:bCs/>
+                <w:lang w:val="en-GB"/>
               </w:rPr>
               <w:t>Conditions Tested</w:t>
             </w:r>
@@ -694,11 +1092,15 @@
           <w:p>
             <w:pPr>
               <w:jc w:val="center"/>
+              <w:rPr>
+                <w:lang w:val="en-GB"/>
+              </w:rPr>
             </w:pPr>
             <w:r>
               <w:rPr>
                 <w:b/>
                 <w:bCs/>
+                <w:lang w:val="en-GB"/>
               </w:rPr>
               <w:t>Resolution</w:t>
             </w:r>
@@ -719,14 +1121,26 @@
           <w:p>
             <w:pPr>
               <w:jc w:val="center"/>
+              <w:rPr>
+                <w:lang w:val="en-GB"/>
+              </w:rPr>
             </w:pPr>
             <w:r>
+              <w:rPr>
+                <w:lang w:val="en-GB"/>
+              </w:rPr>
               <w:t xml:space="preserve">Standard HD (1280×720) and </w:t>
             </w:r>
             <w:r>
+              <w:rPr>
+                <w:lang w:val="en-GB"/>
+              </w:rPr>
               <w:t>Low</w:t>
             </w:r>
             <w:r>
+              <w:rPr>
+                <w:lang w:val="en-GB"/>
+              </w:rPr>
               <w:t xml:space="preserve"> (640×360)</w:t>
             </w:r>
           </w:p>
@@ -751,11 +1165,15 @@
           <w:p>
             <w:pPr>
               <w:jc w:val="center"/>
+              <w:rPr>
+                <w:lang w:val="en-GB"/>
+              </w:rPr>
             </w:pPr>
             <w:r>
               <w:rPr>
                 <w:b/>
                 <w:bCs/>
+                <w:lang w:val="en-GB"/>
               </w:rPr>
               <w:t>Filters</w:t>
             </w:r>
@@ -776,15 +1194,39 @@
           <w:p>
             <w:pPr>
               <w:jc w:val="center"/>
+              <w:rPr>
+                <w:lang w:val="en-GB"/>
+              </w:rPr>
             </w:pPr>
             <w:r>
+              <w:rPr>
+                <w:lang w:val="en-GB"/>
+              </w:rPr>
               <w:t>Pixelate</w:t>
             </w:r>
             <w:r>
+              <w:rPr>
+                <w:lang w:val="en-GB"/>
+              </w:rPr>
               <w:t xml:space="preserve">, </w:t>
             </w:r>
             <w:r>
-              <w:t>Sim City, Comic</w:t>
+              <w:rPr>
+                <w:lang w:val="en-GB"/>
+              </w:rPr>
+              <w:t>Si</w:t>
+            </w:r>
+            <w:r>
+              <w:rPr>
+                <w:lang w:val="en-GB"/>
+              </w:rPr>
+              <w:t>n</w:t>
+            </w:r>
+            <w:r>
+              <w:rPr>
+                <w:lang w:val="en-GB"/>
+              </w:rPr>
+              <w:t>City, Comic</w:t>
             </w:r>
           </w:p>
         </w:tc>
@@ -808,11 +1250,15 @@
           <w:p>
             <w:pPr>
               <w:jc w:val="center"/>
+              <w:rPr>
+                <w:lang w:val="en-GB"/>
+              </w:rPr>
             </w:pPr>
             <w:r>
               <w:rPr>
                 <w:b/>
                 <w:bCs/>
+                <w:lang w:val="en-GB"/>
               </w:rPr>
               <w:t>Execution Hardware</w:t>
             </w:r>
@@ -833,8 +1279,14 @@
           <w:p>
             <w:pPr>
               <w:jc w:val="center"/>
+              <w:rPr>
+                <w:lang w:val="en-GB"/>
+              </w:rPr>
             </w:pPr>
             <w:r>
+              <w:rPr>
+                <w:lang w:val="en-GB"/>
+              </w:rPr>
               <w:t>CPU vs. GPU</w:t>
             </w:r>
           </w:p>
@@ -859,11 +1311,15 @@
           <w:p>
             <w:pPr>
               <w:jc w:val="center"/>
+              <w:rPr>
+                <w:lang w:val="en-GB"/>
+              </w:rPr>
             </w:pPr>
             <w:r>
               <w:rPr>
                 <w:b/>
                 <w:bCs/>
+                <w:lang w:val="en-GB"/>
               </w:rPr>
               <w:t>Build Configuration</w:t>
             </w:r>
@@ -884,8 +1340,14 @@
           <w:p>
             <w:pPr>
               <w:jc w:val="center"/>
+              <w:rPr>
+                <w:lang w:val="en-GB"/>
+              </w:rPr>
             </w:pPr>
             <w:r>
+              <w:rPr>
+                <w:lang w:val="en-GB"/>
+              </w:rPr>
               <w:t>Debug vs. Release</w:t>
             </w:r>
           </w:p>
@@ -911,11 +1373,15 @@
           <w:p>
             <w:pPr>
               <w:jc w:val="center"/>
+              <w:rPr>
+                <w:lang w:val="en-GB"/>
+              </w:rPr>
             </w:pPr>
             <w:r>
               <w:rPr>
                 <w:b/>
                 <w:bCs/>
+                <w:lang w:val="en-GB"/>
               </w:rPr>
               <w:t>Geometric Transformations</w:t>
             </w:r>
@@ -936,47 +1402,203 @@
           <w:p>
             <w:pPr>
               <w:jc w:val="center"/>
+              <w:rPr>
+                <w:lang w:val="en-GB"/>
+              </w:rPr>
             </w:pPr>
             <w:r>
+              <w:rPr>
+                <w:lang w:val="en-GB"/>
+              </w:rPr>
               <w:t>None vs. Real-time rotation/</w:t>
             </w:r>
             <w:r>
+              <w:rPr>
+                <w:lang w:val="en-GB"/>
+              </w:rPr>
               <w:t>pan/zoom</w:t>
             </w:r>
           </w:p>
         </w:tc>
       </w:tr>
     </w:tbl>
-    <w:p/>
+    <w:p>
+      <w:pPr>
+        <w:rPr>
+          <w:lang w:val="en-GB"/>
+        </w:rPr>
+      </w:pPr>
+    </w:p>
     <w:p>
       <w:pPr>
         <w:jc w:val="both"/>
-      </w:pPr>
-      <w:r>
+        <w:rPr>
+          <w:lang w:val="en-GB"/>
+        </w:rPr>
+      </w:pPr>
+      <w:r>
+        <w:rPr>
+          <w:lang w:val="en-GB"/>
+        </w:rPr>
         <w:t>Each test scenario consisted of running the same processing pipeline under each combination of conditions and recording average FPS.</w:t>
       </w:r>
     </w:p>
-    <w:p/>
+    <w:p>
+      <w:pPr>
+        <w:jc w:val="both"/>
+        <w:rPr>
+          <w:lang w:val="en-GB"/>
+        </w:rPr>
+      </w:pPr>
+    </w:p>
+    <w:p>
+      <w:pPr>
+        <w:pStyle w:val="Cmsor3"/>
+        <w:rPr>
+          <w:lang w:val="en-GB"/>
+        </w:rPr>
+      </w:pPr>
+      <w:r>
+        <w:rPr>
+          <w:lang w:val="en-GB"/>
+        </w:rPr>
+        <w:t xml:space="preserve">   System </w:t>
+      </w:r>
+      <w:r>
+        <w:rPr>
+          <w:lang w:val="en-GB"/>
+        </w:rPr>
+        <w:t>design</w:t>
+      </w:r>
+    </w:p>
+    <w:p>
+      <w:pPr>
+        <w:jc w:val="both"/>
+        <w:rPr>
+          <w:lang w:val="en-GB"/>
+        </w:rPr>
+      </w:pPr>
+      <w:r>
+        <w:rPr>
+          <w:lang w:val="en-GB"/>
+        </w:rPr>
+        <w:t xml:space="preserve">The </w:t>
+      </w:r>
+      <w:r>
+        <w:rPr>
+          <w:lang w:val="en-GB"/>
+        </w:rPr>
+        <w:t>created application’s</w:t>
+      </w:r>
+      <w:r>
+        <w:rPr>
+          <w:lang w:val="en-GB"/>
+        </w:rPr>
+        <w:t xml:space="preserve"> architecture is a simple MV architecture, with and additional services component that interacts with the models, and is used by the views. The views contain logic for rendering and compiling shaders,</w:t>
+      </w:r>
+      <w:r>
+        <w:rPr>
+          <w:lang w:val="en-GB"/>
+        </w:rPr>
+        <w:t xml:space="preserve"> showing windows,</w:t>
+      </w:r>
+      <w:r>
+        <w:rPr>
+          <w:lang w:val="en-GB"/>
+        </w:rPr>
+        <w:t xml:space="preserve"> handling user input and showing visual results for the user based on their input. The user can input information for transformation by using the mouse and for filters by pressing keys while the main window is in the focus. </w:t>
+      </w:r>
+      <w:r>
+        <w:rPr>
+          <w:lang w:val="en-GB"/>
+        </w:rPr>
+        <w:t xml:space="preserve"> The services provide business logic for file reading, logging, matrix computations, transform computations. The models </w:t>
+      </w:r>
+      <w:r>
+        <w:rPr>
+          <w:lang w:val="en-GB"/>
+        </w:rPr>
+        <w:t>contain</w:t>
+      </w:r>
+      <w:r>
+        <w:rPr>
+          <w:lang w:val="en-GB"/>
+        </w:rPr>
+        <w:t xml:space="preserve"> data for filters and app-wide </w:t>
+      </w:r>
+      <w:r>
+        <w:rPr>
+          <w:lang w:val="en-GB"/>
+        </w:rPr>
+        <w:t>constants</w:t>
+      </w:r>
+      <w:r>
+        <w:rPr>
+          <w:lang w:val="en-GB"/>
+        </w:rPr>
+        <w:t>.</w:t>
+      </w:r>
+    </w:p>
+    <w:p>
+      <w:pPr>
+        <w:rPr>
+          <w:lang w:val="en-GB"/>
+        </w:rPr>
+      </w:pPr>
+    </w:p>
     <w:p>
       <w:pPr>
         <w:pStyle w:val="Cmsor2"/>
-      </w:pPr>
-      <w:r>
+        <w:rPr>
+          <w:lang w:val="en-GB"/>
+        </w:rPr>
+      </w:pPr>
+      <w:r>
+        <w:rPr>
+          <w:lang w:val="en-GB"/>
+        </w:rPr>
         <w:t>Results</w:t>
       </w:r>
+      <w:r>
+        <w:rPr>
+          <w:lang w:val="en-GB"/>
+        </w:rPr>
+        <w:br/>
+      </w:r>
     </w:p>
     <w:p>
       <w:pPr>
         <w:pStyle w:val="Cmsor3"/>
-      </w:pPr>
-      <w:r>
+        <w:rPr>
+          <w:lang w:val="en-GB"/>
+        </w:rPr>
+      </w:pPr>
+      <w:r>
+        <w:rPr>
+          <w:lang w:val="en-GB"/>
+        </w:rPr>
         <w:t>CPU vs. GPU Performance</w:t>
       </w:r>
+    </w:p>
+    <w:p>
+      <w:pPr>
+        <w:rPr>
+          <w:lang w:val="en-GB"/>
+        </w:rPr>
+      </w:pPr>
     </w:p>
     <w:tbl>
       <w:tblPr>
         <w:tblW w:w="0" w:type="auto"/>
         <w:tblCellSpacing w:w="15" w:type="dxa"/>
+        <w:tblBorders>
+          <w:top w:val="single" w:sz="4" w:space="0" w:color="auto"/>
+          <w:left w:val="single" w:sz="4" w:space="0" w:color="auto"/>
+          <w:bottom w:val="single" w:sz="4" w:space="0" w:color="auto"/>
+          <w:right w:val="single" w:sz="4" w:space="0" w:color="auto"/>
+          <w:insideH w:val="single" w:sz="4" w:space="0" w:color="auto"/>
+          <w:insideV w:val="single" w:sz="4" w:space="0" w:color="auto"/>
+        </w:tblBorders>
         <w:tblCellMar>
           <w:top w:w="15" w:type="dxa"/>
           <w:left w:w="15" w:type="dxa"/>
@@ -986,11 +1608,1149 @@
         <w:tblLook w:val="04A0" w:firstRow="1" w:lastRow="0" w:firstColumn="1" w:lastColumn="0" w:noHBand="0" w:noVBand="1"/>
       </w:tblPr>
       <w:tblGrid>
-        <w:gridCol w:w="815"/>
-        <w:gridCol w:w="1274"/>
-        <w:gridCol w:w="1297"/>
-        <w:gridCol w:w="1740"/>
-        <w:gridCol w:w="1779"/>
+        <w:gridCol w:w="1129"/>
+        <w:gridCol w:w="1589"/>
+        <w:gridCol w:w="1955"/>
+        <w:gridCol w:w="2126"/>
+        <w:gridCol w:w="2241"/>
+      </w:tblGrid>
+      <w:tr>
+        <w:trPr>
+          <w:tblHeader/>
+          <w:tblCellSpacing w:w="15" w:type="dxa"/>
+        </w:trPr>
+        <w:tc>
+          <w:tcPr>
+            <w:tcW w:w="1084" w:type="dxa"/>
+            <w:vAlign w:val="center"/>
+            <w:hideMark/>
+          </w:tcPr>
+          <w:p>
+            <w:pPr>
+              <w:jc w:val="center"/>
+              <w:rPr>
+                <w:b/>
+                <w:bCs/>
+                <w:lang w:val="en-GB"/>
+              </w:rPr>
+            </w:pPr>
+            <w:r>
+              <w:rPr>
+                <w:b/>
+                <w:bCs/>
+                <w:lang w:val="en-GB"/>
+              </w:rPr>
+              <w:t>Filter</w:t>
+            </w:r>
+          </w:p>
+        </w:tc>
+        <w:tc>
+          <w:tcPr>
+            <w:tcW w:w="1559" w:type="dxa"/>
+            <w:vAlign w:val="center"/>
+            <w:hideMark/>
+          </w:tcPr>
+          <w:p>
+            <w:pPr>
+              <w:jc w:val="center"/>
+              <w:rPr>
+                <w:b/>
+                <w:bCs/>
+                <w:lang w:val="en-GB"/>
+              </w:rPr>
+            </w:pPr>
+            <w:r>
+              <w:rPr>
+                <w:b/>
+                <w:bCs/>
+                <w:lang w:val="en-GB"/>
+              </w:rPr>
+              <w:t>CPU FPS (HD)</w:t>
+            </w:r>
+          </w:p>
+        </w:tc>
+        <w:tc>
+          <w:tcPr>
+            <w:tcW w:w="1925" w:type="dxa"/>
+            <w:vAlign w:val="center"/>
+            <w:hideMark/>
+          </w:tcPr>
+          <w:p>
+            <w:pPr>
+              <w:jc w:val="center"/>
+              <w:rPr>
+                <w:b/>
+                <w:bCs/>
+                <w:lang w:val="en-GB"/>
+              </w:rPr>
+            </w:pPr>
+            <w:r>
+              <w:rPr>
+                <w:b/>
+                <w:bCs/>
+                <w:lang w:val="en-GB"/>
+              </w:rPr>
+              <w:t>GPU FPS (HD)</w:t>
+            </w:r>
+          </w:p>
+        </w:tc>
+        <w:tc>
+          <w:tcPr>
+            <w:tcW w:w="2096" w:type="dxa"/>
+            <w:vAlign w:val="center"/>
+            <w:hideMark/>
+          </w:tcPr>
+          <w:p>
+            <w:pPr>
+              <w:jc w:val="center"/>
+              <w:rPr>
+                <w:b/>
+                <w:bCs/>
+                <w:lang w:val="en-GB"/>
+              </w:rPr>
+            </w:pPr>
+            <w:r>
+              <w:rPr>
+                <w:b/>
+                <w:bCs/>
+                <w:lang w:val="en-GB"/>
+              </w:rPr>
+              <w:t>CPU FPS (Low)</w:t>
+            </w:r>
+          </w:p>
+        </w:tc>
+        <w:tc>
+          <w:tcPr>
+            <w:tcW w:w="2196" w:type="dxa"/>
+            <w:vAlign w:val="center"/>
+            <w:hideMark/>
+          </w:tcPr>
+          <w:p>
+            <w:pPr>
+              <w:jc w:val="center"/>
+              <w:rPr>
+                <w:b/>
+                <w:bCs/>
+                <w:lang w:val="en-GB"/>
+              </w:rPr>
+            </w:pPr>
+            <w:r>
+              <w:rPr>
+                <w:b/>
+                <w:bCs/>
+                <w:lang w:val="en-GB"/>
+              </w:rPr>
+              <w:t>GPU FPS (Low)</w:t>
+            </w:r>
+          </w:p>
+        </w:tc>
+      </w:tr>
+      <w:tr>
+        <w:trPr>
+          <w:tblCellSpacing w:w="15" w:type="dxa"/>
+        </w:trPr>
+        <w:tc>
+          <w:tcPr>
+            <w:tcW w:w="1084" w:type="dxa"/>
+            <w:vAlign w:val="center"/>
+            <w:hideMark/>
+          </w:tcPr>
+          <w:p>
+            <w:pPr>
+              <w:jc w:val="center"/>
+              <w:rPr>
+                <w:lang w:val="en-GB"/>
+              </w:rPr>
+            </w:pPr>
+            <w:r>
+              <w:rPr>
+                <w:lang w:val="en-GB"/>
+              </w:rPr>
+              <w:t xml:space="preserve"> </w:t>
+            </w:r>
+            <w:r>
+              <w:rPr>
+                <w:lang w:val="en-GB"/>
+              </w:rPr>
+              <w:t>Pixelate</w:t>
+            </w:r>
+            <w:r>
+              <w:rPr>
+                <w:lang w:val="en-GB"/>
+              </w:rPr>
+              <w:t xml:space="preserve">   </w:t>
+            </w:r>
+          </w:p>
+        </w:tc>
+        <w:tc>
+          <w:tcPr>
+            <w:tcW w:w="1559" w:type="dxa"/>
+            <w:vAlign w:val="center"/>
+            <w:hideMark/>
+          </w:tcPr>
+          <w:p>
+            <w:pPr>
+              <w:jc w:val="center"/>
+              <w:rPr>
+                <w:lang w:val="en-GB"/>
+              </w:rPr>
+            </w:pPr>
+            <w:r>
+              <w:rPr>
+                <w:lang w:val="en-GB"/>
+              </w:rPr>
+              <w:t>29.95</w:t>
+            </w:r>
+          </w:p>
+        </w:tc>
+        <w:tc>
+          <w:tcPr>
+            <w:tcW w:w="1925" w:type="dxa"/>
+            <w:vAlign w:val="center"/>
+            <w:hideMark/>
+          </w:tcPr>
+          <w:p>
+            <w:pPr>
+              <w:jc w:val="center"/>
+              <w:rPr>
+                <w:lang w:val="en-GB"/>
+              </w:rPr>
+            </w:pPr>
+            <w:r>
+              <w:rPr>
+                <w:lang w:val="en-GB"/>
+              </w:rPr>
+              <w:t>30.75</w:t>
+            </w:r>
+          </w:p>
+        </w:tc>
+        <w:tc>
+          <w:tcPr>
+            <w:tcW w:w="2096" w:type="dxa"/>
+            <w:vAlign w:val="center"/>
+            <w:hideMark/>
+          </w:tcPr>
+          <w:p>
+            <w:pPr>
+              <w:jc w:val="center"/>
+              <w:rPr>
+                <w:lang w:val="en-GB"/>
+              </w:rPr>
+            </w:pPr>
+            <w:r>
+              <w:rPr>
+                <w:lang w:val="en-GB"/>
+              </w:rPr>
+              <w:t>30</w:t>
+            </w:r>
+          </w:p>
+        </w:tc>
+        <w:tc>
+          <w:tcPr>
+            <w:tcW w:w="2196" w:type="dxa"/>
+            <w:vAlign w:val="center"/>
+            <w:hideMark/>
+          </w:tcPr>
+          <w:p>
+            <w:pPr>
+              <w:jc w:val="center"/>
+              <w:rPr>
+                <w:lang w:val="en-GB"/>
+              </w:rPr>
+            </w:pPr>
+            <w:r>
+              <w:rPr>
+                <w:lang w:val="en-GB"/>
+              </w:rPr>
+              <w:t>30.8</w:t>
+            </w:r>
+          </w:p>
+        </w:tc>
+      </w:tr>
+      <w:tr>
+        <w:trPr>
+          <w:tblCellSpacing w:w="15" w:type="dxa"/>
+        </w:trPr>
+        <w:tc>
+          <w:tcPr>
+            <w:tcW w:w="1084" w:type="dxa"/>
+            <w:vAlign w:val="center"/>
+            <w:hideMark/>
+          </w:tcPr>
+          <w:p>
+            <w:pPr>
+              <w:jc w:val="center"/>
+              <w:rPr>
+                <w:lang w:val="en-GB"/>
+              </w:rPr>
+            </w:pPr>
+            <w:r>
+              <w:rPr>
+                <w:lang w:val="en-GB"/>
+              </w:rPr>
+              <w:lastRenderedPageBreak/>
+              <w:t>Si</w:t>
+            </w:r>
+            <w:r>
+              <w:rPr>
+                <w:lang w:val="en-GB"/>
+              </w:rPr>
+              <w:t>nC</w:t>
+            </w:r>
+            <w:r>
+              <w:rPr>
+                <w:lang w:val="en-GB"/>
+              </w:rPr>
+              <w:t>ity</w:t>
+            </w:r>
+          </w:p>
+        </w:tc>
+        <w:tc>
+          <w:tcPr>
+            <w:tcW w:w="1559" w:type="dxa"/>
+            <w:vAlign w:val="center"/>
+            <w:hideMark/>
+          </w:tcPr>
+          <w:p>
+            <w:pPr>
+              <w:jc w:val="center"/>
+              <w:rPr>
+                <w:lang w:val="en-GB"/>
+              </w:rPr>
+            </w:pPr>
+            <w:r>
+              <w:rPr>
+                <w:lang w:val="en-GB"/>
+              </w:rPr>
+              <w:t>17.05</w:t>
+            </w:r>
+          </w:p>
+        </w:tc>
+        <w:tc>
+          <w:tcPr>
+            <w:tcW w:w="1925" w:type="dxa"/>
+            <w:vAlign w:val="center"/>
+            <w:hideMark/>
+          </w:tcPr>
+          <w:p>
+            <w:pPr>
+              <w:jc w:val="center"/>
+              <w:rPr>
+                <w:lang w:val="en-GB"/>
+              </w:rPr>
+            </w:pPr>
+            <w:r>
+              <w:rPr>
+                <w:lang w:val="en-GB"/>
+              </w:rPr>
+              <w:t>30.75</w:t>
+            </w:r>
+          </w:p>
+        </w:tc>
+        <w:tc>
+          <w:tcPr>
+            <w:tcW w:w="2096" w:type="dxa"/>
+            <w:vAlign w:val="center"/>
+            <w:hideMark/>
+          </w:tcPr>
+          <w:p>
+            <w:pPr>
+              <w:jc w:val="center"/>
+              <w:rPr>
+                <w:lang w:val="en-GB"/>
+              </w:rPr>
+            </w:pPr>
+            <w:r>
+              <w:rPr>
+                <w:lang w:val="en-GB"/>
+              </w:rPr>
+              <w:t>27.8</w:t>
+            </w:r>
+          </w:p>
+        </w:tc>
+        <w:tc>
+          <w:tcPr>
+            <w:tcW w:w="2196" w:type="dxa"/>
+            <w:vAlign w:val="center"/>
+            <w:hideMark/>
+          </w:tcPr>
+          <w:p>
+            <w:pPr>
+              <w:jc w:val="center"/>
+              <w:rPr>
+                <w:lang w:val="en-GB"/>
+              </w:rPr>
+            </w:pPr>
+            <w:r>
+              <w:rPr>
+                <w:lang w:val="en-GB"/>
+              </w:rPr>
+              <w:t>30.75</w:t>
+            </w:r>
+          </w:p>
+        </w:tc>
+      </w:tr>
+      <w:tr>
+        <w:trPr>
+          <w:tblCellSpacing w:w="15" w:type="dxa"/>
+        </w:trPr>
+        <w:tc>
+          <w:tcPr>
+            <w:tcW w:w="1084" w:type="dxa"/>
+            <w:vAlign w:val="center"/>
+            <w:hideMark/>
+          </w:tcPr>
+          <w:p>
+            <w:pPr>
+              <w:jc w:val="center"/>
+              <w:rPr>
+                <w:lang w:val="en-GB"/>
+              </w:rPr>
+            </w:pPr>
+            <w:r>
+              <w:rPr>
+                <w:lang w:val="en-GB"/>
+              </w:rPr>
+              <w:t>Comic</w:t>
+            </w:r>
+          </w:p>
+        </w:tc>
+        <w:tc>
+          <w:tcPr>
+            <w:tcW w:w="1559" w:type="dxa"/>
+            <w:vAlign w:val="center"/>
+            <w:hideMark/>
+          </w:tcPr>
+          <w:p>
+            <w:pPr>
+              <w:jc w:val="center"/>
+              <w:rPr>
+                <w:lang w:val="en-GB"/>
+              </w:rPr>
+            </w:pPr>
+            <w:r>
+              <w:rPr>
+                <w:lang w:val="en-GB"/>
+              </w:rPr>
+              <w:t>2.2</w:t>
+            </w:r>
+          </w:p>
+        </w:tc>
+        <w:tc>
+          <w:tcPr>
+            <w:tcW w:w="1925" w:type="dxa"/>
+            <w:vAlign w:val="center"/>
+            <w:hideMark/>
+          </w:tcPr>
+          <w:p>
+            <w:pPr>
+              <w:jc w:val="center"/>
+              <w:rPr>
+                <w:lang w:val="en-GB"/>
+              </w:rPr>
+            </w:pPr>
+            <w:r>
+              <w:rPr>
+                <w:lang w:val="en-GB"/>
+              </w:rPr>
+              <w:t>30.6</w:t>
+            </w:r>
+          </w:p>
+        </w:tc>
+        <w:tc>
+          <w:tcPr>
+            <w:tcW w:w="2096" w:type="dxa"/>
+            <w:vAlign w:val="center"/>
+            <w:hideMark/>
+          </w:tcPr>
+          <w:p>
+            <w:pPr>
+              <w:jc w:val="center"/>
+              <w:rPr>
+                <w:lang w:val="en-GB"/>
+              </w:rPr>
+            </w:pPr>
+            <w:r>
+              <w:rPr>
+                <w:lang w:val="en-GB"/>
+              </w:rPr>
+              <w:t>4.7</w:t>
+            </w:r>
+          </w:p>
+        </w:tc>
+        <w:tc>
+          <w:tcPr>
+            <w:tcW w:w="2196" w:type="dxa"/>
+            <w:vAlign w:val="center"/>
+            <w:hideMark/>
+          </w:tcPr>
+          <w:p>
+            <w:pPr>
+              <w:jc w:val="center"/>
+              <w:rPr>
+                <w:lang w:val="en-GB"/>
+              </w:rPr>
+            </w:pPr>
+            <w:r>
+              <w:rPr>
+                <w:lang w:val="en-GB"/>
+              </w:rPr>
+              <w:t>30.65</w:t>
+            </w:r>
+          </w:p>
+        </w:tc>
+      </w:tr>
+    </w:tbl>
+    <w:p>
+      <w:pPr>
+        <w:rPr>
+          <w:b/>
+          <w:bCs/>
+          <w:lang w:val="en-GB"/>
+        </w:rPr>
+      </w:pPr>
+    </w:p>
+    <w:p>
+      <w:pPr>
+        <w:jc w:val="center"/>
+        <w:rPr>
+          <w:b/>
+          <w:bCs/>
+          <w:lang w:val="en-GB"/>
+        </w:rPr>
+      </w:pPr>
+      <w:r>
+        <w:rPr>
+          <w:b/>
+          <w:bCs/>
+          <w:lang w:val="en-GB"/>
+        </w:rPr>
+        <w:drawing>
+          <wp:inline distT="0" distB="0" distL="0" distR="0" wp14:anchorId="1C85B27B" wp14:editId="0BDA43C4">
+            <wp:extent cx="2797200" cy="2196000"/>
+            <wp:effectExtent l="0" t="0" r="3175" b="0"/>
+            <wp:docPr id="1956276407" name="Kép 1"/>
+            <wp:cNvGraphicFramePr>
+              <a:graphicFrameLocks xmlns:a="http://schemas.openxmlformats.org/drawingml/2006/main" noChangeAspect="1"/>
+            </wp:cNvGraphicFramePr>
+            <a:graphic xmlns:a="http://schemas.openxmlformats.org/drawingml/2006/main">
+              <a:graphicData uri="http://schemas.openxmlformats.org/drawingml/2006/picture">
+                <pic:pic xmlns:pic="http://schemas.openxmlformats.org/drawingml/2006/picture">
+                  <pic:nvPicPr>
+                    <pic:cNvPr id="1956276407" name=""/>
+                    <pic:cNvPicPr/>
+                  </pic:nvPicPr>
+                  <pic:blipFill>
+                    <a:blip r:embed="rId7"/>
+                    <a:stretch>
+                      <a:fillRect/>
+                    </a:stretch>
+                  </pic:blipFill>
+                  <pic:spPr>
+                    <a:xfrm>
+                      <a:off x="0" y="0"/>
+                      <a:ext cx="2797200" cy="2196000"/>
+                    </a:xfrm>
+                    <a:prstGeom prst="rect">
+                      <a:avLst/>
+                    </a:prstGeom>
+                  </pic:spPr>
+                </pic:pic>
+              </a:graphicData>
+            </a:graphic>
+          </wp:inline>
+        </w:drawing>
+      </w:r>
+      <w:r>
+        <w:rPr>
+          <w:noProof/>
+        </w:rPr>
+        <w:t xml:space="preserve"> </w:t>
+      </w:r>
+      <w:r>
+        <w:rPr>
+          <w:b/>
+          <w:bCs/>
+          <w:lang w:val="en-GB"/>
+        </w:rPr>
+        <w:drawing>
+          <wp:inline distT="0" distB="0" distL="0" distR="0" wp14:anchorId="4F7D2E7E" wp14:editId="46A1F10A">
+            <wp:extent cx="2757600" cy="2196000"/>
+            <wp:effectExtent l="0" t="0" r="5080" b="0"/>
+            <wp:docPr id="1146670386" name="Kép 1"/>
+            <wp:cNvGraphicFramePr>
+              <a:graphicFrameLocks xmlns:a="http://schemas.openxmlformats.org/drawingml/2006/main" noChangeAspect="1"/>
+            </wp:cNvGraphicFramePr>
+            <a:graphic xmlns:a="http://schemas.openxmlformats.org/drawingml/2006/main">
+              <a:graphicData uri="http://schemas.openxmlformats.org/drawingml/2006/picture">
+                <pic:pic xmlns:pic="http://schemas.openxmlformats.org/drawingml/2006/picture">
+                  <pic:nvPicPr>
+                    <pic:cNvPr id="1146670386" name=""/>
+                    <pic:cNvPicPr/>
+                  </pic:nvPicPr>
+                  <pic:blipFill>
+                    <a:blip r:embed="rId8"/>
+                    <a:stretch>
+                      <a:fillRect/>
+                    </a:stretch>
+                  </pic:blipFill>
+                  <pic:spPr>
+                    <a:xfrm>
+                      <a:off x="0" y="0"/>
+                      <a:ext cx="2757600" cy="2196000"/>
+                    </a:xfrm>
+                    <a:prstGeom prst="rect">
+                      <a:avLst/>
+                    </a:prstGeom>
+                  </pic:spPr>
+                </pic:pic>
+              </a:graphicData>
+            </a:graphic>
+          </wp:inline>
+        </w:drawing>
+      </w:r>
+    </w:p>
+    <w:p>
+      <w:pPr>
+        <w:jc w:val="both"/>
+        <w:rPr>
+          <w:lang w:val="en-GB"/>
+        </w:rPr>
+      </w:pPr>
+      <w:r>
+        <w:rPr>
+          <w:b/>
+          <w:bCs/>
+          <w:lang w:val="en-GB"/>
+        </w:rPr>
+        <w:t>Observ</w:t>
+      </w:r>
+      <w:r>
+        <w:rPr>
+          <w:b/>
+          <w:bCs/>
+          <w:lang w:val="en-GB"/>
+        </w:rPr>
+        <w:t>ation</w:t>
+      </w:r>
+      <w:r>
+        <w:rPr>
+          <w:b/>
+          <w:bCs/>
+          <w:lang w:val="en-GB"/>
+        </w:rPr>
+        <w:t>:</w:t>
+      </w:r>
+      <w:r>
+        <w:rPr>
+          <w:lang w:val="en-GB"/>
+        </w:rPr>
+        <w:t xml:space="preserve"> The GPU consistently achieved higher FPS across </w:t>
+      </w:r>
+      <w:r>
+        <w:rPr>
+          <w:lang w:val="en-GB"/>
+        </w:rPr>
+        <w:t>the</w:t>
+      </w:r>
+      <w:r>
+        <w:rPr>
+          <w:lang w:val="en-GB"/>
+        </w:rPr>
+        <w:t xml:space="preserve"> filters, particularly for </w:t>
+      </w:r>
+      <w:r>
+        <w:rPr>
+          <w:lang w:val="en-GB"/>
+        </w:rPr>
+        <w:t xml:space="preserve">the </w:t>
+      </w:r>
+      <w:r>
+        <w:rPr>
+          <w:lang w:val="en-GB"/>
+        </w:rPr>
+        <w:t>C</w:t>
+      </w:r>
+      <w:r>
+        <w:rPr>
+          <w:lang w:val="en-GB"/>
+        </w:rPr>
+        <w:t xml:space="preserve">omic </w:t>
+      </w:r>
+      <w:r>
+        <w:rPr>
+          <w:lang w:val="en-GB"/>
+        </w:rPr>
+        <w:t>and Si</w:t>
+      </w:r>
+      <w:r>
+        <w:rPr>
+          <w:lang w:val="en-GB"/>
+        </w:rPr>
+        <w:t>n</w:t>
+      </w:r>
+      <w:r>
+        <w:rPr>
+          <w:lang w:val="en-GB"/>
+        </w:rPr>
+        <w:t xml:space="preserve">City </w:t>
+      </w:r>
+      <w:r>
+        <w:rPr>
+          <w:lang w:val="en-GB"/>
+        </w:rPr>
+        <w:t>filter</w:t>
+      </w:r>
+      <w:r>
+        <w:rPr>
+          <w:lang w:val="en-GB"/>
+        </w:rPr>
+        <w:t>s,</w:t>
+      </w:r>
+      <w:r>
+        <w:rPr>
+          <w:lang w:val="en-GB"/>
+        </w:rPr>
+        <w:t xml:space="preserve"> which involve more operations</w:t>
+      </w:r>
+      <w:r>
+        <w:rPr>
+          <w:lang w:val="en-GB"/>
+        </w:rPr>
+        <w:t xml:space="preserve"> to ca</w:t>
+      </w:r>
+      <w:r>
+        <w:rPr>
+          <w:lang w:val="en-GB"/>
+        </w:rPr>
+        <w:t>lc</w:t>
+      </w:r>
+      <w:r>
+        <w:rPr>
+          <w:lang w:val="en-GB"/>
+        </w:rPr>
+        <w:t>ulate</w:t>
+      </w:r>
+      <w:r>
+        <w:rPr>
+          <w:lang w:val="en-GB"/>
+        </w:rPr>
+        <w:t>.</w:t>
+      </w:r>
+    </w:p>
+    <w:p>
+      <w:pPr>
+        <w:jc w:val="both"/>
+        <w:rPr>
+          <w:lang w:val="en-GB"/>
+        </w:rPr>
+      </w:pPr>
+    </w:p>
+    <w:p>
+      <w:pPr>
+        <w:pStyle w:val="Cmsor3"/>
+        <w:rPr>
+          <w:lang w:val="en-GB"/>
+        </w:rPr>
+      </w:pPr>
+      <w:r>
+        <w:rPr>
+          <w:lang w:val="en-GB"/>
+        </w:rPr>
+        <w:t>Filters: Normal – Pixelate – Si</w:t>
+      </w:r>
+      <w:r>
+        <w:rPr>
+          <w:lang w:val="en-GB"/>
+        </w:rPr>
+        <w:t>nC</w:t>
+      </w:r>
+      <w:r>
+        <w:rPr>
+          <w:lang w:val="en-GB"/>
+        </w:rPr>
+        <w:t xml:space="preserve">ity </w:t>
+      </w:r>
+      <w:r>
+        <w:rPr>
+          <w:lang w:val="en-GB"/>
+        </w:rPr>
+        <w:t>–</w:t>
+      </w:r>
+      <w:r>
+        <w:rPr>
+          <w:lang w:val="en-GB"/>
+        </w:rPr>
+        <w:t xml:space="preserve"> Co</w:t>
+      </w:r>
+      <w:r>
+        <w:rPr>
+          <w:lang w:val="en-GB"/>
+        </w:rPr>
+        <w:t>mic</w:t>
+      </w:r>
+      <w:r>
+        <w:rPr>
+          <w:lang w:val="en-GB"/>
+        </w:rPr>
+        <w:br/>
+      </w:r>
+    </w:p>
+    <w:p>
+      <w:pPr>
+        <w:jc w:val="center"/>
+        <w:rPr>
+          <w:lang w:val="en-GB"/>
+        </w:rPr>
+      </w:pPr>
+      <w:r>
+        <w:rPr>
+          <w:lang w:val="en-GB"/>
+        </w:rPr>
+        <w:drawing>
+          <wp:inline distT="0" distB="0" distL="0" distR="0" wp14:anchorId="572593A2" wp14:editId="579D8C43">
+            <wp:extent cx="2822400" cy="1670400"/>
+            <wp:effectExtent l="0" t="0" r="0" b="6350"/>
+            <wp:docPr id="163420558" name="Kép 1"/>
+            <wp:cNvGraphicFramePr>
+              <a:graphicFrameLocks xmlns:a="http://schemas.openxmlformats.org/drawingml/2006/main" noChangeAspect="1"/>
+            </wp:cNvGraphicFramePr>
+            <a:graphic xmlns:a="http://schemas.openxmlformats.org/drawingml/2006/main">
+              <a:graphicData uri="http://schemas.openxmlformats.org/drawingml/2006/picture">
+                <pic:pic xmlns:pic="http://schemas.openxmlformats.org/drawingml/2006/picture">
+                  <pic:nvPicPr>
+                    <pic:cNvPr id="163420558" name=""/>
+                    <pic:cNvPicPr/>
+                  </pic:nvPicPr>
+                  <pic:blipFill>
+                    <a:blip r:embed="rId9"/>
+                    <a:stretch>
+                      <a:fillRect/>
+                    </a:stretch>
+                  </pic:blipFill>
+                  <pic:spPr>
+                    <a:xfrm flipH="1">
+                      <a:off x="0" y="0"/>
+                      <a:ext cx="2822400" cy="1670400"/>
+                    </a:xfrm>
+                    <a:prstGeom prst="rect">
+                      <a:avLst/>
+                    </a:prstGeom>
+                  </pic:spPr>
+                </pic:pic>
+              </a:graphicData>
+            </a:graphic>
+          </wp:inline>
+        </w:drawing>
+      </w:r>
+      <w:r>
+        <w:rPr>
+          <w:lang w:val="en-GB"/>
+        </w:rPr>
+        <w:drawing>
+          <wp:inline distT="0" distB="0" distL="0" distR="0" wp14:anchorId="521ABB15" wp14:editId="6687FF2D">
+            <wp:extent cx="2808000" cy="1670400"/>
+            <wp:effectExtent l="0" t="0" r="0" b="6350"/>
+            <wp:docPr id="483167265" name="Kép 1"/>
+            <wp:cNvGraphicFramePr>
+              <a:graphicFrameLocks xmlns:a="http://schemas.openxmlformats.org/drawingml/2006/main" noChangeAspect="1"/>
+            </wp:cNvGraphicFramePr>
+            <a:graphic xmlns:a="http://schemas.openxmlformats.org/drawingml/2006/main">
+              <a:graphicData uri="http://schemas.openxmlformats.org/drawingml/2006/picture">
+                <pic:pic xmlns:pic="http://schemas.openxmlformats.org/drawingml/2006/picture">
+                  <pic:nvPicPr>
+                    <pic:cNvPr id="483167265" name=""/>
+                    <pic:cNvPicPr/>
+                  </pic:nvPicPr>
+                  <pic:blipFill>
+                    <a:blip r:embed="rId10"/>
+                    <a:stretch>
+                      <a:fillRect/>
+                    </a:stretch>
+                  </pic:blipFill>
+                  <pic:spPr>
+                    <a:xfrm>
+                      <a:off x="0" y="0"/>
+                      <a:ext cx="2808000" cy="1670400"/>
+                    </a:xfrm>
+                    <a:prstGeom prst="rect">
+                      <a:avLst/>
+                    </a:prstGeom>
+                  </pic:spPr>
+                </pic:pic>
+              </a:graphicData>
+            </a:graphic>
+          </wp:inline>
+        </w:drawing>
+      </w:r>
+      <w:r>
+        <w:rPr>
+          <w:lang w:val="en-GB"/>
+        </w:rPr>
+        <w:drawing>
+          <wp:inline distT="0" distB="0" distL="0" distR="0" wp14:anchorId="0A55466E" wp14:editId="047B9EB7">
+            <wp:extent cx="2815200" cy="1670400"/>
+            <wp:effectExtent l="0" t="0" r="4445" b="6350"/>
+            <wp:docPr id="248716251" name="Kép 1"/>
+            <wp:cNvGraphicFramePr>
+              <a:graphicFrameLocks xmlns:a="http://schemas.openxmlformats.org/drawingml/2006/main" noChangeAspect="1"/>
+            </wp:cNvGraphicFramePr>
+            <a:graphic xmlns:a="http://schemas.openxmlformats.org/drawingml/2006/main">
+              <a:graphicData uri="http://schemas.openxmlformats.org/drawingml/2006/picture">
+                <pic:pic xmlns:pic="http://schemas.openxmlformats.org/drawingml/2006/picture">
+                  <pic:nvPicPr>
+                    <pic:cNvPr id="248716251" name=""/>
+                    <pic:cNvPicPr/>
+                  </pic:nvPicPr>
+                  <pic:blipFill>
+                    <a:blip r:embed="rId11"/>
+                    <a:stretch>
+                      <a:fillRect/>
+                    </a:stretch>
+                  </pic:blipFill>
+                  <pic:spPr>
+                    <a:xfrm>
+                      <a:off x="0" y="0"/>
+                      <a:ext cx="2815200" cy="1670400"/>
+                    </a:xfrm>
+                    <a:prstGeom prst="rect">
+                      <a:avLst/>
+                    </a:prstGeom>
+                  </pic:spPr>
+                </pic:pic>
+              </a:graphicData>
+            </a:graphic>
+          </wp:inline>
+        </w:drawing>
+      </w:r>
+      <w:r>
+        <w:rPr>
+          <w:lang w:val="en-GB"/>
+        </w:rPr>
+        <w:drawing>
+          <wp:inline distT="0" distB="0" distL="0" distR="0" wp14:anchorId="1584812A" wp14:editId="175BE1F5">
+            <wp:extent cx="2800800" cy="1670400"/>
+            <wp:effectExtent l="0" t="0" r="0" b="6350"/>
+            <wp:docPr id="1217129260" name="Kép 1"/>
+            <wp:cNvGraphicFramePr>
+              <a:graphicFrameLocks xmlns:a="http://schemas.openxmlformats.org/drawingml/2006/main" noChangeAspect="1"/>
+            </wp:cNvGraphicFramePr>
+            <a:graphic xmlns:a="http://schemas.openxmlformats.org/drawingml/2006/main">
+              <a:graphicData uri="http://schemas.openxmlformats.org/drawingml/2006/picture">
+                <pic:pic xmlns:pic="http://schemas.openxmlformats.org/drawingml/2006/picture">
+                  <pic:nvPicPr>
+                    <pic:cNvPr id="1217129260" name=""/>
+                    <pic:cNvPicPr/>
+                  </pic:nvPicPr>
+                  <pic:blipFill>
+                    <a:blip r:embed="rId12"/>
+                    <a:stretch>
+                      <a:fillRect/>
+                    </a:stretch>
+                  </pic:blipFill>
+                  <pic:spPr>
+                    <a:xfrm>
+                      <a:off x="0" y="0"/>
+                      <a:ext cx="2800800" cy="1670400"/>
+                    </a:xfrm>
+                    <a:prstGeom prst="rect">
+                      <a:avLst/>
+                    </a:prstGeom>
+                  </pic:spPr>
+                </pic:pic>
+              </a:graphicData>
+            </a:graphic>
+          </wp:inline>
+        </w:drawing>
+      </w:r>
+    </w:p>
+    <w:p>
+      <w:pPr>
+        <w:jc w:val="both"/>
+        <w:rPr>
+          <w:lang w:val="en-GB"/>
+        </w:rPr>
+      </w:pPr>
+    </w:p>
+    <w:p>
+      <w:pPr>
+        <w:pStyle w:val="Cmsor3"/>
+        <w:rPr>
+          <w:lang w:val="en-GB"/>
+        </w:rPr>
+      </w:pPr>
+      <w:r>
+        <w:rPr>
+          <w:lang w:val="en-GB"/>
+        </w:rPr>
+        <w:lastRenderedPageBreak/>
+        <w:t>Resolution Comparison</w:t>
+      </w:r>
+    </w:p>
+    <w:p>
+      <w:pPr>
+        <w:rPr>
+          <w:lang w:val="en-GB"/>
+        </w:rPr>
+      </w:pPr>
+    </w:p>
+    <w:p>
+      <w:pPr>
+        <w:jc w:val="center"/>
+        <w:rPr>
+          <w:b/>
+          <w:bCs/>
+          <w:lang w:val="en-GB"/>
+        </w:rPr>
+      </w:pPr>
+      <w:r>
+        <w:rPr>
+          <w:b/>
+          <w:bCs/>
+          <w:lang w:val="en-GB"/>
+        </w:rPr>
+        <w:drawing>
+          <wp:inline distT="0" distB="0" distL="0" distR="0" wp14:anchorId="13AB7AC7" wp14:editId="57435966">
+            <wp:extent cx="2905200" cy="2196000"/>
+            <wp:effectExtent l="0" t="0" r="0" b="0"/>
+            <wp:docPr id="2125679749" name="Kép 1"/>
+            <wp:cNvGraphicFramePr>
+              <a:graphicFrameLocks xmlns:a="http://schemas.openxmlformats.org/drawingml/2006/main" noChangeAspect="1"/>
+            </wp:cNvGraphicFramePr>
+            <a:graphic xmlns:a="http://schemas.openxmlformats.org/drawingml/2006/main">
+              <a:graphicData uri="http://schemas.openxmlformats.org/drawingml/2006/picture">
+                <pic:pic xmlns:pic="http://schemas.openxmlformats.org/drawingml/2006/picture">
+                  <pic:nvPicPr>
+                    <pic:cNvPr id="2125679749" name=""/>
+                    <pic:cNvPicPr/>
+                  </pic:nvPicPr>
+                  <pic:blipFill>
+                    <a:blip r:embed="rId13"/>
+                    <a:stretch>
+                      <a:fillRect/>
+                    </a:stretch>
+                  </pic:blipFill>
+                  <pic:spPr>
+                    <a:xfrm>
+                      <a:off x="0" y="0"/>
+                      <a:ext cx="2905200" cy="2196000"/>
+                    </a:xfrm>
+                    <a:prstGeom prst="rect">
+                      <a:avLst/>
+                    </a:prstGeom>
+                  </pic:spPr>
+                </pic:pic>
+              </a:graphicData>
+            </a:graphic>
+          </wp:inline>
+        </w:drawing>
+      </w:r>
+    </w:p>
+    <w:p>
+      <w:pPr>
+        <w:jc w:val="both"/>
+        <w:rPr>
+          <w:lang w:val="en-GB"/>
+        </w:rPr>
+      </w:pPr>
+      <w:r>
+        <w:rPr>
+          <w:lang w:val="en-GB"/>
+        </w:rPr>
+        <w:br/>
+      </w:r>
+      <w:r>
+        <w:rPr>
+          <w:b/>
+          <w:bCs/>
+          <w:lang w:val="en-GB"/>
+        </w:rPr>
+        <w:t>Observation</w:t>
+      </w:r>
+      <w:r>
+        <w:rPr>
+          <w:b/>
+          <w:bCs/>
+          <w:lang w:val="en-GB"/>
+        </w:rPr>
+        <w:t>:</w:t>
+      </w:r>
+      <w:r>
+        <w:rPr>
+          <w:lang w:val="en-GB"/>
+        </w:rPr>
+        <w:t xml:space="preserve"> The CPU performance dropped </w:t>
+      </w:r>
+      <w:r>
+        <w:rPr>
+          <w:lang w:val="en-GB"/>
+        </w:rPr>
+        <w:t xml:space="preserve">more </w:t>
+      </w:r>
+      <w:r>
+        <w:rPr>
+          <w:lang w:val="en-GB"/>
+        </w:rPr>
+        <w:t>at higher resolutions, while the GPU maintained higher stability</w:t>
+      </w:r>
+      <w:r>
+        <w:rPr>
+          <w:lang w:val="en-GB"/>
+        </w:rPr>
+        <w:t xml:space="preserve"> throughout the testing</w:t>
+      </w:r>
+      <w:r>
+        <w:rPr>
+          <w:lang w:val="en-GB"/>
+        </w:rPr>
+        <w:t>.</w:t>
+      </w:r>
+    </w:p>
+    <w:p>
+      <w:pPr>
+        <w:pStyle w:val="Cmsor3"/>
+        <w:rPr>
+          <w:lang w:val="en-GB"/>
+        </w:rPr>
+      </w:pPr>
+      <w:r>
+        <w:rPr>
+          <w:lang w:val="en-GB"/>
+        </w:rPr>
+        <w:t>Debug vs. Release Build</w:t>
+      </w:r>
+    </w:p>
+    <w:p>
+      <w:pPr>
+        <w:rPr>
+          <w:lang w:val="en-GB"/>
+        </w:rPr>
+      </w:pPr>
+    </w:p>
+    <w:tbl>
+      <w:tblPr>
+        <w:tblW w:w="9067" w:type="dxa"/>
+        <w:tblCellSpacing w:w="15" w:type="dxa"/>
+        <w:tblBorders>
+          <w:top w:val="single" w:sz="4" w:space="0" w:color="auto"/>
+          <w:left w:val="single" w:sz="4" w:space="0" w:color="auto"/>
+          <w:bottom w:val="single" w:sz="4" w:space="0" w:color="auto"/>
+          <w:right w:val="single" w:sz="4" w:space="0" w:color="auto"/>
+          <w:insideH w:val="single" w:sz="4" w:space="0" w:color="auto"/>
+          <w:insideV w:val="single" w:sz="4" w:space="0" w:color="auto"/>
+        </w:tblBorders>
+        <w:tblCellMar>
+          <w:top w:w="15" w:type="dxa"/>
+          <w:left w:w="15" w:type="dxa"/>
+          <w:bottom w:w="15" w:type="dxa"/>
+          <w:right w:w="15" w:type="dxa"/>
+        </w:tblCellMar>
+        <w:tblLook w:val="04A0" w:firstRow="1" w:lastRow="0" w:firstColumn="1" w:lastColumn="0" w:noHBand="0" w:noVBand="1"/>
+      </w:tblPr>
+      <w:tblGrid>
+        <w:gridCol w:w="993"/>
+        <w:gridCol w:w="4105"/>
+        <w:gridCol w:w="3969"/>
       </w:tblGrid>
       <w:tr>
         <w:trPr>
@@ -1005,475 +2765,43 @@
           </w:tcPr>
           <w:p>
             <w:pPr>
+              <w:jc w:val="center"/>
               <w:rPr>
                 <w:b/>
                 <w:bCs/>
+                <w:lang w:val="en-GB"/>
               </w:rPr>
             </w:pPr>
             <w:r>
               <w:rPr>
                 <w:b/>
                 <w:bCs/>
-              </w:rPr>
-              <w:t>Filter</w:t>
-            </w:r>
-          </w:p>
-        </w:tc>
-        <w:tc>
-          <w:tcPr>
-            <w:tcW w:w="0" w:type="auto"/>
-            <w:vAlign w:val="center"/>
-            <w:hideMark/>
-          </w:tcPr>
-          <w:p>
-            <w:pPr>
-              <w:rPr>
-                <w:b/>
-                <w:bCs/>
-              </w:rPr>
-            </w:pPr>
-            <w:r>
-              <w:rPr>
-                <w:b/>
-                <w:bCs/>
-              </w:rPr>
-              <w:t>CPU FPS (HD)</w:t>
-            </w:r>
-          </w:p>
-        </w:tc>
-        <w:tc>
-          <w:tcPr>
-            <w:tcW w:w="0" w:type="auto"/>
-            <w:vAlign w:val="center"/>
-            <w:hideMark/>
-          </w:tcPr>
-          <w:p>
-            <w:pPr>
-              <w:rPr>
-                <w:b/>
-                <w:bCs/>
-              </w:rPr>
-            </w:pPr>
-            <w:r>
-              <w:rPr>
-                <w:b/>
-                <w:bCs/>
-              </w:rPr>
-              <w:t>GPU FPS (HD)</w:t>
-            </w:r>
-          </w:p>
-        </w:tc>
-        <w:tc>
-          <w:tcPr>
-            <w:tcW w:w="0" w:type="auto"/>
-            <w:vAlign w:val="center"/>
-            <w:hideMark/>
-          </w:tcPr>
-          <w:p>
-            <w:pPr>
-              <w:rPr>
-                <w:b/>
-                <w:bCs/>
-              </w:rPr>
-            </w:pPr>
-            <w:r>
-              <w:rPr>
-                <w:b/>
-                <w:bCs/>
-              </w:rPr>
-              <w:t>CPU FPS (Low Res)</w:t>
-            </w:r>
-          </w:p>
-        </w:tc>
-        <w:tc>
-          <w:tcPr>
-            <w:tcW w:w="0" w:type="auto"/>
-            <w:vAlign w:val="center"/>
-            <w:hideMark/>
-          </w:tcPr>
-          <w:p>
-            <w:pPr>
-              <w:rPr>
-                <w:b/>
-                <w:bCs/>
-              </w:rPr>
-            </w:pPr>
-            <w:r>
-              <w:rPr>
-                <w:b/>
-                <w:bCs/>
-              </w:rPr>
-              <w:t>GPU FPS (Low Res)</w:t>
-            </w:r>
-          </w:p>
-        </w:tc>
-      </w:tr>
-      <w:tr>
-        <w:trPr>
-          <w:tblCellSpacing w:w="15" w:type="dxa"/>
-        </w:trPr>
-        <w:tc>
-          <w:tcPr>
-            <w:tcW w:w="0" w:type="auto"/>
-            <w:vAlign w:val="center"/>
-            <w:hideMark/>
-          </w:tcPr>
-          <w:p>
-            <w:r>
-              <w:t>Blur</w:t>
-            </w:r>
-          </w:p>
-        </w:tc>
-        <w:tc>
-          <w:tcPr>
-            <w:tcW w:w="0" w:type="auto"/>
-            <w:vAlign w:val="center"/>
-            <w:hideMark/>
-          </w:tcPr>
-          <w:p>
-            <w:r>
-              <w:rPr>
-                <w:i/>
-                <w:iCs/>
-              </w:rPr>
-              <w:t>X</w:t>
-            </w:r>
-          </w:p>
-        </w:tc>
-        <w:tc>
-          <w:tcPr>
-            <w:tcW w:w="0" w:type="auto"/>
-            <w:vAlign w:val="center"/>
-            <w:hideMark/>
-          </w:tcPr>
-          <w:p>
-            <w:r>
-              <w:rPr>
-                <w:i/>
-                <w:iCs/>
-              </w:rPr>
-              <w:t>Y</w:t>
-            </w:r>
-          </w:p>
-        </w:tc>
-        <w:tc>
-          <w:tcPr>
-            <w:tcW w:w="0" w:type="auto"/>
-            <w:vAlign w:val="center"/>
-            <w:hideMark/>
-          </w:tcPr>
-          <w:p>
-            <w:r>
-              <w:rPr>
-                <w:i/>
-                <w:iCs/>
-              </w:rPr>
-              <w:t>X</w:t>
-            </w:r>
-          </w:p>
-        </w:tc>
-        <w:tc>
-          <w:tcPr>
-            <w:tcW w:w="0" w:type="auto"/>
-            <w:vAlign w:val="center"/>
-            <w:hideMark/>
-          </w:tcPr>
-          <w:p>
-            <w:r>
-              <w:rPr>
-                <w:i/>
-                <w:iCs/>
-              </w:rPr>
-              <w:t>Y</w:t>
-            </w:r>
-          </w:p>
-        </w:tc>
-      </w:tr>
-      <w:tr>
-        <w:trPr>
-          <w:tblCellSpacing w:w="15" w:type="dxa"/>
-        </w:trPr>
-        <w:tc>
-          <w:tcPr>
-            <w:tcW w:w="0" w:type="auto"/>
-            <w:vAlign w:val="center"/>
-            <w:hideMark/>
-          </w:tcPr>
-          <w:p>
-            <w:r>
-              <w:t>Edge</w:t>
-            </w:r>
-          </w:p>
-        </w:tc>
-        <w:tc>
-          <w:tcPr>
-            <w:tcW w:w="0" w:type="auto"/>
-            <w:vAlign w:val="center"/>
-            <w:hideMark/>
-          </w:tcPr>
-          <w:p>
-            <w:r>
-              <w:rPr>
-                <w:i/>
-                <w:iCs/>
-              </w:rPr>
-              <w:t>X</w:t>
-            </w:r>
-          </w:p>
-        </w:tc>
-        <w:tc>
-          <w:tcPr>
-            <w:tcW w:w="0" w:type="auto"/>
-            <w:vAlign w:val="center"/>
-            <w:hideMark/>
-          </w:tcPr>
-          <w:p>
-            <w:r>
-              <w:rPr>
-                <w:i/>
-                <w:iCs/>
-              </w:rPr>
-              <w:t>Y</w:t>
-            </w:r>
-          </w:p>
-        </w:tc>
-        <w:tc>
-          <w:tcPr>
-            <w:tcW w:w="0" w:type="auto"/>
-            <w:vAlign w:val="center"/>
-            <w:hideMark/>
-          </w:tcPr>
-          <w:p>
-            <w:r>
-              <w:rPr>
-                <w:i/>
-                <w:iCs/>
-              </w:rPr>
-              <w:t>X</w:t>
-            </w:r>
-          </w:p>
-        </w:tc>
-        <w:tc>
-          <w:tcPr>
-            <w:tcW w:w="0" w:type="auto"/>
-            <w:vAlign w:val="center"/>
-            <w:hideMark/>
-          </w:tcPr>
-          <w:p>
-            <w:r>
-              <w:rPr>
-                <w:i/>
-                <w:iCs/>
-              </w:rPr>
-              <w:t>Y</w:t>
-            </w:r>
-          </w:p>
-        </w:tc>
-      </w:tr>
-      <w:tr>
-        <w:trPr>
-          <w:tblCellSpacing w:w="15" w:type="dxa"/>
-        </w:trPr>
-        <w:tc>
-          <w:tcPr>
-            <w:tcW w:w="0" w:type="auto"/>
-            <w:vAlign w:val="center"/>
-            <w:hideMark/>
-          </w:tcPr>
-          <w:p>
-            <w:r>
-              <w:t>Sharpen</w:t>
-            </w:r>
-          </w:p>
-        </w:tc>
-        <w:tc>
-          <w:tcPr>
-            <w:tcW w:w="0" w:type="auto"/>
-            <w:vAlign w:val="center"/>
-            <w:hideMark/>
-          </w:tcPr>
-          <w:p>
-            <w:r>
-              <w:rPr>
-                <w:i/>
-                <w:iCs/>
-              </w:rPr>
-              <w:t>X</w:t>
-            </w:r>
-          </w:p>
-        </w:tc>
-        <w:tc>
-          <w:tcPr>
-            <w:tcW w:w="0" w:type="auto"/>
-            <w:vAlign w:val="center"/>
-            <w:hideMark/>
-          </w:tcPr>
-          <w:p>
-            <w:r>
-              <w:rPr>
-                <w:i/>
-                <w:iCs/>
-              </w:rPr>
-              <w:t>Y</w:t>
-            </w:r>
-          </w:p>
-        </w:tc>
-        <w:tc>
-          <w:tcPr>
-            <w:tcW w:w="0" w:type="auto"/>
-            <w:vAlign w:val="center"/>
-            <w:hideMark/>
-          </w:tcPr>
-          <w:p>
-            <w:r>
-              <w:rPr>
-                <w:i/>
-                <w:iCs/>
-              </w:rPr>
-              <w:t>X</w:t>
-            </w:r>
-          </w:p>
-        </w:tc>
-        <w:tc>
-          <w:tcPr>
-            <w:tcW w:w="0" w:type="auto"/>
-            <w:vAlign w:val="center"/>
-            <w:hideMark/>
-          </w:tcPr>
-          <w:p>
-            <w:r>
-              <w:rPr>
-                <w:i/>
-                <w:iCs/>
-              </w:rPr>
-              <w:t>Y</w:t>
-            </w:r>
-          </w:p>
-        </w:tc>
-      </w:tr>
-    </w:tbl>
-    <w:p>
-      <w:r>
-        <w:rPr>
-          <w:b/>
-          <w:bCs/>
-        </w:rPr>
-        <w:t>Observed trend:</w:t>
-      </w:r>
-      <w:r>
-        <w:t xml:space="preserve"> The GPU consistently achieved significantly higher FPS across all filters, particularly for edge detection and sharpening which involve more convolution operations.</w:t>
-      </w:r>
-    </w:p>
-    <w:p>
-      <w:pPr>
-        <w:rPr>
-          <w:b/>
-          <w:bCs/>
-        </w:rPr>
-      </w:pPr>
-      <w:r>
-        <w:rPr>
-          <w:b/>
-          <w:bCs/>
-        </w:rPr>
-        <w:t>3.2 Resolution Comparison</w:t>
-      </w:r>
-    </w:p>
-    <w:p>
-      <w:r>
-        <w:t>Graphs should illustrate FPS drop from low resolution to HD.</w:t>
-      </w:r>
-      <w:r>
-        <w:br/>
-      </w:r>
-      <w:r>
-        <w:rPr>
-          <w:b/>
-          <w:bCs/>
-        </w:rPr>
-        <w:t>Expected outcome:</w:t>
-      </w:r>
-      <w:r>
-        <w:t xml:space="preserve"> The CPU performance dropped steeply at higher resolutions, while the GPU maintained higher stability.</w:t>
-      </w:r>
-    </w:p>
-    <w:p>
-      <w:pPr>
-        <w:rPr>
-          <w:b/>
-          <w:bCs/>
-        </w:rPr>
-      </w:pPr>
-      <w:r>
-        <w:rPr>
-          <w:b/>
-          <w:bCs/>
-        </w:rPr>
-        <w:t>3.3 Debug vs. Release Build</w:t>
-      </w:r>
-    </w:p>
-    <w:tbl>
-      <w:tblPr>
-        <w:tblW w:w="0" w:type="auto"/>
-        <w:tblCellSpacing w:w="15" w:type="dxa"/>
-        <w:tblCellMar>
-          <w:top w:w="15" w:type="dxa"/>
-          <w:left w:w="15" w:type="dxa"/>
-          <w:bottom w:w="15" w:type="dxa"/>
-          <w:right w:w="15" w:type="dxa"/>
-        </w:tblCellMar>
-        <w:tblLook w:val="04A0" w:firstRow="1" w:lastRow="0" w:firstColumn="1" w:lastColumn="0" w:noHBand="0" w:noVBand="1"/>
-      </w:tblPr>
-      <w:tblGrid>
-        <w:gridCol w:w="973"/>
-        <w:gridCol w:w="1486"/>
-        <w:gridCol w:w="1615"/>
-      </w:tblGrid>
-      <w:tr>
-        <w:trPr>
-          <w:tblHeader/>
-          <w:tblCellSpacing w:w="15" w:type="dxa"/>
-        </w:trPr>
-        <w:tc>
-          <w:tcPr>
-            <w:tcW w:w="0" w:type="auto"/>
-            <w:vAlign w:val="center"/>
-            <w:hideMark/>
-          </w:tcPr>
-          <w:p>
-            <w:pPr>
-              <w:rPr>
-                <w:b/>
-                <w:bCs/>
-              </w:rPr>
-            </w:pPr>
-            <w:r>
-              <w:rPr>
-                <w:b/>
-                <w:bCs/>
-              </w:rPr>
-              <w:lastRenderedPageBreak/>
+                <w:lang w:val="en-GB"/>
+              </w:rPr>
               <w:t>Hardware</w:t>
             </w:r>
           </w:p>
         </w:tc>
         <w:tc>
           <w:tcPr>
-            <w:tcW w:w="0" w:type="auto"/>
+            <w:tcW w:w="4075" w:type="dxa"/>
             <w:vAlign w:val="center"/>
             <w:hideMark/>
           </w:tcPr>
           <w:p>
             <w:pPr>
+              <w:jc w:val="center"/>
               <w:rPr>
                 <w:b/>
                 <w:bCs/>
+                <w:lang w:val="en-GB"/>
               </w:rPr>
             </w:pPr>
             <w:r>
               <w:rPr>
                 <w:b/>
                 <w:bCs/>
+                <w:lang w:val="en-GB"/>
               </w:rPr>
               <w:t>Debug FPS (HD)</w:t>
             </w:r>
@@ -1481,21 +2809,24 @@
         </w:tc>
         <w:tc>
           <w:tcPr>
-            <w:tcW w:w="0" w:type="auto"/>
+            <w:tcW w:w="3924" w:type="dxa"/>
             <w:vAlign w:val="center"/>
             <w:hideMark/>
           </w:tcPr>
           <w:p>
             <w:pPr>
+              <w:jc w:val="center"/>
               <w:rPr>
                 <w:b/>
                 <w:bCs/>
+                <w:lang w:val="en-GB"/>
               </w:rPr>
             </w:pPr>
             <w:r>
               <w:rPr>
                 <w:b/>
                 <w:bCs/>
+                <w:lang w:val="en-GB"/>
               </w:rPr>
               <w:t>Release FPS (HD)</w:t>
             </w:r>
@@ -1513,40 +2844,59 @@
             <w:hideMark/>
           </w:tcPr>
           <w:p>
+            <w:pPr>
+              <w:jc w:val="center"/>
+              <w:rPr>
+                <w:lang w:val="en-GB"/>
+              </w:rPr>
+            </w:pPr>
             <w:r>
+              <w:rPr>
+                <w:lang w:val="en-GB"/>
+              </w:rPr>
               <w:t>CPU</w:t>
             </w:r>
           </w:p>
         </w:tc>
         <w:tc>
           <w:tcPr>
-            <w:tcW w:w="0" w:type="auto"/>
+            <w:tcW w:w="4075" w:type="dxa"/>
             <w:vAlign w:val="center"/>
             <w:hideMark/>
           </w:tcPr>
           <w:p>
+            <w:pPr>
+              <w:jc w:val="center"/>
+              <w:rPr>
+                <w:lang w:val="en-GB"/>
+              </w:rPr>
+            </w:pPr>
             <w:r>
               <w:rPr>
-                <w:i/>
-                <w:iCs/>
-              </w:rPr>
-              <w:t>X</w:t>
+                <w:lang w:val="en-GB"/>
+              </w:rPr>
+              <w:t>29.85</w:t>
             </w:r>
           </w:p>
         </w:tc>
         <w:tc>
           <w:tcPr>
-            <w:tcW w:w="0" w:type="auto"/>
+            <w:tcW w:w="3924" w:type="dxa"/>
             <w:vAlign w:val="center"/>
             <w:hideMark/>
           </w:tcPr>
           <w:p>
+            <w:pPr>
+              <w:jc w:val="center"/>
+              <w:rPr>
+                <w:lang w:val="en-GB"/>
+              </w:rPr>
+            </w:pPr>
             <w:r>
               <w:rPr>
-                <w:i/>
-                <w:iCs/>
-              </w:rPr>
-              <w:t>Y</w:t>
+                <w:lang w:val="en-GB"/>
+              </w:rPr>
+              <w:t>30.45</w:t>
             </w:r>
           </w:p>
         </w:tc>
@@ -1562,76 +2912,199 @@
             <w:hideMark/>
           </w:tcPr>
           <w:p>
+            <w:pPr>
+              <w:jc w:val="center"/>
+              <w:rPr>
+                <w:lang w:val="en-GB"/>
+              </w:rPr>
+            </w:pPr>
             <w:r>
+              <w:rPr>
+                <w:lang w:val="en-GB"/>
+              </w:rPr>
               <w:t>GPU</w:t>
             </w:r>
           </w:p>
         </w:tc>
         <w:tc>
           <w:tcPr>
-            <w:tcW w:w="0" w:type="auto"/>
+            <w:tcW w:w="4075" w:type="dxa"/>
             <w:vAlign w:val="center"/>
             <w:hideMark/>
           </w:tcPr>
           <w:p>
+            <w:pPr>
+              <w:jc w:val="center"/>
+              <w:rPr>
+                <w:lang w:val="en-GB"/>
+              </w:rPr>
+            </w:pPr>
             <w:r>
               <w:rPr>
-                <w:i/>
-                <w:iCs/>
-              </w:rPr>
-              <w:t>X</w:t>
+                <w:lang w:val="en-GB"/>
+              </w:rPr>
+              <w:t>29.95</w:t>
             </w:r>
           </w:p>
         </w:tc>
         <w:tc>
           <w:tcPr>
-            <w:tcW w:w="0" w:type="auto"/>
+            <w:tcW w:w="3924" w:type="dxa"/>
             <w:vAlign w:val="center"/>
             <w:hideMark/>
           </w:tcPr>
           <w:p>
+            <w:pPr>
+              <w:jc w:val="center"/>
+              <w:rPr>
+                <w:lang w:val="en-GB"/>
+              </w:rPr>
+            </w:pPr>
             <w:r>
               <w:rPr>
-                <w:i/>
-                <w:iCs/>
-              </w:rPr>
-              <w:t>Y</w:t>
+                <w:lang w:val="en-GB"/>
+              </w:rPr>
+              <w:t>30.1</w:t>
             </w:r>
           </w:p>
         </w:tc>
       </w:tr>
     </w:tbl>
     <w:p>
-      <w:r>
+      <w:pPr>
         <w:rPr>
           <w:b/>
           <w:bCs/>
-        </w:rPr>
-        <w:t>Observation:</w:t>
-      </w:r>
-      <w:r>
-        <w:t xml:space="preserve"> Release builds improved FPS due to compiler optimizations, instruction scheduling, and loop unrolling.</w:t>
-      </w:r>
-    </w:p>
-    <w:p>
-      <w:pPr>
+          <w:lang w:val="en-GB"/>
+        </w:rPr>
+      </w:pPr>
+    </w:p>
+    <w:p>
+      <w:pPr>
+        <w:jc w:val="center"/>
         <w:rPr>
           <w:b/>
           <w:bCs/>
+          <w:lang w:val="en-GB"/>
         </w:rPr>
       </w:pPr>
       <w:r>
         <w:rPr>
           <w:b/>
           <w:bCs/>
-        </w:rPr>
+          <w:lang w:val="en-GB"/>
+        </w:rPr>
+        <w:drawing>
+          <wp:inline distT="0" distB="0" distL="0" distR="0" wp14:anchorId="2EB3132E" wp14:editId="32110029">
+            <wp:extent cx="2757600" cy="2196000"/>
+            <wp:effectExtent l="0" t="0" r="5080" b="0"/>
+            <wp:docPr id="559534104" name="Kép 1"/>
+            <wp:cNvGraphicFramePr>
+              <a:graphicFrameLocks xmlns:a="http://schemas.openxmlformats.org/drawingml/2006/main" noChangeAspect="1"/>
+            </wp:cNvGraphicFramePr>
+            <a:graphic xmlns:a="http://schemas.openxmlformats.org/drawingml/2006/main">
+              <a:graphicData uri="http://schemas.openxmlformats.org/drawingml/2006/picture">
+                <pic:pic xmlns:pic="http://schemas.openxmlformats.org/drawingml/2006/picture">
+                  <pic:nvPicPr>
+                    <pic:cNvPr id="559534104" name=""/>
+                    <pic:cNvPicPr/>
+                  </pic:nvPicPr>
+                  <pic:blipFill>
+                    <a:blip r:embed="rId14"/>
+                    <a:stretch>
+                      <a:fillRect/>
+                    </a:stretch>
+                  </pic:blipFill>
+                  <pic:spPr>
+                    <a:xfrm>
+                      <a:off x="0" y="0"/>
+                      <a:ext cx="2757600" cy="2196000"/>
+                    </a:xfrm>
+                    <a:prstGeom prst="rect">
+                      <a:avLst/>
+                    </a:prstGeom>
+                  </pic:spPr>
+                </pic:pic>
+              </a:graphicData>
+            </a:graphic>
+          </wp:inline>
+        </w:drawing>
+      </w:r>
+    </w:p>
+    <w:p>
+      <w:pPr>
+        <w:rPr>
+          <w:lang w:val="en-GB"/>
+        </w:rPr>
+      </w:pPr>
+      <w:r>
+        <w:rPr>
+          <w:b/>
+          <w:bCs/>
+          <w:lang w:val="en-GB"/>
+        </w:rPr>
+        <w:t>Observation:</w:t>
+      </w:r>
+      <w:r>
+        <w:rPr>
+          <w:lang w:val="en-GB"/>
+        </w:rPr>
+        <w:t xml:space="preserve"> Release builds </w:t>
+      </w:r>
+      <w:r>
+        <w:rPr>
+          <w:lang w:val="en-GB"/>
+        </w:rPr>
+        <w:t xml:space="preserve">have </w:t>
+      </w:r>
+      <w:r>
+        <w:rPr>
+          <w:lang w:val="en-GB"/>
+        </w:rPr>
+        <w:t>improved FPS due to compiler optimizations, instruction scheduling and loop unrolling.</w:t>
+      </w:r>
+    </w:p>
+    <w:p>
+      <w:pPr>
+        <w:rPr>
+          <w:lang w:val="en-GB"/>
+        </w:rPr>
+      </w:pPr>
+    </w:p>
+    <w:p>
+      <w:pPr>
+        <w:pStyle w:val="Cmsor3"/>
+        <w:rPr>
+          <w:lang w:val="en-GB"/>
+        </w:rPr>
+      </w:pPr>
+      <w:r>
+        <w:rPr>
+          <w:lang w:val="en-GB"/>
+        </w:rPr>
+        <w:lastRenderedPageBreak/>
         <w:t>3.4 Effect of Geometric Transformations</w:t>
       </w:r>
+    </w:p>
+    <w:p>
+      <w:pPr>
+        <w:rPr>
+          <w:lang w:val="en-GB"/>
+        </w:rPr>
+      </w:pPr>
     </w:p>
     <w:tbl>
       <w:tblPr>
-        <w:tblW w:w="0" w:type="auto"/>
+        <w:tblW w:w="9067" w:type="dxa"/>
         <w:tblCellSpacing w:w="15" w:type="dxa"/>
+        <w:tblBorders>
+          <w:top w:val="single" w:sz="4" w:space="0" w:color="auto"/>
+          <w:left w:val="single" w:sz="4" w:space="0" w:color="auto"/>
+          <w:bottom w:val="single" w:sz="4" w:space="0" w:color="auto"/>
+          <w:right w:val="single" w:sz="4" w:space="0" w:color="auto"/>
+          <w:insideH w:val="single" w:sz="4" w:space="0" w:color="auto"/>
+          <w:insideV w:val="single" w:sz="4" w:space="0" w:color="auto"/>
+        </w:tblBorders>
         <w:tblCellMar>
           <w:top w:w="15" w:type="dxa"/>
           <w:left w:w="15" w:type="dxa"/>
@@ -1641,9 +3114,9 @@
         <w:tblLook w:val="04A0" w:firstRow="1" w:lastRow="0" w:firstColumn="1" w:lastColumn="0" w:noHBand="0" w:noVBand="1"/>
       </w:tblPr>
       <w:tblGrid>
-        <w:gridCol w:w="1554"/>
-        <w:gridCol w:w="1299"/>
-        <w:gridCol w:w="2025"/>
+        <w:gridCol w:w="1838"/>
+        <w:gridCol w:w="3402"/>
+        <w:gridCol w:w="3827"/>
       </w:tblGrid>
       <w:tr>
         <w:trPr>
@@ -1652,21 +3125,24 @@
         </w:trPr>
         <w:tc>
           <w:tcPr>
-            <w:tcW w:w="0" w:type="auto"/>
+            <w:tcW w:w="1793" w:type="dxa"/>
             <w:vAlign w:val="center"/>
             <w:hideMark/>
           </w:tcPr>
           <w:p>
             <w:pPr>
+              <w:jc w:val="center"/>
               <w:rPr>
                 <w:b/>
                 <w:bCs/>
+                <w:lang w:val="en-GB"/>
               </w:rPr>
             </w:pPr>
             <w:r>
               <w:rPr>
                 <w:b/>
                 <w:bCs/>
+                <w:lang w:val="en-GB"/>
               </w:rPr>
               <w:t>Execution Mode</w:t>
             </w:r>
@@ -1674,45 +3150,67 @@
         </w:tc>
         <w:tc>
           <w:tcPr>
-            <w:tcW w:w="0" w:type="auto"/>
+            <w:tcW w:w="3372" w:type="dxa"/>
             <w:vAlign w:val="center"/>
             <w:hideMark/>
           </w:tcPr>
           <w:p>
             <w:pPr>
+              <w:jc w:val="center"/>
               <w:rPr>
                 <w:b/>
                 <w:bCs/>
+                <w:lang w:val="en-GB"/>
               </w:rPr>
             </w:pPr>
             <w:r>
               <w:rPr>
                 <w:b/>
                 <w:bCs/>
+                <w:lang w:val="en-GB"/>
               </w:rPr>
               <w:t>No Transform</w:t>
+            </w:r>
+            <w:r>
+              <w:rPr>
+                <w:b/>
+                <w:bCs/>
+                <w:lang w:val="en-GB"/>
+              </w:rPr>
+              <w:t xml:space="preserve"> (FPS)</w:t>
             </w:r>
           </w:p>
         </w:tc>
         <w:tc>
           <w:tcPr>
-            <w:tcW w:w="0" w:type="auto"/>
+            <w:tcW w:w="3782" w:type="dxa"/>
             <w:vAlign w:val="center"/>
             <w:hideMark/>
           </w:tcPr>
           <w:p>
             <w:pPr>
+              <w:jc w:val="center"/>
               <w:rPr>
                 <w:b/>
                 <w:bCs/>
+                <w:lang w:val="en-GB"/>
               </w:rPr>
             </w:pPr>
             <w:r>
               <w:rPr>
                 <w:b/>
                 <w:bCs/>
+                <w:lang w:val="en-GB"/>
               </w:rPr>
               <w:t>Interactive Transform</w:t>
+            </w:r>
+            <w:r>
+              <w:rPr>
+                <w:b/>
+                <w:bCs/>
+                <w:lang w:val="en-GB"/>
+              </w:rPr>
+              <w:t xml:space="preserve"> (FPS)</w:t>
             </w:r>
           </w:p>
         </w:tc>
@@ -1723,51 +3221,72 @@
         </w:trPr>
         <w:tc>
           <w:tcPr>
-            <w:tcW w:w="0" w:type="auto"/>
+            <w:tcW w:w="1793" w:type="dxa"/>
             <w:vAlign w:val="center"/>
             <w:hideMark/>
           </w:tcPr>
           <w:p>
+            <w:pPr>
+              <w:jc w:val="center"/>
+              <w:rPr>
+                <w:lang w:val="en-GB"/>
+              </w:rPr>
+            </w:pPr>
             <w:r>
+              <w:rPr>
+                <w:lang w:val="en-GB"/>
+              </w:rPr>
               <w:t>CPU</w:t>
             </w:r>
           </w:p>
         </w:tc>
         <w:tc>
           <w:tcPr>
-            <w:tcW w:w="0" w:type="auto"/>
+            <w:tcW w:w="3372" w:type="dxa"/>
             <w:vAlign w:val="center"/>
             <w:hideMark/>
           </w:tcPr>
           <w:p>
+            <w:pPr>
+              <w:jc w:val="center"/>
+              <w:rPr>
+                <w:lang w:val="en-GB"/>
+              </w:rPr>
+            </w:pPr>
             <w:r>
               <w:rPr>
-                <w:i/>
-                <w:iCs/>
-              </w:rPr>
-              <w:t>X</w:t>
+                <w:lang w:val="en-GB"/>
+              </w:rPr>
+              <w:t xml:space="preserve"> </w:t>
             </w:r>
             <w:r>
-              <w:t xml:space="preserve"> FPS</w:t>
+              <w:rPr>
+                <w:lang w:val="en-GB"/>
+              </w:rPr>
+              <w:t>30.55</w:t>
             </w:r>
           </w:p>
         </w:tc>
         <w:tc>
           <w:tcPr>
-            <w:tcW w:w="0" w:type="auto"/>
+            <w:tcW w:w="3782" w:type="dxa"/>
             <w:vAlign w:val="center"/>
             <w:hideMark/>
           </w:tcPr>
           <w:p>
+            <w:pPr>
+              <w:jc w:val="center"/>
+              <w:rPr>
+                <w:lang w:val="en-GB"/>
+              </w:rPr>
+            </w:pPr>
             <w:r>
               <w:rPr>
                 <w:i/>
                 <w:iCs/>
-              </w:rPr>
-              <w:t>Y</w:t>
-            </w:r>
-            <w:r>
-              <w:t xml:space="preserve"> FPS</w:t>
+                <w:lang w:val="en-GB"/>
+              </w:rPr>
+              <w:t>30.1</w:t>
             </w:r>
           </w:p>
         </w:tc>
@@ -1778,107 +3297,565 @@
         </w:trPr>
         <w:tc>
           <w:tcPr>
-            <w:tcW w:w="0" w:type="auto"/>
+            <w:tcW w:w="1793" w:type="dxa"/>
             <w:vAlign w:val="center"/>
             <w:hideMark/>
           </w:tcPr>
           <w:p>
+            <w:pPr>
+              <w:jc w:val="center"/>
+              <w:rPr>
+                <w:lang w:val="en-GB"/>
+              </w:rPr>
+            </w:pPr>
             <w:r>
+              <w:rPr>
+                <w:lang w:val="en-GB"/>
+              </w:rPr>
               <w:t>GPU</w:t>
             </w:r>
           </w:p>
         </w:tc>
         <w:tc>
           <w:tcPr>
-            <w:tcW w:w="0" w:type="auto"/>
+            <w:tcW w:w="3372" w:type="dxa"/>
             <w:vAlign w:val="center"/>
             <w:hideMark/>
           </w:tcPr>
           <w:p>
+            <w:pPr>
+              <w:jc w:val="center"/>
+              <w:rPr>
+                <w:lang w:val="en-GB"/>
+              </w:rPr>
+            </w:pPr>
             <w:r>
               <w:rPr>
-                <w:i/>
-                <w:iCs/>
-              </w:rPr>
-              <w:t>X</w:t>
-            </w:r>
-            <w:r>
-              <w:t xml:space="preserve"> FPS</w:t>
+                <w:lang w:val="en-GB"/>
+              </w:rPr>
+              <w:t>30.75</w:t>
             </w:r>
           </w:p>
         </w:tc>
         <w:tc>
           <w:tcPr>
-            <w:tcW w:w="0" w:type="auto"/>
+            <w:tcW w:w="3782" w:type="dxa"/>
             <w:vAlign w:val="center"/>
             <w:hideMark/>
           </w:tcPr>
           <w:p>
+            <w:pPr>
+              <w:jc w:val="center"/>
+              <w:rPr>
+                <w:lang w:val="en-GB"/>
+              </w:rPr>
+            </w:pPr>
             <w:r>
               <w:rPr>
                 <w:i/>
                 <w:iCs/>
-              </w:rPr>
-              <w:t>Y</w:t>
+                <w:lang w:val="en-GB"/>
+              </w:rPr>
+              <w:t>30</w:t>
             </w:r>
             <w:r>
-              <w:t xml:space="preserve"> FPS</w:t>
+              <w:rPr>
+                <w:i/>
+                <w:iCs/>
+                <w:lang w:val="en-GB"/>
+              </w:rPr>
+              <w:t>.</w:t>
+            </w:r>
+            <w:r>
+              <w:rPr>
+                <w:i/>
+                <w:iCs/>
+                <w:lang w:val="en-GB"/>
+              </w:rPr>
+              <w:t>2</w:t>
             </w:r>
           </w:p>
         </w:tc>
       </w:tr>
     </w:tbl>
     <w:p>
-      <w:r>
+      <w:pPr>
+        <w:jc w:val="both"/>
         <w:rPr>
           <w:b/>
           <w:bCs/>
-        </w:rPr>
-        <w:t>Observation:</w:t>
-      </w:r>
-      <w:r>
-        <w:t xml:space="preserve"> Transform operations introduced an additional computational load, reducing FPS. The GPU remained more resilient due to parallel execution of pixel and vertex operations.</w:t>
-      </w:r>
-    </w:p>
-    <w:p>
-      <w:r>
-        <w:pict w14:anchorId="66370158">
-          <v:rect id="_x0000_i1051" style="width:0;height:1.5pt" o:hralign="center" o:hrstd="t" o:hr="t" fillcolor="#a0a0a0" stroked="f"/>
-        </w:pict>
-      </w:r>
-    </w:p>
-    <w:p>
-      <w:pPr>
+          <w:lang w:val="en-GB"/>
+        </w:rPr>
+      </w:pPr>
+    </w:p>
+    <w:p>
+      <w:pPr>
+        <w:jc w:val="center"/>
         <w:rPr>
           <w:b/>
           <w:bCs/>
+          <w:lang w:val="en-GB"/>
         </w:rPr>
       </w:pPr>
       <w:r>
         <w:rPr>
           <w:b/>
           <w:bCs/>
-        </w:rPr>
-        <w:t>4. Discussion</w:t>
-      </w:r>
-    </w:p>
-    <w:p>
-      <w:r>
-        <w:t>The results strongly support the hypothesis that the GPU provides a substantial performance advantage in real-time image processing. Because GPUs are designed for parallel processing of large blocks of pixel data, they scale better as resolution and filter complexity increase. In contrast, the CPU exhibited a near-linear performance drop as frame size and computation increased, consistent with the CPU’s emphasis on sequential processing.</w:t>
-      </w:r>
-    </w:p>
-    <w:p>
-      <w:r>
-        <w:t>The difference between Debug and Release builds highlights the importance of compiler-level optimizations. Without them, unnecessary overhead limits performance and can falsely imply inefficiency in the algorithm design.</w:t>
-      </w:r>
-    </w:p>
-    <w:p>
-      <w:r>
-        <w:t>Additionally, geometric transformations reduced performance on both processing units, but the GPU maintained higher FPS. This is expected because modern GPUs contain dedicated hardware pipelines for vertex and fragment transformations, whereas CPUs must compute transformations per pixel through general-purpose arithmetic.</w:t>
-      </w:r>
-    </w:p>
-    <w:p>
-      <w:r>
+          <w:lang w:val="en-GB"/>
+        </w:rPr>
+        <w:drawing>
+          <wp:inline distT="0" distB="0" distL="0" distR="0" wp14:anchorId="29DB2891" wp14:editId="0DE60979">
+            <wp:extent cx="2732400" cy="2196000"/>
+            <wp:effectExtent l="0" t="0" r="0" b="0"/>
+            <wp:docPr id="1266156170" name="Kép 1"/>
+            <wp:cNvGraphicFramePr>
+              <a:graphicFrameLocks xmlns:a="http://schemas.openxmlformats.org/drawingml/2006/main" noChangeAspect="1"/>
+            </wp:cNvGraphicFramePr>
+            <a:graphic xmlns:a="http://schemas.openxmlformats.org/drawingml/2006/main">
+              <a:graphicData uri="http://schemas.openxmlformats.org/drawingml/2006/picture">
+                <pic:pic xmlns:pic="http://schemas.openxmlformats.org/drawingml/2006/picture">
+                  <pic:nvPicPr>
+                    <pic:cNvPr id="1266156170" name=""/>
+                    <pic:cNvPicPr/>
+                  </pic:nvPicPr>
+                  <pic:blipFill>
+                    <a:blip r:embed="rId15"/>
+                    <a:stretch>
+                      <a:fillRect/>
+                    </a:stretch>
+                  </pic:blipFill>
+                  <pic:spPr>
+                    <a:xfrm>
+                      <a:off x="0" y="0"/>
+                      <a:ext cx="2732400" cy="2196000"/>
+                    </a:xfrm>
+                    <a:prstGeom prst="rect">
+                      <a:avLst/>
+                    </a:prstGeom>
+                  </pic:spPr>
+                </pic:pic>
+              </a:graphicData>
+            </a:graphic>
+          </wp:inline>
+        </w:drawing>
+      </w:r>
+    </w:p>
+    <w:p>
+      <w:pPr>
+        <w:jc w:val="both"/>
+        <w:rPr>
+          <w:lang w:val="en-GB"/>
+        </w:rPr>
+      </w:pPr>
+      <w:r>
+        <w:rPr>
+          <w:b/>
+          <w:bCs/>
+          <w:lang w:val="en-GB"/>
+        </w:rPr>
+        <w:t>Observation:</w:t>
+      </w:r>
+      <w:r>
+        <w:rPr>
+          <w:lang w:val="en-GB"/>
+        </w:rPr>
+        <w:t xml:space="preserve"> Transform operations introduced an additional computational load, reducing FPS. The GPU remained more resilient due to parallel execution of pixel and vertex operations.</w:t>
+      </w:r>
+    </w:p>
+    <w:p>
+      <w:pPr>
+        <w:rPr>
+          <w:lang w:val="en-GB"/>
+        </w:rPr>
+      </w:pPr>
+    </w:p>
+    <w:p>
+      <w:pPr>
+        <w:pStyle w:val="Cmsor2"/>
+        <w:rPr>
+          <w:lang w:val="en-GB"/>
+        </w:rPr>
+      </w:pPr>
+      <w:r>
+        <w:rPr>
+          <w:lang w:val="en-GB"/>
+        </w:rPr>
+        <w:t>Discussion</w:t>
+      </w:r>
+      <w:r>
+        <w:rPr>
+          <w:lang w:val="en-GB"/>
+        </w:rPr>
+        <w:br/>
+      </w:r>
+    </w:p>
+    <w:p>
+      <w:pPr>
+        <w:rPr>
+          <w:lang w:val="en-GB"/>
+        </w:rPr>
+      </w:pPr>
+      <w:r>
+        <w:rPr>
+          <w:lang w:val="en-GB"/>
+        </w:rPr>
+        <w:t xml:space="preserve">The results support the hypothesis that the GPU provides a </w:t>
+      </w:r>
+      <w:r>
+        <w:rPr>
+          <w:lang w:val="en-GB"/>
+        </w:rPr>
+        <w:t xml:space="preserve">better </w:t>
+      </w:r>
+      <w:r>
+        <w:rPr>
+          <w:lang w:val="en-GB"/>
+        </w:rPr>
+        <w:t xml:space="preserve">performance advantage in real-time image processing. </w:t>
+      </w:r>
+      <w:r>
+        <w:rPr>
+          <w:lang w:val="en-GB"/>
+        </w:rPr>
+        <w:t xml:space="preserve">Due </w:t>
+      </w:r>
+      <w:r>
+        <w:rPr>
+          <w:lang w:val="en-GB"/>
+        </w:rPr>
+        <w:t>to the</w:t>
+      </w:r>
+      <w:r>
+        <w:rPr>
+          <w:lang w:val="en-GB"/>
+        </w:rPr>
+        <w:t xml:space="preserve"> fact </w:t>
+      </w:r>
+      <w:r>
+        <w:rPr>
+          <w:lang w:val="en-GB"/>
+        </w:rPr>
+        <w:t xml:space="preserve">that </w:t>
+      </w:r>
+      <w:r>
+        <w:rPr>
+          <w:lang w:val="en-GB"/>
+        </w:rPr>
+        <w:t>GPUs</w:t>
+      </w:r>
+      <w:r>
+        <w:rPr>
+          <w:lang w:val="en-GB"/>
+        </w:rPr>
+        <w:t>’</w:t>
+      </w:r>
+      <w:r>
+        <w:rPr>
+          <w:lang w:val="en-GB"/>
+        </w:rPr>
+        <w:t xml:space="preserve"> design</w:t>
+      </w:r>
+      <w:r>
+        <w:rPr>
+          <w:lang w:val="en-GB"/>
+        </w:rPr>
+        <w:t xml:space="preserve"> enables them</w:t>
+      </w:r>
+      <w:r>
+        <w:rPr>
+          <w:lang w:val="en-GB"/>
+        </w:rPr>
+        <w:t xml:space="preserve"> for parallel processing of large blocks of pixel data</w:t>
+      </w:r>
+      <w:r>
+        <w:rPr>
+          <w:lang w:val="en-GB"/>
+        </w:rPr>
+        <w:t>.</w:t>
+      </w:r>
+      <w:r>
+        <w:rPr>
+          <w:lang w:val="en-GB"/>
+        </w:rPr>
+        <w:t xml:space="preserve"> </w:t>
+      </w:r>
+      <w:r>
+        <w:rPr>
+          <w:lang w:val="en-GB"/>
+        </w:rPr>
+        <w:t>T</w:t>
+      </w:r>
+      <w:r>
+        <w:rPr>
+          <w:lang w:val="en-GB"/>
+        </w:rPr>
+        <w:t xml:space="preserve">hey scale better </w:t>
+      </w:r>
+      <w:r>
+        <w:rPr>
+          <w:lang w:val="en-GB"/>
+        </w:rPr>
+        <w:t>when</w:t>
+      </w:r>
+      <w:r>
+        <w:rPr>
+          <w:lang w:val="en-GB"/>
+        </w:rPr>
+        <w:t xml:space="preserve"> resolution and filter complexity increase. In contrast</w:t>
+      </w:r>
+      <w:r>
+        <w:rPr>
+          <w:lang w:val="en-GB"/>
+        </w:rPr>
+        <w:t xml:space="preserve"> </w:t>
+      </w:r>
+      <w:r>
+        <w:rPr>
+          <w:lang w:val="en-GB"/>
+        </w:rPr>
+        <w:t xml:space="preserve">to </w:t>
+      </w:r>
+      <w:r>
+        <w:rPr>
+          <w:lang w:val="en-GB"/>
+        </w:rPr>
+        <w:t>the</w:t>
+      </w:r>
+      <w:r>
+        <w:rPr>
+          <w:lang w:val="en-GB"/>
+        </w:rPr>
+        <w:t xml:space="preserve"> CPU</w:t>
+      </w:r>
+      <w:r>
+        <w:rPr>
+          <w:lang w:val="en-GB"/>
+        </w:rPr>
+        <w:t>, which</w:t>
+      </w:r>
+      <w:r>
+        <w:rPr>
+          <w:lang w:val="en-GB"/>
+        </w:rPr>
+        <w:t xml:space="preserve"> </w:t>
+      </w:r>
+      <w:r>
+        <w:rPr>
+          <w:lang w:val="en-GB"/>
+        </w:rPr>
+        <w:t>showed</w:t>
+      </w:r>
+      <w:r>
+        <w:rPr>
+          <w:lang w:val="en-GB"/>
+        </w:rPr>
+        <w:t xml:space="preserve"> a </w:t>
+      </w:r>
+      <w:r>
+        <w:rPr>
+          <w:lang w:val="en-GB"/>
+        </w:rPr>
+        <w:t xml:space="preserve">close to </w:t>
+      </w:r>
+      <w:r>
+        <w:rPr>
+          <w:lang w:val="en-GB"/>
+        </w:rPr>
+        <w:t>linear performance drop as frame size and computation increased</w:t>
+      </w:r>
+      <w:r>
+        <w:rPr>
+          <w:lang w:val="en-GB"/>
+        </w:rPr>
+        <w:t>. It is</w:t>
+      </w:r>
+      <w:r>
+        <w:rPr>
+          <w:lang w:val="en-GB"/>
+        </w:rPr>
+        <w:t xml:space="preserve"> consistent with the CPU’s emphasis on sequential processing.</w:t>
+      </w:r>
+    </w:p>
+    <w:p>
+      <w:pPr>
+        <w:rPr>
+          <w:lang w:val="en-GB"/>
+        </w:rPr>
+      </w:pPr>
+      <w:r>
+        <w:rPr>
+          <w:lang w:val="en-GB"/>
+        </w:rPr>
+        <w:t xml:space="preserve">The difference between Debug and Release builds </w:t>
+      </w:r>
+      <w:r>
+        <w:rPr>
+          <w:lang w:val="en-GB"/>
+        </w:rPr>
+        <w:t xml:space="preserve">shows </w:t>
+      </w:r>
+      <w:r>
+        <w:rPr>
+          <w:lang w:val="en-GB"/>
+        </w:rPr>
+        <w:t>the importance of compiler</w:t>
+      </w:r>
+      <w:r>
+        <w:rPr>
+          <w:lang w:val="en-GB"/>
+        </w:rPr>
+        <w:t xml:space="preserve"> </w:t>
+      </w:r>
+      <w:r>
+        <w:rPr>
+          <w:lang w:val="en-GB"/>
+        </w:rPr>
+        <w:t xml:space="preserve">optimizations. Without them, unnecessary overhead </w:t>
+      </w:r>
+      <w:r>
+        <w:rPr>
+          <w:lang w:val="en-GB"/>
+        </w:rPr>
+        <w:t xml:space="preserve">can </w:t>
+      </w:r>
+      <w:r>
+        <w:rPr>
+          <w:lang w:val="en-GB"/>
+        </w:rPr>
+        <w:t>limit</w:t>
+      </w:r>
+      <w:r>
+        <w:rPr>
+          <w:lang w:val="en-GB"/>
+        </w:rPr>
+        <w:t xml:space="preserve"> the</w:t>
+      </w:r>
+      <w:r>
+        <w:rPr>
+          <w:lang w:val="en-GB"/>
+        </w:rPr>
+        <w:t xml:space="preserve"> performance and </w:t>
+      </w:r>
+      <w:r>
+        <w:rPr>
+          <w:lang w:val="en-GB"/>
+        </w:rPr>
+        <w:t>may</w:t>
+      </w:r>
+      <w:r>
+        <w:rPr>
+          <w:lang w:val="en-GB"/>
+        </w:rPr>
+        <w:t xml:space="preserve"> imply inefficiency in the algorithm design.</w:t>
+      </w:r>
+    </w:p>
+    <w:p>
+      <w:pPr>
+        <w:rPr>
+          <w:lang w:val="en-GB"/>
+        </w:rPr>
+      </w:pPr>
+      <w:r>
+        <w:rPr>
+          <w:lang w:val="en-GB"/>
+        </w:rPr>
+        <w:t>Moreover</w:t>
+      </w:r>
+      <w:r>
+        <w:rPr>
+          <w:lang w:val="en-GB"/>
+        </w:rPr>
+        <w:t xml:space="preserve">, geometric transformations reduced performance on both processing units, but the GPU </w:t>
+      </w:r>
+      <w:r>
+        <w:rPr>
+          <w:lang w:val="en-GB"/>
+        </w:rPr>
+        <w:t xml:space="preserve">could </w:t>
+      </w:r>
+      <w:r>
+        <w:rPr>
+          <w:lang w:val="en-GB"/>
+        </w:rPr>
+        <w:t>maintai</w:t>
+      </w:r>
+      <w:r>
+        <w:rPr>
+          <w:lang w:val="en-GB"/>
+        </w:rPr>
+        <w:t>n</w:t>
+      </w:r>
+      <w:r>
+        <w:rPr>
+          <w:lang w:val="en-GB"/>
+        </w:rPr>
+        <w:t xml:space="preserve"> higher FPS. This </w:t>
+      </w:r>
+      <w:r>
+        <w:rPr>
+          <w:lang w:val="en-GB"/>
+        </w:rPr>
+        <w:t>was</w:t>
+      </w:r>
+      <w:r>
+        <w:rPr>
+          <w:lang w:val="en-GB"/>
+        </w:rPr>
+        <w:t xml:space="preserve"> expected because </w:t>
+      </w:r>
+      <w:r>
+        <w:rPr>
+          <w:lang w:val="en-GB"/>
+        </w:rPr>
+        <w:t xml:space="preserve">newer </w:t>
+      </w:r>
+      <w:r>
+        <w:rPr>
+          <w:lang w:val="en-GB"/>
+        </w:rPr>
+        <w:t xml:space="preserve">GPUs contain dedicated hardware pipelines for vertex and fragment transformations, whereas CPUs </w:t>
+      </w:r>
+      <w:r>
+        <w:rPr>
+          <w:lang w:val="en-GB"/>
+        </w:rPr>
+        <w:t>have to</w:t>
+      </w:r>
+      <w:r>
+        <w:rPr>
+          <w:lang w:val="en-GB"/>
+        </w:rPr>
+        <w:t xml:space="preserve"> compute transformations per pixel through</w:t>
+      </w:r>
+      <w:r>
+        <w:rPr>
+          <w:lang w:val="en-GB"/>
+        </w:rPr>
+        <w:t xml:space="preserve"> </w:t>
+      </w:r>
+      <w:r>
+        <w:rPr>
+          <w:lang w:val="en-GB"/>
+        </w:rPr>
+        <w:t>the</w:t>
+      </w:r>
+      <w:r>
+        <w:rPr>
+          <w:lang w:val="en-GB"/>
+        </w:rPr>
+        <w:t xml:space="preserve"> general-purpose arithmetic.</w:t>
+      </w:r>
+    </w:p>
+    <w:p>
+      <w:pPr>
+        <w:rPr>
+          <w:lang w:val="en-GB"/>
+        </w:rPr>
+      </w:pPr>
+      <w:r>
+        <w:rPr>
+          <w:lang w:val="en-GB"/>
+        </w:rPr>
         <w:t>The implications for real-time visual computing are clear:</w:t>
       </w:r>
     </w:p>
@@ -1888,13 +3865,33 @@
           <w:ilvl w:val="0"/>
           <w:numId w:val="4"/>
         </w:numPr>
+        <w:rPr>
+          <w:lang w:val="en-GB"/>
+        </w:rPr>
       </w:pPr>
       <w:r>
         <w:rPr>
           <w:b/>
           <w:bCs/>
-        </w:rPr>
-        <w:t>GPU acceleration is essential for interactive or high-resolution applications.</w:t>
+          <w:lang w:val="en-GB"/>
+        </w:rPr>
+        <w:t xml:space="preserve">GPU acceleration is </w:t>
+      </w:r>
+      <w:r>
+        <w:rPr>
+          <w:b/>
+          <w:bCs/>
+          <w:lang w:val="en-GB"/>
+        </w:rPr>
+        <w:t>necessary</w:t>
+      </w:r>
+      <w:r>
+        <w:rPr>
+          <w:b/>
+          <w:bCs/>
+          <w:lang w:val="en-GB"/>
+        </w:rPr>
+        <w:t xml:space="preserve"> for interactive or high-resolution applications.</w:t>
       </w:r>
     </w:p>
     <w:p>
@@ -1903,13 +3900,50 @@
           <w:ilvl w:val="0"/>
           <w:numId w:val="4"/>
         </w:numPr>
+        <w:rPr>
+          <w:lang w:val="en-GB"/>
+        </w:rPr>
       </w:pPr>
       <w:r>
         <w:rPr>
           <w:b/>
           <w:bCs/>
-        </w:rPr>
-        <w:t>Algorithm and resolution choices must be matched to target performance needs.</w:t>
+          <w:lang w:val="en-GB"/>
+        </w:rPr>
+        <w:lastRenderedPageBreak/>
+        <w:t xml:space="preserve">Algorithm and resolution choices </w:t>
+      </w:r>
+      <w:r>
+        <w:rPr>
+          <w:b/>
+          <w:bCs/>
+          <w:lang w:val="en-GB"/>
+        </w:rPr>
+        <w:t>need to</w:t>
+      </w:r>
+      <w:r>
+        <w:rPr>
+          <w:b/>
+          <w:bCs/>
+          <w:lang w:val="en-GB"/>
+        </w:rPr>
+        <w:t xml:space="preserve"> be matched </w:t>
+      </w:r>
+      <w:r>
+        <w:rPr>
+          <w:b/>
+          <w:bCs/>
+          <w:lang w:val="en-GB"/>
+        </w:rPr>
+        <w:t xml:space="preserve">in order </w:t>
+      </w:r>
+      <w:r>
+        <w:rPr>
+          <w:b/>
+          <w:bCs/>
+          <w:lang w:val="en-GB"/>
+        </w:rPr>
+        <w:t>to target performance needs.</w:t>
       </w:r>
     </w:p>
     <w:p>
@@ -1918,48 +3952,804 @@
           <w:ilvl w:val="0"/>
           <w:numId w:val="4"/>
         </w:numPr>
+        <w:rPr>
+          <w:lang w:val="en-GB"/>
+        </w:rPr>
       </w:pPr>
       <w:r>
         <w:rPr>
           <w:b/>
           <w:bCs/>
-        </w:rPr>
-        <w:t>Optimization settings (Release build, parallel processing) meaningfully impact real-world usability.</w:t>
-      </w:r>
-    </w:p>
-    <w:p>
-      <w:r>
-        <w:pict w14:anchorId="673B7FFB">
-          <v:rect id="_x0000_i1052" style="width:0;height:1.5pt" o:hralign="center" o:hrstd="t" o:hr="t" fillcolor="#a0a0a0" stroked="f"/>
-        </w:pict>
-      </w:r>
-    </w:p>
-    <w:p>
-      <w:pPr>
+          <w:lang w:val="en-GB"/>
+        </w:rPr>
+        <w:t xml:space="preserve">Optimization settings (Release build, parallel processing) </w:t>
+      </w:r>
+      <w:r>
         <w:rPr>
           <w:b/>
           <w:bCs/>
-        </w:rPr>
-      </w:pPr>
+          <w:lang w:val="en-GB"/>
+        </w:rPr>
+        <w:t xml:space="preserve">highly </w:t>
+      </w:r>
       <w:r>
         <w:rPr>
           <w:b/>
           <w:bCs/>
-        </w:rPr>
-        <w:t>5. Conclusion</w:t>
-      </w:r>
-    </w:p>
-    <w:p>
-      <w:r>
-        <w:t xml:space="preserve">This study demonstrates that GPU-based processing is substantially more effective than CPU processing for real-time image processing tasks, especially at higher resolutions and with </w:t>
-      </w:r>
-      <w:r>
-        <w:lastRenderedPageBreak/>
-        <w:t>computationally expensive filters. Performance is further improved when running in Release mode and when geometric transformations are minimized or processed on the GPU.</w:t>
-      </w:r>
-    </w:p>
-    <w:p/>
+          <w:lang w:val="en-GB"/>
+        </w:rPr>
+        <w:t>impact real-world usability</w:t>
+      </w:r>
+      <w:r>
+        <w:rPr>
+          <w:b/>
+          <w:bCs/>
+          <w:lang w:val="en-GB"/>
+        </w:rPr>
+        <w:t xml:space="preserve"> of the application</w:t>
+      </w:r>
+    </w:p>
+    <w:p>
+      <w:pPr>
+        <w:rPr>
+          <w:lang w:val="en-GB"/>
+        </w:rPr>
+      </w:pPr>
+      <w:r>
+        <w:rPr>
+          <w:lang w:val="en-GB"/>
+        </w:rPr>
+        <w:t>Th</w:t>
+      </w:r>
+      <w:r>
+        <w:rPr>
+          <w:lang w:val="en-GB"/>
+        </w:rPr>
+        <w:t>e</w:t>
+      </w:r>
+      <w:r>
+        <w:rPr>
+          <w:lang w:val="en-GB"/>
+        </w:rPr>
+        <w:t xml:space="preserve"> implementation uses OpenCV to capture live camera frames,</w:t>
+      </w:r>
+      <w:r>
+        <w:rPr>
+          <w:lang w:val="en-GB"/>
+        </w:rPr>
+        <w:t xml:space="preserve"> then</w:t>
+      </w:r>
+      <w:r>
+        <w:rPr>
+          <w:lang w:val="en-GB"/>
+        </w:rPr>
+        <w:t xml:space="preserve"> uploads them as a texture and then applies visual effects using </w:t>
+      </w:r>
+      <w:r>
+        <w:rPr>
+          <w:lang w:val="en-GB"/>
+        </w:rPr>
+        <w:t>the</w:t>
+      </w:r>
+      <w:r>
+        <w:rPr>
+          <w:lang w:val="en-GB"/>
+        </w:rPr>
+        <w:t xml:space="preserve"> CPU-side image processing or </w:t>
+      </w:r>
+      <w:r>
+        <w:rPr>
+          <w:lang w:val="en-GB"/>
+        </w:rPr>
+        <w:t xml:space="preserve">the </w:t>
+      </w:r>
+      <w:r>
+        <w:rPr>
+          <w:lang w:val="en-GB"/>
+        </w:rPr>
+        <w:t xml:space="preserve">GPU-side shader operations. The rendering is done through a </w:t>
+      </w:r>
+      <w:r>
+        <w:rPr>
+          <w:lang w:val="en-GB"/>
+        </w:rPr>
+        <w:t>full screen</w:t>
+      </w:r>
+      <w:r>
+        <w:rPr>
+          <w:lang w:val="en-GB"/>
+        </w:rPr>
+        <w:t xml:space="preserve"> quad in OpenGL, with UV coordinates passed to the fragment shader. A uniform 3×3 transform matrix allows interactive pan, zoom and rotation in</w:t>
+      </w:r>
+      <w:r>
+        <w:rPr>
+          <w:lang w:val="en-GB"/>
+        </w:rPr>
+        <w:t xml:space="preserve"> </w:t>
+      </w:r>
+      <w:r>
+        <w:rPr>
+          <w:lang w:val="en-GB"/>
+        </w:rPr>
+        <w:t xml:space="preserve">the </w:t>
+      </w:r>
+      <w:r>
+        <w:rPr>
+          <w:lang w:val="en-GB"/>
+        </w:rPr>
+        <w:t>texture</w:t>
+      </w:r>
+      <w:r>
+        <w:rPr>
+          <w:lang w:val="en-GB"/>
+        </w:rPr>
+        <w:t xml:space="preserve"> space,</w:t>
+      </w:r>
+      <w:r>
+        <w:rPr>
+          <w:lang w:val="en-GB"/>
+        </w:rPr>
+        <w:t xml:space="preserve"> in order to</w:t>
+      </w:r>
+      <w:r>
+        <w:rPr>
+          <w:lang w:val="en-GB"/>
+        </w:rPr>
+        <w:t xml:space="preserve"> avoid expensive CPU-side </w:t>
+      </w:r>
+      <w:r>
+        <w:rPr>
+          <w:lang w:val="en-GB"/>
+        </w:rPr>
+        <w:t>operations</w:t>
+      </w:r>
+      <w:r>
+        <w:rPr>
+          <w:lang w:val="en-GB"/>
+        </w:rPr>
+        <w:t xml:space="preserve"> when GPU mode is active.</w:t>
+      </w:r>
+    </w:p>
+    <w:p>
+      <w:pPr>
+        <w:rPr>
+          <w:lang w:val="en-GB"/>
+        </w:rPr>
+      </w:pPr>
+      <w:r>
+        <w:rPr>
+          <w:lang w:val="en-GB"/>
+        </w:rPr>
+        <w:t xml:space="preserve">The shader design uses </w:t>
+      </w:r>
+      <w:r>
+        <w:rPr>
+          <w:lang w:val="en-GB"/>
+        </w:rPr>
+        <w:t xml:space="preserve">the </w:t>
+      </w:r>
+      <w:r>
+        <w:rPr>
+          <w:lang w:val="en-GB"/>
+        </w:rPr>
+        <w:t xml:space="preserve">uFilterType flag to select between effects such as </w:t>
+      </w:r>
+      <w:r>
+        <w:rPr>
+          <w:lang w:val="en-GB"/>
+        </w:rPr>
+        <w:t>P</w:t>
+      </w:r>
+      <w:r>
+        <w:rPr>
+          <w:lang w:val="en-GB"/>
+        </w:rPr>
+        <w:t>ixelation, Sin Cit</w:t>
+      </w:r>
+      <w:r>
+        <w:rPr>
+          <w:lang w:val="en-GB"/>
+        </w:rPr>
+        <w:t>y and Comic</w:t>
+      </w:r>
+      <w:r>
+        <w:rPr>
+          <w:lang w:val="en-GB"/>
+        </w:rPr>
+        <w:t xml:space="preserve">. Each filter is implemented compactly in GLSL and operates per-fragment in normalized UV space. The </w:t>
+      </w:r>
+      <w:r>
+        <w:rPr>
+          <w:lang w:val="en-GB"/>
+        </w:rPr>
+        <w:t>P</w:t>
+      </w:r>
+      <w:r>
+        <w:rPr>
+          <w:lang w:val="en-GB"/>
+        </w:rPr>
+        <w:t xml:space="preserve">ixelation </w:t>
+      </w:r>
+      <w:r>
+        <w:rPr>
+          <w:lang w:val="en-GB"/>
+        </w:rPr>
+        <w:t xml:space="preserve">filter </w:t>
+      </w:r>
+      <w:r>
+        <w:rPr>
+          <w:lang w:val="en-GB"/>
+        </w:rPr>
+        <w:t>uses a block-based sampling strategy</w:t>
+      </w:r>
+      <w:r>
+        <w:rPr>
+          <w:lang w:val="en-GB"/>
+        </w:rPr>
+        <w:t>. The</w:t>
+      </w:r>
+      <w:r>
+        <w:rPr>
+          <w:lang w:val="en-GB"/>
+        </w:rPr>
+        <w:t xml:space="preserve"> Sin City </w:t>
+      </w:r>
+      <w:r>
+        <w:rPr>
+          <w:lang w:val="en-GB"/>
+        </w:rPr>
+        <w:t xml:space="preserve">filter </w:t>
+      </w:r>
+      <w:r>
+        <w:rPr>
+          <w:lang w:val="en-GB"/>
+        </w:rPr>
+        <w:t xml:space="preserve">converts non-red areas to grayscale using a </w:t>
+      </w:r>
+      <w:r>
+        <w:rPr>
+          <w:lang w:val="en-GB"/>
+        </w:rPr>
+        <w:t xml:space="preserve">specific </w:t>
+      </w:r>
+      <w:r>
+        <w:rPr>
+          <w:lang w:val="en-GB"/>
+        </w:rPr>
+        <w:t>luminance formula</w:t>
+      </w:r>
+      <w:r>
+        <w:rPr>
+          <w:lang w:val="en-GB"/>
+        </w:rPr>
+        <w:t>. The C</w:t>
+      </w:r>
+      <w:r>
+        <w:rPr>
+          <w:lang w:val="en-GB"/>
+        </w:rPr>
+        <w:t xml:space="preserve">omic </w:t>
+      </w:r>
+      <w:r>
+        <w:rPr>
+          <w:lang w:val="en-GB"/>
+        </w:rPr>
+        <w:t xml:space="preserve">filter </w:t>
+      </w:r>
+      <w:r>
+        <w:rPr>
+          <w:lang w:val="en-GB"/>
+        </w:rPr>
+        <w:t xml:space="preserve">effect relies on </w:t>
+      </w:r>
+      <w:r>
+        <w:rPr>
+          <w:lang w:val="en-GB"/>
+        </w:rPr>
+        <w:t>„</w:t>
+      </w:r>
+      <w:r>
+        <w:rPr>
+          <w:lang w:val="en-GB"/>
+        </w:rPr>
+        <w:t>fwidth</w:t>
+      </w:r>
+      <w:r>
+        <w:rPr>
+          <w:lang w:val="en-GB"/>
+        </w:rPr>
+        <w:t>”</w:t>
+      </w:r>
+      <w:r>
+        <w:rPr>
+          <w:lang w:val="en-GB"/>
+        </w:rPr>
+        <w:t xml:space="preserve"> for edge detection and </w:t>
+      </w:r>
+      <w:r>
+        <w:rPr>
+          <w:lang w:val="en-GB"/>
+        </w:rPr>
+        <w:t>uses</w:t>
+      </w:r>
+      <w:r>
+        <w:rPr>
+          <w:lang w:val="en-GB"/>
+        </w:rPr>
+        <w:t xml:space="preserve"> </w:t>
+      </w:r>
+      <w:r>
+        <w:rPr>
+          <w:lang w:val="en-GB"/>
+        </w:rPr>
+        <w:t>colour</w:t>
+      </w:r>
+      <w:r>
+        <w:rPr>
+          <w:lang w:val="en-GB"/>
+        </w:rPr>
+        <w:t xml:space="preserve"> quantization.</w:t>
+      </w:r>
+    </w:p>
+    <w:p>
+      <w:pPr>
+        <w:rPr>
+          <w:b/>
+          <w:bCs/>
+          <w:lang w:val="en-GB"/>
+        </w:rPr>
+      </w:pPr>
+      <w:r>
+        <w:rPr>
+          <w:b/>
+          <w:bCs/>
+          <w:lang w:val="en-GB"/>
+        </w:rPr>
+        <w:t>Limitations</w:t>
+      </w:r>
+      <w:r>
+        <w:rPr>
+          <w:b/>
+          <w:bCs/>
+          <w:lang w:val="en-GB"/>
+        </w:rPr>
+        <w:t xml:space="preserve"> of the system and shaders</w:t>
+      </w:r>
+    </w:p>
+    <w:p>
+      <w:pPr>
+        <w:numPr>
+          <w:ilvl w:val="0"/>
+          <w:numId w:val="5"/>
+        </w:numPr>
+        <w:rPr>
+          <w:lang w:val="en-GB"/>
+        </w:rPr>
+      </w:pPr>
+      <w:r>
+        <w:rPr>
+          <w:b/>
+          <w:bCs/>
+          <w:lang w:val="en-GB"/>
+        </w:rPr>
+        <w:t>Single-pass fragment operations:</w:t>
+      </w:r>
+      <w:r>
+        <w:rPr>
+          <w:lang w:val="en-GB"/>
+        </w:rPr>
+        <w:t xml:space="preserve"> All effects are limited to </w:t>
+      </w:r>
+      <w:r>
+        <w:rPr>
+          <w:lang w:val="en-GB"/>
+        </w:rPr>
+        <w:t xml:space="preserve">numerous </w:t>
+      </w:r>
+      <w:r>
+        <w:rPr>
+          <w:lang w:val="en-GB"/>
+        </w:rPr>
+        <w:t>local image-based operations. More advanced filters (e.g. blur) would require additional passes or framebuffers.</w:t>
+      </w:r>
+    </w:p>
+    <w:p>
+      <w:pPr>
+        <w:numPr>
+          <w:ilvl w:val="0"/>
+          <w:numId w:val="5"/>
+        </w:numPr>
+        <w:rPr>
+          <w:lang w:val="en-GB"/>
+        </w:rPr>
+      </w:pPr>
+      <w:r>
+        <w:rPr>
+          <w:b/>
+          <w:bCs/>
+          <w:lang w:val="en-GB"/>
+        </w:rPr>
+        <w:t>Fixed transform precision:</w:t>
+      </w:r>
+      <w:r>
+        <w:rPr>
+          <w:lang w:val="en-GB"/>
+        </w:rPr>
+        <w:t xml:space="preserve"> Transforming UV coordinates in the fragment shader works well for basic motion, but more complex lens effects would need higher-order transforms</w:t>
+      </w:r>
+      <w:r>
+        <w:rPr>
+          <w:lang w:val="en-GB"/>
+        </w:rPr>
+        <w:t>.</w:t>
+      </w:r>
+    </w:p>
+    <w:p>
+      <w:pPr>
+        <w:numPr>
+          <w:ilvl w:val="0"/>
+          <w:numId w:val="5"/>
+        </w:numPr>
+        <w:rPr>
+          <w:lang w:val="en-GB"/>
+        </w:rPr>
+      </w:pPr>
+      <w:r>
+        <w:rPr>
+          <w:b/>
+          <w:bCs/>
+          <w:lang w:val="en-GB"/>
+        </w:rPr>
+        <w:t xml:space="preserve">No </w:t>
+      </w:r>
+      <w:r>
+        <w:rPr>
+          <w:b/>
+          <w:bCs/>
+          <w:lang w:val="en-GB"/>
+        </w:rPr>
+        <w:t>colour</w:t>
+      </w:r>
+      <w:r>
+        <w:rPr>
+          <w:b/>
+          <w:bCs/>
+          <w:lang w:val="en-GB"/>
+        </w:rPr>
+        <w:t xml:space="preserve"> management or gamma correction:</w:t>
+      </w:r>
+      <w:r>
+        <w:rPr>
+          <w:lang w:val="en-GB"/>
+        </w:rPr>
+        <w:t xml:space="preserve"> </w:t>
+      </w:r>
+      <w:r>
+        <w:rPr>
+          <w:lang w:val="en-GB"/>
+        </w:rPr>
+        <w:t>Colour</w:t>
+      </w:r>
+      <w:r>
+        <w:rPr>
+          <w:lang w:val="en-GB"/>
+        </w:rPr>
+        <w:t xml:space="preserve"> values are treated </w:t>
+      </w:r>
+      <w:r>
+        <w:rPr>
+          <w:lang w:val="en-GB"/>
+        </w:rPr>
+        <w:t>linear</w:t>
+      </w:r>
+      <w:r>
+        <w:rPr>
+          <w:lang w:val="en-GB"/>
+        </w:rPr>
+        <w:t>ly, but</w:t>
+      </w:r>
+      <w:r>
+        <w:rPr>
+          <w:lang w:val="en-GB"/>
+        </w:rPr>
+        <w:t xml:space="preserve"> </w:t>
+      </w:r>
+      <w:r>
+        <w:rPr>
+          <w:lang w:val="en-GB"/>
+        </w:rPr>
+        <w:t xml:space="preserve">it is </w:t>
+      </w:r>
+      <w:r>
+        <w:rPr>
+          <w:lang w:val="en-GB"/>
+        </w:rPr>
+        <w:t>possible</w:t>
+      </w:r>
+      <w:r>
+        <w:rPr>
+          <w:lang w:val="en-GB"/>
+        </w:rPr>
+        <w:t xml:space="preserve"> to achieve </w:t>
+      </w:r>
+      <w:r>
+        <w:rPr>
+          <w:lang w:val="en-GB"/>
+        </w:rPr>
+        <w:t xml:space="preserve">potential accuracy improvements from proper </w:t>
+      </w:r>
+      <w:r>
+        <w:rPr>
+          <w:lang w:val="en-GB"/>
+        </w:rPr>
+        <w:t>colour</w:t>
+      </w:r>
+      <w:r>
+        <w:rPr>
+          <w:lang w:val="en-GB"/>
+        </w:rPr>
+        <w:t>-space handling.</w:t>
+      </w:r>
+    </w:p>
+    <w:p>
+      <w:pPr>
+        <w:numPr>
+          <w:ilvl w:val="0"/>
+          <w:numId w:val="5"/>
+        </w:numPr>
+        <w:rPr>
+          <w:lang w:val="en-GB"/>
+        </w:rPr>
+      </w:pPr>
+      <w:r>
+        <w:rPr>
+          <w:b/>
+          <w:bCs/>
+          <w:lang w:val="en-GB"/>
+        </w:rPr>
+        <w:t>CPU/GPU mode split introduces duplication:</w:t>
+      </w:r>
+      <w:r>
+        <w:rPr>
+          <w:lang w:val="en-GB"/>
+        </w:rPr>
+        <w:t xml:space="preserve"> The CPU mode re-applies transformations and filters redundantly, </w:t>
+      </w:r>
+      <w:r>
+        <w:rPr>
+          <w:lang w:val="en-GB"/>
+        </w:rPr>
+        <w:t>which can lead</w:t>
+      </w:r>
+      <w:r>
+        <w:rPr>
+          <w:lang w:val="en-GB"/>
+        </w:rPr>
+        <w:t xml:space="preserve"> to performance drops on weaker hardware</w:t>
+      </w:r>
+      <w:r>
+        <w:rPr>
+          <w:lang w:val="en-GB"/>
+        </w:rPr>
+        <w:t>.</w:t>
+      </w:r>
+    </w:p>
+    <w:p>
+      <w:pPr>
+        <w:numPr>
+          <w:ilvl w:val="0"/>
+          <w:numId w:val="5"/>
+        </w:numPr>
+        <w:rPr>
+          <w:lang w:val="en-GB"/>
+        </w:rPr>
+      </w:pPr>
+      <w:r>
+        <w:rPr>
+          <w:b/>
+          <w:bCs/>
+          <w:lang w:val="en-GB"/>
+        </w:rPr>
+        <w:t xml:space="preserve">Edge detection in </w:t>
+      </w:r>
+      <w:r>
+        <w:rPr>
+          <w:b/>
+          <w:bCs/>
+          <w:lang w:val="en-GB"/>
+        </w:rPr>
+        <w:t>Comic</w:t>
+      </w:r>
+      <w:r>
+        <w:rPr>
+          <w:b/>
+          <w:bCs/>
+          <w:lang w:val="en-GB"/>
+        </w:rPr>
+        <w:t xml:space="preserve"> filter is resolution-dependent:</w:t>
+      </w:r>
+      <w:r>
+        <w:rPr>
+          <w:lang w:val="en-GB"/>
+        </w:rPr>
+        <w:t xml:space="preserve"> The appearance of the ink outlines changes with texture resolution and view scale because </w:t>
+      </w:r>
+      <w:r>
+        <w:rPr>
+          <w:lang w:val="en-GB"/>
+        </w:rPr>
+        <w:t>„</w:t>
+      </w:r>
+      <w:r>
+        <w:rPr>
+          <w:lang w:val="en-GB"/>
+        </w:rPr>
+        <w:t>fwidth</w:t>
+      </w:r>
+      <w:r>
+        <w:rPr>
+          <w:lang w:val="en-GB"/>
+        </w:rPr>
+        <w:t>”</w:t>
+      </w:r>
+      <w:r>
+        <w:rPr>
+          <w:lang w:val="en-GB"/>
+        </w:rPr>
+        <w:t xml:space="preserve"> is tied to screen-space derivatives.</w:t>
+      </w:r>
+    </w:p>
+    <w:p>
+      <w:pPr>
+        <w:rPr>
+          <w:lang w:val="en-GB"/>
+        </w:rPr>
+      </w:pPr>
+    </w:p>
+    <w:p>
+      <w:pPr>
+        <w:pStyle w:val="Cmsor3"/>
+        <w:rPr>
+          <w:lang w:val="en-GB"/>
+        </w:rPr>
+      </w:pPr>
+      <w:r>
+        <w:rPr>
+          <w:lang w:val="en-GB"/>
+        </w:rPr>
+        <w:t>Conclusion</w:t>
+      </w:r>
+      <w:r>
+        <w:rPr>
+          <w:lang w:val="en-GB"/>
+        </w:rPr>
+        <w:br/>
+      </w:r>
+    </w:p>
+    <w:p>
+      <w:pPr>
+        <w:rPr>
+          <w:lang w:val="en-GB"/>
+        </w:rPr>
+      </w:pPr>
+      <w:r>
+        <w:rPr>
+          <w:lang w:val="en-GB"/>
+        </w:rPr>
+        <w:t>This study demonstrates</w:t>
+      </w:r>
+      <w:r>
+        <w:rPr>
+          <w:lang w:val="en-GB"/>
+        </w:rPr>
+        <w:t>,</w:t>
+      </w:r>
+      <w:r>
+        <w:rPr>
+          <w:lang w:val="en-GB"/>
+        </w:rPr>
+        <w:t xml:space="preserve"> that GPU-based processing is </w:t>
+      </w:r>
+      <w:r>
+        <w:rPr>
+          <w:lang w:val="en-GB"/>
+        </w:rPr>
+        <w:t>much</w:t>
+      </w:r>
+      <w:r>
+        <w:rPr>
+          <w:lang w:val="en-GB"/>
+        </w:rPr>
+        <w:t xml:space="preserve"> more effective than </w:t>
+      </w:r>
+      <w:r>
+        <w:rPr>
+          <w:lang w:val="en-GB"/>
+        </w:rPr>
+        <w:t xml:space="preserve">just </w:t>
+      </w:r>
+      <w:r>
+        <w:rPr>
+          <w:lang w:val="en-GB"/>
+        </w:rPr>
+        <w:t xml:space="preserve">CPU processing for real-time image processing tasks, especially at higher resolutions and with </w:t>
+      </w:r>
+      <w:r>
+        <w:rPr>
+          <w:lang w:val="en-GB"/>
+        </w:rPr>
+        <w:t xml:space="preserve">using </w:t>
+      </w:r>
+      <w:r>
+        <w:rPr>
+          <w:lang w:val="en-GB"/>
+        </w:rPr>
+        <w:t xml:space="preserve">computationally expensive filters. Performance </w:t>
+      </w:r>
+      <w:r>
+        <w:rPr>
+          <w:lang w:val="en-GB"/>
+        </w:rPr>
+        <w:t>could be</w:t>
+      </w:r>
+      <w:r>
+        <w:rPr>
+          <w:lang w:val="en-GB"/>
+        </w:rPr>
+        <w:t xml:space="preserve"> further improved when running in Release mode</w:t>
+      </w:r>
+      <w:r>
+        <w:rPr>
+          <w:lang w:val="en-GB"/>
+        </w:rPr>
+        <w:t xml:space="preserve"> instead of Debug mode</w:t>
+      </w:r>
+      <w:r>
+        <w:rPr>
+          <w:lang w:val="en-GB"/>
+        </w:rPr>
+        <w:t xml:space="preserve"> and when geometric transformations </w:t>
+      </w:r>
+      <w:r>
+        <w:rPr>
+          <w:lang w:val="en-GB"/>
+        </w:rPr>
+        <w:t xml:space="preserve">usage </w:t>
+      </w:r>
+      <w:r>
+        <w:rPr>
+          <w:lang w:val="en-GB"/>
+        </w:rPr>
+        <w:t>is</w:t>
+      </w:r>
+      <w:r>
+        <w:rPr>
+          <w:lang w:val="en-GB"/>
+        </w:rPr>
+        <w:t xml:space="preserve"> minimized or processed </w:t>
+      </w:r>
+      <w:r>
+        <w:rPr>
+          <w:lang w:val="en-GB"/>
+        </w:rPr>
+        <w:t>through</w:t>
+      </w:r>
+      <w:r>
+        <w:rPr>
+          <w:lang w:val="en-GB"/>
+        </w:rPr>
+        <w:t xml:space="preserve"> the GPU.</w:t>
+      </w:r>
+    </w:p>
+    <w:p>
+      <w:pPr>
+        <w:rPr>
+          <w:lang w:val="en-GB"/>
+        </w:rPr>
+      </w:pPr>
+    </w:p>
     <w:sectPr>
+      <w:footerReference w:type="default" r:id="rId16"/>
       <w:pgSz w:w="11906" w:h="16838"/>
       <w:pgMar w:top="1417" w:right="1417" w:bottom="1417" w:left="1417" w:header="708" w:footer="708" w:gutter="0"/>
       <w:cols w:space="708"/>
@@ -1967,6 +4757,98 @@
     </w:sectPr>
   </w:body>
 </w:document>
+</file>
+
+<file path=word/endnotes.xml><?xml version="1.0" encoding="utf-8"?>
+<w:endnotes xmlns:wpc="http://schemas.microsoft.com/office/word/2010/wordprocessingCanvas" xmlns:cx="http://schemas.microsoft.com/office/drawing/2014/chartex" xmlns:cx1="http://schemas.microsoft.com/office/drawing/2015/9/8/chartex" xmlns:cx2="http://schemas.microsoft.com/office/drawing/2015/10/21/chartex" xmlns:cx3="http://schemas.microsoft.com/office/drawing/2016/5/9/chartex" xmlns:cx4="http://schemas.microsoft.com/office/drawing/2016/5/10/chartex" xmlns:cx5="http://schemas.microsoft.com/office/drawing/2016/5/11/chartex" xmlns:cx6="http://schemas.microsoft.com/office/drawing/2016/5/12/chartex" xmlns:cx7="http://schemas.microsoft.com/office/drawing/2016/5/13/chartex" xmlns:cx8="http://schemas.microsoft.com/office/drawing/2016/5/14/chartex" xmlns:mc="http://schemas.openxmlformats.org/markup-compatibility/2006" xmlns:aink="http://schemas.microsoft.com/office/drawing/2016/ink" xmlns:am3d="http://schemas.microsoft.com/office/drawing/2017/model3d" xmlns:o="urn:schemas-microsoft-com:office:office" xmlns:oel="http://schemas.microsoft.com/office/2019/extlst" xmlns:r="http://schemas.openxmlformats.org/officeDocument/2006/relationships" xmlns:m="http://schemas.openxmlformats.org/officeDocument/2006/math" xmlns:v="urn:schemas-microsoft-com:vml" xmlns:wp14="http://schemas.microsoft.com/office/word/2010/wordprocessingDrawing" xmlns:wp="http://schemas.openxmlformats.org/drawingml/2006/wordprocessingDrawing" xmlns:w10="urn:schemas-microsoft-com:office:word" xmlns:w="http://schemas.openxmlformats.org/wordprocessingml/2006/main" xmlns:w14="http://schemas.microsoft.com/office/word/2010/wordml" xmlns:w15="http://schemas.microsoft.com/office/word/2012/wordml" xmlns:w16cex="http://schemas.microsoft.com/office/word/2018/wordml/cex" xmlns:w16cid="http://schemas.microsoft.com/office/word/2016/wordml/cid" xmlns:w16="http://schemas.microsoft.com/office/word/2018/wordml" xmlns:w16du="http://schemas.microsoft.com/office/word/2023/wordml/word16du" xmlns:w16sdtdh="http://schemas.microsoft.com/office/word/2020/wordml/sdtdatahash" xmlns:w16sdtfl="http://schemas.microsoft.com/office/word/2024/wordml/sdtformatlock" xmlns:w16se="http://schemas.microsoft.com/office/word/2015/wordml/symex" xmlns:wpg="http://schemas.microsoft.com/office/word/2010/wordprocessingGroup" xmlns:wpi="http://schemas.microsoft.com/office/word/2010/wordprocessingInk" xmlns:wne="http://schemas.microsoft.com/office/word/2006/wordml" xmlns:wps="http://schemas.microsoft.com/office/word/2010/wordprocessingShape" mc:Ignorable="w14 w15 w16se w16cid w16 w16cex w16sdtdh w16sdtfl w16du wp14">
+  <w:endnote w:type="separator" w:id="-1">
+    <w:p>
+      <w:pPr>
+        <w:spacing w:after="0" w:line="240" w:lineRule="auto"/>
+      </w:pPr>
+      <w:r>
+        <w:separator/>
+      </w:r>
+    </w:p>
+  </w:endnote>
+  <w:endnote w:type="continuationSeparator" w:id="0">
+    <w:p>
+      <w:pPr>
+        <w:spacing w:after="0" w:line="240" w:lineRule="auto"/>
+      </w:pPr>
+      <w:r>
+        <w:continuationSeparator/>
+      </w:r>
+    </w:p>
+  </w:endnote>
+</w:endnotes>
+</file>
+
+<file path=word/footer1.xml><?xml version="1.0" encoding="utf-8"?>
+<w:ftr xmlns:wpc="http://schemas.microsoft.com/office/word/2010/wordprocessingCanvas" xmlns:cx="http://schemas.microsoft.com/office/drawing/2014/chartex" xmlns:cx1="http://schemas.microsoft.com/office/drawing/2015/9/8/chartex" xmlns:cx2="http://schemas.microsoft.com/office/drawing/2015/10/21/chartex" xmlns:cx3="http://schemas.microsoft.com/office/drawing/2016/5/9/chartex" xmlns:cx4="http://schemas.microsoft.com/office/drawing/2016/5/10/chartex" xmlns:cx5="http://schemas.microsoft.com/office/drawing/2016/5/11/chartex" xmlns:cx6="http://schemas.microsoft.com/office/drawing/2016/5/12/chartex" xmlns:cx7="http://schemas.microsoft.com/office/drawing/2016/5/13/chartex" xmlns:cx8="http://schemas.microsoft.com/office/drawing/2016/5/14/chartex" xmlns:mc="http://schemas.openxmlformats.org/markup-compatibility/2006" xmlns:aink="http://schemas.microsoft.com/office/drawing/2016/ink" xmlns:am3d="http://schemas.microsoft.com/office/drawing/2017/model3d" xmlns:o="urn:schemas-microsoft-com:office:office" xmlns:oel="http://schemas.microsoft.com/office/2019/extlst" xmlns:r="http://schemas.openxmlformats.org/officeDocument/2006/relationships" xmlns:m="http://schemas.openxmlformats.org/officeDocument/2006/math" xmlns:v="urn:schemas-microsoft-com:vml" xmlns:wp14="http://schemas.microsoft.com/office/word/2010/wordprocessingDrawing" xmlns:wp="http://schemas.openxmlformats.org/drawingml/2006/wordprocessingDrawing" xmlns:w10="urn:schemas-microsoft-com:office:word" xmlns:w="http://schemas.openxmlformats.org/wordprocessingml/2006/main" xmlns:w14="http://schemas.microsoft.com/office/word/2010/wordml" xmlns:w15="http://schemas.microsoft.com/office/word/2012/wordml" xmlns:w16cex="http://schemas.microsoft.com/office/word/2018/wordml/cex" xmlns:w16cid="http://schemas.microsoft.com/office/word/2016/wordml/cid" xmlns:w16="http://schemas.microsoft.com/office/word/2018/wordml" xmlns:w16du="http://schemas.microsoft.com/office/word/2023/wordml/word16du" xmlns:w16sdtdh="http://schemas.microsoft.com/office/word/2020/wordml/sdtdatahash" xmlns:w16sdtfl="http://schemas.microsoft.com/office/word/2024/wordml/sdtformatlock" xmlns:w16se="http://schemas.microsoft.com/office/word/2015/wordml/symex" xmlns:wpg="http://schemas.microsoft.com/office/word/2010/wordprocessingGroup" xmlns:wpi="http://schemas.microsoft.com/office/word/2010/wordprocessingInk" xmlns:wne="http://schemas.microsoft.com/office/word/2006/wordml" xmlns:wps="http://schemas.microsoft.com/office/word/2010/wordprocessingShape" mc:Ignorable="w14 w15 w16se w16cid w16 w16cex w16sdtdh w16sdtfl w16du wp14">
+  <w:sdt>
+    <w:sdtPr>
+      <w:id w:val="-1491097449"/>
+      <w:docPartObj>
+        <w:docPartGallery w:val="Page Numbers (Bottom of Page)"/>
+        <w:docPartUnique/>
+      </w:docPartObj>
+    </w:sdtPr>
+    <w:sdtContent>
+      <w:p>
+        <w:pPr>
+          <w:pStyle w:val="llb"/>
+          <w:jc w:val="center"/>
+        </w:pPr>
+        <w:r>
+          <w:fldChar w:fldCharType="begin"/>
+        </w:r>
+        <w:r>
+          <w:instrText>PAGE   \* MERGEFORMAT</w:instrText>
+        </w:r>
+        <w:r>
+          <w:fldChar w:fldCharType="separate"/>
+        </w:r>
+        <w:r>
+          <w:t>2</w:t>
+        </w:r>
+        <w:r>
+          <w:fldChar w:fldCharType="end"/>
+        </w:r>
+      </w:p>
+    </w:sdtContent>
+  </w:sdt>
+  <w:p>
+    <w:pPr>
+      <w:pStyle w:val="llb"/>
+    </w:pPr>
+  </w:p>
+</w:ftr>
+</file>
+
+<file path=word/footnotes.xml><?xml version="1.0" encoding="utf-8"?>
+<w:footnotes xmlns:wpc="http://schemas.microsoft.com/office/word/2010/wordprocessingCanvas" xmlns:cx="http://schemas.microsoft.com/office/drawing/2014/chartex" xmlns:cx1="http://schemas.microsoft.com/office/drawing/2015/9/8/chartex" xmlns:cx2="http://schemas.microsoft.com/office/drawing/2015/10/21/chartex" xmlns:cx3="http://schemas.microsoft.com/office/drawing/2016/5/9/chartex" xmlns:cx4="http://schemas.microsoft.com/office/drawing/2016/5/10/chartex" xmlns:cx5="http://schemas.microsoft.com/office/drawing/2016/5/11/chartex" xmlns:cx6="http://schemas.microsoft.com/office/drawing/2016/5/12/chartex" xmlns:cx7="http://schemas.microsoft.com/office/drawing/2016/5/13/chartex" xmlns:cx8="http://schemas.microsoft.com/office/drawing/2016/5/14/chartex" xmlns:mc="http://schemas.openxmlformats.org/markup-compatibility/2006" xmlns:aink="http://schemas.microsoft.com/office/drawing/2016/ink" xmlns:am3d="http://schemas.microsoft.com/office/drawing/2017/model3d" xmlns:o="urn:schemas-microsoft-com:office:office" xmlns:oel="http://schemas.microsoft.com/office/2019/extlst" xmlns:r="http://schemas.openxmlformats.org/officeDocument/2006/relationships" xmlns:m="http://schemas.openxmlformats.org/officeDocument/2006/math" xmlns:v="urn:schemas-microsoft-com:vml" xmlns:wp14="http://schemas.microsoft.com/office/word/2010/wordprocessingDrawing" xmlns:wp="http://schemas.openxmlformats.org/drawingml/2006/wordprocessingDrawing" xmlns:w10="urn:schemas-microsoft-com:office:word" xmlns:w="http://schemas.openxmlformats.org/wordprocessingml/2006/main" xmlns:w14="http://schemas.microsoft.com/office/word/2010/wordml" xmlns:w15="http://schemas.microsoft.com/office/word/2012/wordml" xmlns:w16cex="http://schemas.microsoft.com/office/word/2018/wordml/cex" xmlns:w16cid="http://schemas.microsoft.com/office/word/2016/wordml/cid" xmlns:w16="http://schemas.microsoft.com/office/word/2018/wordml" xmlns:w16du="http://schemas.microsoft.com/office/word/2023/wordml/word16du" xmlns:w16sdtdh="http://schemas.microsoft.com/office/word/2020/wordml/sdtdatahash" xmlns:w16sdtfl="http://schemas.microsoft.com/office/word/2024/wordml/sdtformatlock" xmlns:w16se="http://schemas.microsoft.com/office/word/2015/wordml/symex" xmlns:wpg="http://schemas.microsoft.com/office/word/2010/wordprocessingGroup" xmlns:wpi="http://schemas.microsoft.com/office/word/2010/wordprocessingInk" xmlns:wne="http://schemas.microsoft.com/office/word/2006/wordml" xmlns:wps="http://schemas.microsoft.com/office/word/2010/wordprocessingShape" mc:Ignorable="w14 w15 w16se w16cid w16 w16cex w16sdtdh w16sdtfl w16du wp14">
+  <w:footnote w:type="separator" w:id="-1">
+    <w:p>
+      <w:pPr>
+        <w:spacing w:after="0" w:line="240" w:lineRule="auto"/>
+      </w:pPr>
+      <w:r>
+        <w:separator/>
+      </w:r>
+    </w:p>
+  </w:footnote>
+  <w:footnote w:type="continuationSeparator" w:id="0">
+    <w:p>
+      <w:pPr>
+        <w:spacing w:after="0" w:line="240" w:lineRule="auto"/>
+      </w:pPr>
+      <w:r>
+        <w:continuationSeparator/>
+      </w:r>
+    </w:p>
+  </w:footnote>
+</w:footnotes>
 </file>
 
 <file path=word/numbering.xml><?xml version="1.0" encoding="utf-8"?>
@@ -2270,9 +5152,9 @@
     </w:lvl>
   </w:abstractNum>
   <w:abstractNum w:abstractNumId="2" w15:restartNumberingAfterBreak="0">
-    <w:nsid w:val="7AA15545"/>
+    <w:nsid w:val="5EA47220"/>
     <w:multiLevelType w:val="multilevel"/>
-    <w:tmpl w:val="05086C2C"/>
+    <w:tmpl w:val="0EB451F0"/>
     <w:lvl w:ilvl="0">
       <w:start w:val="1"/>
       <w:numFmt w:val="bullet"/>
@@ -2419,6 +5301,155 @@
     </w:lvl>
   </w:abstractNum>
   <w:abstractNum w:abstractNumId="3" w15:restartNumberingAfterBreak="0">
+    <w:nsid w:val="7AA15545"/>
+    <w:multiLevelType w:val="multilevel"/>
+    <w:tmpl w:val="05086C2C"/>
+    <w:lvl w:ilvl="0">
+      <w:start w:val="1"/>
+      <w:numFmt w:val="bullet"/>
+      <w:lvlText w:val=""/>
+      <w:lvlJc w:val="left"/>
+      <w:pPr>
+        <w:tabs>
+          <w:tab w:val="num" w:pos="720"/>
+        </w:tabs>
+        <w:ind w:left="720" w:hanging="360"/>
+      </w:pPr>
+      <w:rPr>
+        <w:rFonts w:ascii="Symbol" w:hAnsi="Symbol" w:hint="default"/>
+        <w:sz w:val="20"/>
+      </w:rPr>
+    </w:lvl>
+    <w:lvl w:ilvl="1" w:tentative="1">
+      <w:start w:val="1"/>
+      <w:numFmt w:val="bullet"/>
+      <w:lvlText w:val="o"/>
+      <w:lvlJc w:val="left"/>
+      <w:pPr>
+        <w:tabs>
+          <w:tab w:val="num" w:pos="1440"/>
+        </w:tabs>
+        <w:ind w:left="1440" w:hanging="360"/>
+      </w:pPr>
+      <w:rPr>
+        <w:rFonts w:ascii="Courier New" w:hAnsi="Courier New" w:hint="default"/>
+        <w:sz w:val="20"/>
+      </w:rPr>
+    </w:lvl>
+    <w:lvl w:ilvl="2" w:tentative="1">
+      <w:start w:val="1"/>
+      <w:numFmt w:val="bullet"/>
+      <w:lvlText w:val=""/>
+      <w:lvlJc w:val="left"/>
+      <w:pPr>
+        <w:tabs>
+          <w:tab w:val="num" w:pos="2160"/>
+        </w:tabs>
+        <w:ind w:left="2160" w:hanging="360"/>
+      </w:pPr>
+      <w:rPr>
+        <w:rFonts w:ascii="Wingdings" w:hAnsi="Wingdings" w:hint="default"/>
+        <w:sz w:val="20"/>
+      </w:rPr>
+    </w:lvl>
+    <w:lvl w:ilvl="3" w:tentative="1">
+      <w:start w:val="1"/>
+      <w:numFmt w:val="bullet"/>
+      <w:lvlText w:val=""/>
+      <w:lvlJc w:val="left"/>
+      <w:pPr>
+        <w:tabs>
+          <w:tab w:val="num" w:pos="2880"/>
+        </w:tabs>
+        <w:ind w:left="2880" w:hanging="360"/>
+      </w:pPr>
+      <w:rPr>
+        <w:rFonts w:ascii="Wingdings" w:hAnsi="Wingdings" w:hint="default"/>
+        <w:sz w:val="20"/>
+      </w:rPr>
+    </w:lvl>
+    <w:lvl w:ilvl="4" w:tentative="1">
+      <w:start w:val="1"/>
+      <w:numFmt w:val="bullet"/>
+      <w:lvlText w:val=""/>
+      <w:lvlJc w:val="left"/>
+      <w:pPr>
+        <w:tabs>
+          <w:tab w:val="num" w:pos="3600"/>
+        </w:tabs>
+        <w:ind w:left="3600" w:hanging="360"/>
+      </w:pPr>
+      <w:rPr>
+        <w:rFonts w:ascii="Wingdings" w:hAnsi="Wingdings" w:hint="default"/>
+        <w:sz w:val="20"/>
+      </w:rPr>
+    </w:lvl>
+    <w:lvl w:ilvl="5" w:tentative="1">
+      <w:start w:val="1"/>
+      <w:numFmt w:val="bullet"/>
+      <w:lvlText w:val=""/>
+      <w:lvlJc w:val="left"/>
+      <w:pPr>
+        <w:tabs>
+          <w:tab w:val="num" w:pos="4320"/>
+        </w:tabs>
+        <w:ind w:left="4320" w:hanging="360"/>
+      </w:pPr>
+      <w:rPr>
+        <w:rFonts w:ascii="Wingdings" w:hAnsi="Wingdings" w:hint="default"/>
+        <w:sz w:val="20"/>
+      </w:rPr>
+    </w:lvl>
+    <w:lvl w:ilvl="6" w:tentative="1">
+      <w:start w:val="1"/>
+      <w:numFmt w:val="bullet"/>
+      <w:lvlText w:val=""/>
+      <w:lvlJc w:val="left"/>
+      <w:pPr>
+        <w:tabs>
+          <w:tab w:val="num" w:pos="5040"/>
+        </w:tabs>
+        <w:ind w:left="5040" w:hanging="360"/>
+      </w:pPr>
+      <w:rPr>
+        <w:rFonts w:ascii="Wingdings" w:hAnsi="Wingdings" w:hint="default"/>
+        <w:sz w:val="20"/>
+      </w:rPr>
+    </w:lvl>
+    <w:lvl w:ilvl="7" w:tentative="1">
+      <w:start w:val="1"/>
+      <w:numFmt w:val="bullet"/>
+      <w:lvlText w:val=""/>
+      <w:lvlJc w:val="left"/>
+      <w:pPr>
+        <w:tabs>
+          <w:tab w:val="num" w:pos="5760"/>
+        </w:tabs>
+        <w:ind w:left="5760" w:hanging="360"/>
+      </w:pPr>
+      <w:rPr>
+        <w:rFonts w:ascii="Wingdings" w:hAnsi="Wingdings" w:hint="default"/>
+        <w:sz w:val="20"/>
+      </w:rPr>
+    </w:lvl>
+    <w:lvl w:ilvl="8" w:tentative="1">
+      <w:start w:val="1"/>
+      <w:numFmt w:val="bullet"/>
+      <w:lvlText w:val=""/>
+      <w:lvlJc w:val="left"/>
+      <w:pPr>
+        <w:tabs>
+          <w:tab w:val="num" w:pos="6480"/>
+        </w:tabs>
+        <w:ind w:left="6480" w:hanging="360"/>
+      </w:pPr>
+      <w:rPr>
+        <w:rFonts w:ascii="Wingdings" w:hAnsi="Wingdings" w:hint="default"/>
+        <w:sz w:val="20"/>
+      </w:rPr>
+    </w:lvl>
+  </w:abstractNum>
+  <w:abstractNum w:abstractNumId="4" w15:restartNumberingAfterBreak="0">
     <w:nsid w:val="7C855358"/>
     <w:multiLevelType w:val="multilevel"/>
     <w:tmpl w:val="54BC249E"/>
@@ -2532,16 +5563,19 @@
     </w:lvl>
   </w:abstractNum>
   <w:num w:numId="1" w16cid:durableId="77215403">
-    <w:abstractNumId w:val="3"/>
+    <w:abstractNumId w:val="4"/>
   </w:num>
   <w:num w:numId="2" w16cid:durableId="571891792">
-    <w:abstractNumId w:val="2"/>
+    <w:abstractNumId w:val="3"/>
   </w:num>
   <w:num w:numId="3" w16cid:durableId="278873901">
     <w:abstractNumId w:val="0"/>
   </w:num>
   <w:num w:numId="4" w16cid:durableId="1223784269">
     <w:abstractNumId w:val="1"/>
+  </w:num>
+  <w:num w:numId="5" w16cid:durableId="2067756428">
+    <w:abstractNumId w:val="2"/>
   </w:num>
 </w:numbering>
 </file>
@@ -3458,6 +6492,50 @@
       <w:spacing w:val="5"/>
     </w:rPr>
   </w:style>
+  <w:style w:type="paragraph" w:styleId="lfej">
+    <w:name w:val="header"/>
+    <w:basedOn w:val="Norml"/>
+    <w:link w:val="lfejChar"/>
+    <w:uiPriority w:val="99"/>
+    <w:unhideWhenUsed/>
+    <w:rsid w:val="00D83167"/>
+    <w:pPr>
+      <w:tabs>
+        <w:tab w:val="center" w:pos="4536"/>
+        <w:tab w:val="right" w:pos="9072"/>
+      </w:tabs>
+      <w:spacing w:after="0" w:line="240" w:lineRule="auto"/>
+    </w:pPr>
+  </w:style>
+  <w:style w:type="character" w:customStyle="1" w:styleId="lfejChar">
+    <w:name w:val="Élőfej Char"/>
+    <w:basedOn w:val="Bekezdsalapbettpusa"/>
+    <w:link w:val="lfej"/>
+    <w:uiPriority w:val="99"/>
+    <w:rsid w:val="00D83167"/>
+  </w:style>
+  <w:style w:type="paragraph" w:styleId="llb">
+    <w:name w:val="footer"/>
+    <w:basedOn w:val="Norml"/>
+    <w:link w:val="llbChar"/>
+    <w:uiPriority w:val="99"/>
+    <w:unhideWhenUsed/>
+    <w:rsid w:val="00D83167"/>
+    <w:pPr>
+      <w:tabs>
+        <w:tab w:val="center" w:pos="4536"/>
+        <w:tab w:val="right" w:pos="9072"/>
+      </w:tabs>
+      <w:spacing w:after="0" w:line="240" w:lineRule="auto"/>
+    </w:pPr>
+  </w:style>
+  <w:style w:type="character" w:customStyle="1" w:styleId="llbChar">
+    <w:name w:val="Élőláb Char"/>
+    <w:basedOn w:val="Bekezdsalapbettpusa"/>
+    <w:link w:val="llb"/>
+    <w:uiPriority w:val="99"/>
+    <w:rsid w:val="00D83167"/>
+  </w:style>
 </w:styles>
 </file>
 

--- a/Assignment-2/Report/Assignment-2-Report-Kornidesz-Mate.docx
+++ b/Assignment-2/Report/Assignment-2-Report-Kornidesz-Mate.docx
@@ -20,67 +20,7 @@
         <w:rPr>
           <w:lang w:val="en-GB"/>
         </w:rPr>
-        <w:t xml:space="preserve">nalysis of CPU vs. GPU </w:t>
-      </w:r>
-      <w:r>
-        <w:rPr>
-          <w:lang w:val="en-GB"/>
-        </w:rPr>
-        <w:t>p</w:t>
-      </w:r>
-      <w:r>
-        <w:rPr>
-          <w:lang w:val="en-GB"/>
-        </w:rPr>
-        <w:t xml:space="preserve">erformance in </w:t>
-      </w:r>
-      <w:r>
-        <w:rPr>
-          <w:lang w:val="en-GB"/>
-        </w:rPr>
-        <w:t>r</w:t>
-      </w:r>
-      <w:r>
-        <w:rPr>
-          <w:lang w:val="en-GB"/>
-        </w:rPr>
-        <w:t>eal-</w:t>
-      </w:r>
-      <w:r>
-        <w:rPr>
-          <w:lang w:val="en-GB"/>
-        </w:rPr>
-        <w:t>t</w:t>
-      </w:r>
-      <w:r>
-        <w:rPr>
-          <w:lang w:val="en-GB"/>
-        </w:rPr>
-        <w:t xml:space="preserve">ime </w:t>
-      </w:r>
-      <w:r>
-        <w:rPr>
-          <w:lang w:val="en-GB"/>
-        </w:rPr>
-        <w:t>i</w:t>
-      </w:r>
-      <w:r>
-        <w:rPr>
-          <w:lang w:val="en-GB"/>
-        </w:rPr>
-        <w:t xml:space="preserve">mage </w:t>
-      </w:r>
-      <w:r>
-        <w:rPr>
-          <w:lang w:val="en-GB"/>
-        </w:rPr>
-        <w:t>p</w:t>
-      </w:r>
-      <w:r>
-        <w:rPr>
-          <w:lang w:val="en-GB"/>
-        </w:rPr>
-        <w:t>rocessing</w:t>
+        <w:t>nalysis of CPU vs. GPU performance in real-time image processing</w:t>
       </w:r>
     </w:p>
     <w:p>
@@ -632,7 +572,7 @@
         <w:rPr>
           <w:lang w:val="en-GB"/>
         </w:rPr>
-        <w:t>Hardware and Software Environment</w:t>
+        <w:t>Technical details</w:t>
       </w:r>
       <w:r>
         <w:rPr>
@@ -641,247 +581,318 @@
         <w:br/>
       </w:r>
     </w:p>
-    <w:p>
-      <w:pPr>
-        <w:numPr>
-          <w:ilvl w:val="0"/>
-          <w:numId w:val="2"/>
-        </w:numPr>
-        <w:rPr>
-          <w:lang w:val="en-GB"/>
-        </w:rPr>
-      </w:pPr>
-      <w:r>
-        <w:rPr>
-          <w:b/>
-          <w:bCs/>
-          <w:lang w:val="en-GB"/>
-        </w:rPr>
-        <w:t>CPU</w:t>
-      </w:r>
-      <w:r>
-        <w:rPr>
-          <w:lang w:val="en-GB"/>
-        </w:rPr>
-        <w:t xml:space="preserve">: </w:t>
-      </w:r>
-      <w:r>
-        <w:rPr>
-          <w:i/>
-          <w:iCs/>
-          <w:lang w:val="en-GB"/>
-        </w:rPr>
-        <w:t xml:space="preserve">AMD Ryzen 7 7735HS  </w:t>
-      </w:r>
-    </w:p>
-    <w:p>
-      <w:pPr>
-        <w:numPr>
-          <w:ilvl w:val="0"/>
-          <w:numId w:val="2"/>
-        </w:numPr>
-        <w:rPr>
-          <w:lang w:val="en-GB"/>
-        </w:rPr>
-      </w:pPr>
-      <w:r>
-        <w:rPr>
-          <w:b/>
-          <w:bCs/>
-          <w:lang w:val="en-GB"/>
-        </w:rPr>
-        <w:t>GPU</w:t>
-      </w:r>
-      <w:r>
-        <w:rPr>
-          <w:lang w:val="en-GB"/>
-        </w:rPr>
-        <w:t xml:space="preserve">: </w:t>
-      </w:r>
-      <w:r>
-        <w:rPr>
-          <w:i/>
-          <w:iCs/>
-          <w:lang w:val="en-GB"/>
-        </w:rPr>
-        <w:t>NVIDIA GeForce RTX 4050 Laptop GPU</w:t>
-      </w:r>
-    </w:p>
-    <w:p>
-      <w:pPr>
-        <w:numPr>
-          <w:ilvl w:val="0"/>
-          <w:numId w:val="2"/>
-        </w:numPr>
-        <w:rPr>
-          <w:lang w:val="en-GB"/>
-        </w:rPr>
-      </w:pPr>
-      <w:r>
-        <w:rPr>
-          <w:b/>
-          <w:bCs/>
-          <w:lang w:val="en-GB"/>
-        </w:rPr>
-        <w:t>Memory</w:t>
-      </w:r>
-      <w:r>
-        <w:rPr>
-          <w:lang w:val="en-GB"/>
-        </w:rPr>
-        <w:t xml:space="preserve">: </w:t>
-      </w:r>
-      <w:r>
-        <w:rPr>
-          <w:i/>
-          <w:iCs/>
-          <w:lang w:val="en-GB"/>
-        </w:rPr>
-        <w:t>16 GB RAM</w:t>
-      </w:r>
-    </w:p>
-    <w:p>
-      <w:pPr>
-        <w:numPr>
-          <w:ilvl w:val="0"/>
-          <w:numId w:val="2"/>
-        </w:numPr>
-        <w:jc w:val="both"/>
-        <w:rPr>
-          <w:lang w:val="en-GB"/>
-        </w:rPr>
-      </w:pPr>
-      <w:r>
-        <w:rPr>
-          <w:b/>
-          <w:bCs/>
-          <w:lang w:val="en-GB"/>
-        </w:rPr>
-        <w:t xml:space="preserve">Development </w:t>
-      </w:r>
-      <w:r>
-        <w:rPr>
-          <w:b/>
-          <w:bCs/>
-          <w:lang w:val="en-GB"/>
-        </w:rPr>
-        <w:t>e</w:t>
-      </w:r>
-      <w:r>
-        <w:rPr>
-          <w:b/>
-          <w:bCs/>
-          <w:lang w:val="en-GB"/>
-        </w:rPr>
-        <w:t>nvironment</w:t>
-      </w:r>
-      <w:r>
-        <w:rPr>
-          <w:lang w:val="en-GB"/>
-        </w:rPr>
-        <w:t xml:space="preserve">: </w:t>
-      </w:r>
-      <w:r>
-        <w:rPr>
-          <w:i/>
-          <w:iCs/>
-          <w:lang w:val="en-GB"/>
-        </w:rPr>
-        <w:t>2022 Visual Studio IDE, Windows SDK</w:t>
-      </w:r>
-      <w:r>
-        <w:rPr>
-          <w:i/>
-          <w:iCs/>
-          <w:lang w:val="en-GB"/>
-        </w:rPr>
-        <w:t xml:space="preserve"> – Windows 10.0.26100.1</w:t>
-      </w:r>
-    </w:p>
-    <w:p>
-      <w:pPr>
-        <w:numPr>
-          <w:ilvl w:val="0"/>
-          <w:numId w:val="2"/>
-        </w:numPr>
-        <w:jc w:val="both"/>
-        <w:rPr>
-          <w:lang w:val="en-GB"/>
-        </w:rPr>
-      </w:pPr>
-      <w:r>
-        <w:rPr>
-          <w:b/>
-          <w:bCs/>
-          <w:lang w:val="en-GB"/>
-        </w:rPr>
-        <w:t>External l</w:t>
-      </w:r>
-      <w:r>
-        <w:rPr>
-          <w:b/>
-          <w:bCs/>
-          <w:lang w:val="en-GB"/>
-        </w:rPr>
-        <w:t>ibrar</w:t>
-      </w:r>
-      <w:r>
-        <w:rPr>
-          <w:b/>
-          <w:bCs/>
-          <w:lang w:val="en-GB"/>
-        </w:rPr>
-        <w:t>ies</w:t>
-      </w:r>
-      <w:r>
-        <w:rPr>
-          <w:lang w:val="en-GB"/>
-        </w:rPr>
-        <w:t xml:space="preserve">: </w:t>
-      </w:r>
-      <w:r>
-        <w:rPr>
-          <w:lang w:val="en-GB"/>
-        </w:rPr>
-        <w:t>opencv:x64-windows</w:t>
-      </w:r>
-      <w:r>
-        <w:rPr>
-          <w:lang w:val="en-GB"/>
-        </w:rPr>
-        <w:t>,</w:t>
-      </w:r>
-      <w:r>
-        <w:rPr>
-          <w:lang w:val="en-GB"/>
-        </w:rPr>
-        <w:t xml:space="preserve"> glfw3:x64-windows</w:t>
-      </w:r>
-      <w:r>
-        <w:rPr>
-          <w:lang w:val="en-GB"/>
-        </w:rPr>
-        <w:t>,</w:t>
-      </w:r>
-      <w:r>
-        <w:rPr>
-          <w:lang w:val="en-GB"/>
-        </w:rPr>
-        <w:t xml:space="preserve"> glad:x64-windows</w:t>
-      </w:r>
-      <w:r>
-        <w:rPr>
-          <w:lang w:val="en-GB"/>
-        </w:rPr>
-        <w:t>,</w:t>
-      </w:r>
-      <w:r>
-        <w:rPr>
-          <w:lang w:val="en-GB"/>
-        </w:rPr>
-        <w:t xml:space="preserve"> glm:x64-windows</w:t>
-      </w:r>
-    </w:p>
+    <w:tbl>
+      <w:tblPr>
+        <w:tblStyle w:val="Rcsostblzat"/>
+        <w:tblW w:w="0" w:type="auto"/>
+        <w:tblInd w:w="720" w:type="dxa"/>
+        <w:tblLook w:val="04A0" w:firstRow="1" w:lastRow="0" w:firstColumn="1" w:lastColumn="0" w:noHBand="0" w:noVBand="1"/>
+      </w:tblPr>
+      <w:tblGrid>
+        <w:gridCol w:w="4175"/>
+        <w:gridCol w:w="4167"/>
+      </w:tblGrid>
+      <w:tr>
+        <w:trPr>
+          <w:trHeight w:val="537"/>
+        </w:trPr>
+        <w:tc>
+          <w:tcPr>
+            <w:tcW w:w="4175" w:type="dxa"/>
+          </w:tcPr>
+          <w:p>
+            <w:pPr>
+              <w:rPr>
+                <w:lang w:val="en-GB"/>
+              </w:rPr>
+            </w:pPr>
+            <w:r>
+              <w:rPr>
+                <w:b/>
+                <w:bCs/>
+                <w:lang w:val="en-GB"/>
+              </w:rPr>
+              <w:t>CPU</w:t>
+            </w:r>
+          </w:p>
+        </w:tc>
+        <w:tc>
+          <w:tcPr>
+            <w:tcW w:w="4167" w:type="dxa"/>
+          </w:tcPr>
+          <w:p>
+            <w:pPr>
+              <w:rPr>
+                <w:lang w:val="en-GB"/>
+              </w:rPr>
+            </w:pPr>
+            <w:r>
+              <w:rPr>
+                <w:lang w:val="en-GB"/>
+              </w:rPr>
+              <w:t xml:space="preserve"> </w:t>
+            </w:r>
+            <w:r>
+              <w:rPr>
+                <w:i/>
+                <w:iCs/>
+                <w:lang w:val="en-GB"/>
+              </w:rPr>
+              <w:t xml:space="preserve">AMD Ryzen 7 7735HS  </w:t>
+            </w:r>
+          </w:p>
+        </w:tc>
+      </w:tr>
+      <w:tr>
+        <w:trPr>
+          <w:trHeight w:val="537"/>
+        </w:trPr>
+        <w:tc>
+          <w:tcPr>
+            <w:tcW w:w="4175" w:type="dxa"/>
+          </w:tcPr>
+          <w:p>
+            <w:pPr>
+              <w:rPr>
+                <w:lang w:val="en-GB"/>
+              </w:rPr>
+            </w:pPr>
+            <w:r>
+              <w:rPr>
+                <w:b/>
+                <w:bCs/>
+                <w:lang w:val="en-GB"/>
+              </w:rPr>
+              <w:t>GPU</w:t>
+            </w:r>
+          </w:p>
+        </w:tc>
+        <w:tc>
+          <w:tcPr>
+            <w:tcW w:w="4167" w:type="dxa"/>
+          </w:tcPr>
+          <w:p>
+            <w:pPr>
+              <w:rPr>
+                <w:lang w:val="en-GB"/>
+              </w:rPr>
+            </w:pPr>
+            <w:r>
+              <w:rPr>
+                <w:lang w:val="en-GB"/>
+              </w:rPr>
+              <w:t xml:space="preserve"> </w:t>
+            </w:r>
+            <w:r>
+              <w:rPr>
+                <w:i/>
+                <w:iCs/>
+                <w:lang w:val="en-GB"/>
+              </w:rPr>
+              <w:t>NVIDIA GeForce RTX 4050 Laptop GPU</w:t>
+            </w:r>
+          </w:p>
+        </w:tc>
+      </w:tr>
+      <w:tr>
+        <w:trPr>
+          <w:trHeight w:val="537"/>
+        </w:trPr>
+        <w:tc>
+          <w:tcPr>
+            <w:tcW w:w="4175" w:type="dxa"/>
+          </w:tcPr>
+          <w:p>
+            <w:pPr>
+              <w:rPr>
+                <w:lang w:val="en-GB"/>
+              </w:rPr>
+            </w:pPr>
+            <w:r>
+              <w:rPr>
+                <w:b/>
+                <w:bCs/>
+                <w:lang w:val="en-GB"/>
+              </w:rPr>
+              <w:t>RAM</w:t>
+            </w:r>
+          </w:p>
+        </w:tc>
+        <w:tc>
+          <w:tcPr>
+            <w:tcW w:w="4167" w:type="dxa"/>
+          </w:tcPr>
+          <w:p>
+            <w:pPr>
+              <w:rPr>
+                <w:lang w:val="en-GB"/>
+              </w:rPr>
+            </w:pPr>
+            <w:r>
+              <w:rPr>
+                <w:lang w:val="en-GB"/>
+              </w:rPr>
+              <w:t xml:space="preserve"> </w:t>
+            </w:r>
+            <w:r>
+              <w:rPr>
+                <w:i/>
+                <w:iCs/>
+                <w:lang w:val="en-GB"/>
+              </w:rPr>
+              <w:t>16 GB RAM</w:t>
+            </w:r>
+          </w:p>
+        </w:tc>
+      </w:tr>
+      <w:tr>
+        <w:trPr>
+          <w:trHeight w:val="537"/>
+        </w:trPr>
+        <w:tc>
+          <w:tcPr>
+            <w:tcW w:w="4175" w:type="dxa"/>
+          </w:tcPr>
+          <w:p>
+            <w:pPr>
+              <w:jc w:val="both"/>
+              <w:rPr>
+                <w:lang w:val="en-GB"/>
+              </w:rPr>
+            </w:pPr>
+            <w:r>
+              <w:rPr>
+                <w:b/>
+                <w:bCs/>
+                <w:lang w:val="en-GB"/>
+              </w:rPr>
+              <w:t>Development environment</w:t>
+            </w:r>
+          </w:p>
+        </w:tc>
+        <w:tc>
+          <w:tcPr>
+            <w:tcW w:w="4167" w:type="dxa"/>
+          </w:tcPr>
+          <w:p>
+            <w:pPr>
+              <w:jc w:val="both"/>
+              <w:rPr>
+                <w:lang w:val="en-GB"/>
+              </w:rPr>
+            </w:pPr>
+            <w:r>
+              <w:rPr>
+                <w:lang w:val="en-GB"/>
+              </w:rPr>
+              <w:t xml:space="preserve"> </w:t>
+            </w:r>
+            <w:r>
+              <w:rPr>
+                <w:i/>
+                <w:iCs/>
+                <w:lang w:val="en-GB"/>
+              </w:rPr>
+              <w:t>2022 Visual Studio IDE, Windows SDK – Windows 10.0.26100.1</w:t>
+            </w:r>
+          </w:p>
+        </w:tc>
+      </w:tr>
+      <w:tr>
+        <w:trPr>
+          <w:trHeight w:val="537"/>
+        </w:trPr>
+        <w:tc>
+          <w:tcPr>
+            <w:tcW w:w="4175" w:type="dxa"/>
+          </w:tcPr>
+          <w:p>
+            <w:pPr>
+              <w:jc w:val="both"/>
+              <w:rPr>
+                <w:lang w:val="en-GB"/>
+              </w:rPr>
+            </w:pPr>
+            <w:r>
+              <w:rPr>
+                <w:b/>
+                <w:bCs/>
+                <w:lang w:val="en-GB"/>
+              </w:rPr>
+              <w:lastRenderedPageBreak/>
+              <w:t>External libraries</w:t>
+            </w:r>
+          </w:p>
+        </w:tc>
+        <w:tc>
+          <w:tcPr>
+            <w:tcW w:w="4167" w:type="dxa"/>
+          </w:tcPr>
+          <w:p>
+            <w:pPr>
+              <w:jc w:val="both"/>
+              <w:rPr>
+                <w:lang w:val="en-GB"/>
+              </w:rPr>
+            </w:pPr>
+            <w:r>
+              <w:rPr>
+                <w:lang w:val="en-GB"/>
+              </w:rPr>
+              <w:t xml:space="preserve"> opencv</w:t>
+            </w:r>
+            <w:r>
+              <w:rPr>
+                <w:lang w:val="en-GB"/>
+              </w:rPr>
+              <w:t>:</w:t>
+            </w:r>
+            <w:r>
+              <w:rPr>
+                <w:lang w:val="en-GB"/>
+              </w:rPr>
+              <w:t>x64-windows, glfw3</w:t>
+            </w:r>
+            <w:r>
+              <w:rPr>
+                <w:lang w:val="en-GB"/>
+              </w:rPr>
+              <w:t>:</w:t>
+            </w:r>
+            <w:r>
+              <w:rPr>
+                <w:lang w:val="en-GB"/>
+              </w:rPr>
+              <w:t>x64-windows, glad</w:t>
+            </w:r>
+            <w:r>
+              <w:rPr>
+                <w:lang w:val="en-GB"/>
+              </w:rPr>
+              <w:t>:</w:t>
+            </w:r>
+            <w:r>
+              <w:rPr>
+                <w:lang w:val="en-GB"/>
+              </w:rPr>
+              <w:t>x64-windows, glm</w:t>
+            </w:r>
+            <w:r>
+              <w:rPr>
+                <w:lang w:val="en-GB"/>
+              </w:rPr>
+              <w:t>:</w:t>
+            </w:r>
+            <w:r>
+              <w:rPr>
+                <w:lang w:val="en-GB"/>
+              </w:rPr>
+              <w:t>x64-windows</w:t>
+            </w:r>
+          </w:p>
+        </w:tc>
+      </w:tr>
+    </w:tbl>
     <w:p>
       <w:pPr>
         <w:pStyle w:val="Cmsor3"/>
@@ -893,7 +904,6 @@
         <w:rPr>
           <w:lang w:val="en-GB"/>
         </w:rPr>
-        <w:lastRenderedPageBreak/>
         <w:t xml:space="preserve">   </w:t>
       </w:r>
       <w:r>
@@ -1129,13 +1139,31 @@
               <w:rPr>
                 <w:lang w:val="en-GB"/>
               </w:rPr>
-              <w:t xml:space="preserve">Standard HD (1280×720) and </w:t>
-            </w:r>
-            <w:r>
-              <w:rPr>
-                <w:lang w:val="en-GB"/>
-              </w:rPr>
-              <w:t>Low</w:t>
+              <w:t xml:space="preserve">HD (1280×720) </w:t>
+            </w:r>
+            <w:r>
+              <w:rPr>
+                <w:lang w:val="en-GB"/>
+              </w:rPr>
+              <w:t>&amp;</w:t>
+            </w:r>
+            <w:r>
+              <w:rPr>
+                <w:lang w:val="en-GB"/>
+              </w:rPr>
+              <w:t xml:space="preserve"> </w:t>
+            </w:r>
+            <w:r>
+              <w:rPr>
+                <w:lang w:val="en-GB"/>
+              </w:rPr>
+              <w:t>L</w:t>
+            </w:r>
+            <w:r>
+              <w:rPr>
+                <w:lang w:val="en-GB"/>
+              </w:rPr>
+              <w:t>OW</w:t>
             </w:r>
             <w:r>
               <w:rPr>
@@ -1573,6 +1601,12 @@
           <w:lang w:val="en-GB"/>
         </w:rPr>
       </w:pPr>
+      <w:r>
+        <w:rPr>
+          <w:lang w:val="en-GB"/>
+        </w:rPr>
+        <w:t xml:space="preserve">   </w:t>
+      </w:r>
       <w:r>
         <w:rPr>
           <w:lang w:val="en-GB"/>
@@ -1640,6 +1674,7 @@
                 <w:bCs/>
                 <w:lang w:val="en-GB"/>
               </w:rPr>
+              <w:lastRenderedPageBreak/>
               <w:t>Filter</w:t>
             </w:r>
           </w:p>
@@ -1888,7 +1923,6 @@
               <w:rPr>
                 <w:lang w:val="en-GB"/>
               </w:rPr>
-              <w:lastRenderedPageBreak/>
               <w:t>Si</w:t>
             </w:r>
             <w:r>
@@ -2123,6 +2157,7 @@
         <w:rPr>
           <w:b/>
           <w:bCs/>
+          <w:noProof/>
           <w:lang w:val="en-GB"/>
         </w:rPr>
         <w:drawing>
@@ -2171,6 +2206,7 @@
         <w:rPr>
           <w:b/>
           <w:bCs/>
+          <w:noProof/>
           <w:lang w:val="en-GB"/>
         </w:rPr>
         <w:drawing>
@@ -2357,6 +2393,12 @@
         <w:rPr>
           <w:lang w:val="en-GB"/>
         </w:rPr>
+        <w:t xml:space="preserve">   </w:t>
+      </w:r>
+      <w:r>
+        <w:rPr>
+          <w:lang w:val="en-GB"/>
+        </w:rPr>
         <w:t>Filters: Normal – Pixelate – Si</w:t>
       </w:r>
       <w:r>
@@ -2405,6 +2447,7 @@
       </w:pPr>
       <w:r>
         <w:rPr>
+          <w:noProof/>
           <w:lang w:val="en-GB"/>
         </w:rPr>
         <w:drawing>
@@ -2445,6 +2488,7 @@
       </w:r>
       <w:r>
         <w:rPr>
+          <w:noProof/>
           <w:lang w:val="en-GB"/>
         </w:rPr>
         <w:drawing>
@@ -2485,6 +2529,7 @@
       </w:r>
       <w:r>
         <w:rPr>
+          <w:noProof/>
           <w:lang w:val="en-GB"/>
         </w:rPr>
         <w:drawing>
@@ -2525,6 +2570,7 @@
       </w:r>
       <w:r>
         <w:rPr>
+          <w:noProof/>
           <w:lang w:val="en-GB"/>
         </w:rPr>
         <w:drawing>
@@ -2583,7 +2629,12 @@
         <w:rPr>
           <w:lang w:val="en-GB"/>
         </w:rPr>
-        <w:lastRenderedPageBreak/>
+        <w:t xml:space="preserve">   </w:t>
+      </w:r>
+      <w:r>
+        <w:rPr>
+          <w:lang w:val="en-GB"/>
+        </w:rPr>
         <w:t>Resolution Comparison</w:t>
       </w:r>
     </w:p>
@@ -2607,6 +2658,7 @@
         <w:rPr>
           <w:b/>
           <w:bCs/>
+          <w:noProof/>
           <w:lang w:val="en-GB"/>
         </w:rPr>
         <w:drawing>
@@ -2713,6 +2765,12 @@
           <w:lang w:val="en-GB"/>
         </w:rPr>
       </w:pPr>
+      <w:r>
+        <w:rPr>
+          <w:lang w:val="en-GB"/>
+        </w:rPr>
+        <w:t xml:space="preserve">   </w:t>
+      </w:r>
       <w:r>
         <w:rPr>
           <w:lang w:val="en-GB"/>
@@ -2992,6 +3050,7 @@
         <w:rPr>
           <w:b/>
           <w:bCs/>
+          <w:noProof/>
           <w:lang w:val="en-GB"/>
         </w:rPr>
         <w:drawing>
@@ -3083,7 +3142,13 @@
           <w:lang w:val="en-GB"/>
         </w:rPr>
         <w:lastRenderedPageBreak/>
-        <w:t>3.4 Effect of Geometric Transformations</w:t>
+        <w:t xml:space="preserve">   </w:t>
+      </w:r>
+      <w:r>
+        <w:rPr>
+          <w:lang w:val="en-GB"/>
+        </w:rPr>
+        <w:t>Effect of Geometric Transformations</w:t>
       </w:r>
     </w:p>
     <w:p>
@@ -3401,6 +3466,7 @@
         <w:rPr>
           <w:b/>
           <w:bCs/>
+          <w:noProof/>
           <w:lang w:val="en-GB"/>
         </w:rPr>
         <w:drawing>
@@ -3464,6 +3530,148 @@
     </w:p>
     <w:p>
       <w:pPr>
+        <w:pStyle w:val="Cmsor3"/>
+        <w:rPr>
+          <w:lang w:val="en-GB"/>
+        </w:rPr>
+      </w:pPr>
+      <w:r>
+        <w:rPr>
+          <w:lang w:val="en-GB"/>
+        </w:rPr>
+        <w:t xml:space="preserve">   Transforms: Pan – Rotate – Zoom</w:t>
+      </w:r>
+    </w:p>
+    <w:p>
+      <w:pPr>
+        <w:jc w:val="center"/>
+        <w:rPr>
+          <w:lang w:val="en-GB"/>
+        </w:rPr>
+      </w:pPr>
+      <w:r>
+        <w:rPr>
+          <w:lang w:val="en-GB"/>
+        </w:rPr>
+        <w:drawing>
+          <wp:inline distT="0" distB="0" distL="0" distR="0" wp14:anchorId="7F74837E" wp14:editId="3CF72DBD">
+            <wp:extent cx="1515600" cy="900000"/>
+            <wp:effectExtent l="0" t="0" r="8890" b="0"/>
+            <wp:docPr id="1866273386" name="Kép 1"/>
+            <wp:cNvGraphicFramePr>
+              <a:graphicFrameLocks xmlns:a="http://schemas.openxmlformats.org/drawingml/2006/main" noChangeAspect="1"/>
+            </wp:cNvGraphicFramePr>
+            <a:graphic xmlns:a="http://schemas.openxmlformats.org/drawingml/2006/main">
+              <a:graphicData uri="http://schemas.openxmlformats.org/drawingml/2006/picture">
+                <pic:pic xmlns:pic="http://schemas.openxmlformats.org/drawingml/2006/picture">
+                  <pic:nvPicPr>
+                    <pic:cNvPr id="1866273386" name=""/>
+                    <pic:cNvPicPr/>
+                  </pic:nvPicPr>
+                  <pic:blipFill>
+                    <a:blip r:embed="rId16"/>
+                    <a:stretch>
+                      <a:fillRect/>
+                    </a:stretch>
+                  </pic:blipFill>
+                  <pic:spPr>
+                    <a:xfrm>
+                      <a:off x="0" y="0"/>
+                      <a:ext cx="1515600" cy="900000"/>
+                    </a:xfrm>
+                    <a:prstGeom prst="rect">
+                      <a:avLst/>
+                    </a:prstGeom>
+                  </pic:spPr>
+                </pic:pic>
+              </a:graphicData>
+            </a:graphic>
+          </wp:inline>
+        </w:drawing>
+      </w:r>
+      <w:r>
+        <w:rPr>
+          <w:lang w:val="en-GB"/>
+        </w:rPr>
+        <w:drawing>
+          <wp:inline distT="0" distB="0" distL="0" distR="0" wp14:anchorId="428F738A" wp14:editId="145051AC">
+            <wp:extent cx="1519200" cy="900000"/>
+            <wp:effectExtent l="0" t="0" r="5080" b="0"/>
+            <wp:docPr id="453931958" name="Kép 1"/>
+            <wp:cNvGraphicFramePr>
+              <a:graphicFrameLocks xmlns:a="http://schemas.openxmlformats.org/drawingml/2006/main" noChangeAspect="1"/>
+            </wp:cNvGraphicFramePr>
+            <a:graphic xmlns:a="http://schemas.openxmlformats.org/drawingml/2006/main">
+              <a:graphicData uri="http://schemas.openxmlformats.org/drawingml/2006/picture">
+                <pic:pic xmlns:pic="http://schemas.openxmlformats.org/drawingml/2006/picture">
+                  <pic:nvPicPr>
+                    <pic:cNvPr id="453931958" name=""/>
+                    <pic:cNvPicPr/>
+                  </pic:nvPicPr>
+                  <pic:blipFill>
+                    <a:blip r:embed="rId17"/>
+                    <a:stretch>
+                      <a:fillRect/>
+                    </a:stretch>
+                  </pic:blipFill>
+                  <pic:spPr>
+                    <a:xfrm>
+                      <a:off x="0" y="0"/>
+                      <a:ext cx="1519200" cy="900000"/>
+                    </a:xfrm>
+                    <a:prstGeom prst="rect">
+                      <a:avLst/>
+                    </a:prstGeom>
+                  </pic:spPr>
+                </pic:pic>
+              </a:graphicData>
+            </a:graphic>
+          </wp:inline>
+        </w:drawing>
+      </w:r>
+      <w:r>
+        <w:rPr>
+          <w:lang w:val="en-GB"/>
+        </w:rPr>
+        <w:drawing>
+          <wp:inline distT="0" distB="0" distL="0" distR="0" wp14:anchorId="1096E0B7" wp14:editId="71A28C51">
+            <wp:extent cx="1515600" cy="900000"/>
+            <wp:effectExtent l="0" t="0" r="8890" b="0"/>
+            <wp:docPr id="972077352" name="Kép 1"/>
+            <wp:cNvGraphicFramePr>
+              <a:graphicFrameLocks xmlns:a="http://schemas.openxmlformats.org/drawingml/2006/main" noChangeAspect="1"/>
+            </wp:cNvGraphicFramePr>
+            <a:graphic xmlns:a="http://schemas.openxmlformats.org/drawingml/2006/main">
+              <a:graphicData uri="http://schemas.openxmlformats.org/drawingml/2006/picture">
+                <pic:pic xmlns:pic="http://schemas.openxmlformats.org/drawingml/2006/picture">
+                  <pic:nvPicPr>
+                    <pic:cNvPr id="972077352" name=""/>
+                    <pic:cNvPicPr/>
+                  </pic:nvPicPr>
+                  <pic:blipFill>
+                    <a:blip r:embed="rId18"/>
+                    <a:stretch>
+                      <a:fillRect/>
+                    </a:stretch>
+                  </pic:blipFill>
+                  <pic:spPr>
+                    <a:xfrm>
+                      <a:off x="0" y="0"/>
+                      <a:ext cx="1515600" cy="900000"/>
+                    </a:xfrm>
+                    <a:prstGeom prst="rect">
+                      <a:avLst/>
+                    </a:prstGeom>
+                  </pic:spPr>
+                </pic:pic>
+              </a:graphicData>
+            </a:graphic>
+          </wp:inline>
+        </w:drawing>
+      </w:r>
+    </w:p>
+    <w:p>
+      <w:pPr>
         <w:rPr>
           <w:lang w:val="en-GB"/>
         </w:rPr>
@@ -3813,7 +4021,14 @@
         <w:rPr>
           <w:lang w:val="en-GB"/>
         </w:rPr>
-        <w:t xml:space="preserve">GPUs contain dedicated hardware pipelines for vertex and fragment transformations, whereas CPUs </w:t>
+        <w:t xml:space="preserve">GPUs contain dedicated hardware </w:t>
+      </w:r>
+      <w:r>
+        <w:rPr>
+          <w:lang w:val="en-GB"/>
+        </w:rPr>
+        <w:lastRenderedPageBreak/>
+        <w:t xml:space="preserve">pipelines for vertex and fragment transformations, whereas CPUs </w:t>
       </w:r>
       <w:r>
         <w:rPr>
@@ -3910,7 +4125,6 @@
           <w:bCs/>
           <w:lang w:val="en-GB"/>
         </w:rPr>
-        <w:lastRenderedPageBreak/>
         <w:t xml:space="preserve">Algorithm and resolution choices </w:t>
       </w:r>
       <w:r>
@@ -4749,7 +4963,7 @@
       </w:pPr>
     </w:p>
     <w:sectPr>
-      <w:footerReference w:type="default" r:id="rId16"/>
+      <w:footerReference w:type="default" r:id="rId19"/>
       <w:pgSz w:w="11906" w:h="16838"/>
       <w:pgMar w:top="1417" w:right="1417" w:bottom="1417" w:left="1417" w:header="708" w:footer="708" w:gutter="0"/>
       <w:cols w:space="708"/>
@@ -6181,6 +6395,7 @@
   <w:style w:type="character" w:default="1" w:styleId="Bekezdsalapbettpusa">
     <w:name w:val="Default Paragraph Font"/>
     <w:uiPriority w:val="1"/>
+    <w:semiHidden/>
     <w:unhideWhenUsed/>
   </w:style>
   <w:style w:type="table" w:default="1" w:styleId="Normltblzat">
@@ -6536,6 +6751,25 @@
     <w:uiPriority w:val="99"/>
     <w:rsid w:val="00D83167"/>
   </w:style>
+  <w:style w:type="table" w:styleId="Rcsostblzat">
+    <w:name w:val="Table Grid"/>
+    <w:basedOn w:val="Normltblzat"/>
+    <w:uiPriority w:val="39"/>
+    <w:rsid w:val="00365425"/>
+    <w:pPr>
+      <w:spacing w:after="0" w:line="240" w:lineRule="auto"/>
+    </w:pPr>
+    <w:tblPr>
+      <w:tblBorders>
+        <w:top w:val="single" w:sz="4" w:space="0" w:color="auto"/>
+        <w:left w:val="single" w:sz="4" w:space="0" w:color="auto"/>
+        <w:bottom w:val="single" w:sz="4" w:space="0" w:color="auto"/>
+        <w:right w:val="single" w:sz="4" w:space="0" w:color="auto"/>
+        <w:insideH w:val="single" w:sz="4" w:space="0" w:color="auto"/>
+        <w:insideV w:val="single" w:sz="4" w:space="0" w:color="auto"/>
+      </w:tblBorders>
+    </w:tblPr>
+  </w:style>
 </w:styles>
 </file>
 
